--- a/2-运维相关组织架构及职责说明/ZGS-02-01-组织架构与部门职责说明.docx
+++ b/2-运维相关组织架构及职责说明/ZGS-02-01-组织架构与部门职责说明.docx
@@ -1527,8 +1527,6 @@
               <w:tab w:val="right" w:leader="dot" w:pos="8306"/>
             </w:tabs>
           </w:pPr>
-          <w:bookmarkStart w:id="13" w:name="_GoBack"/>
-          <w:bookmarkEnd w:id="13"/>
           <w:r>
             <w:rPr>
               <w:rFonts w:hint="eastAsia" w:ascii="宋体" w:hAnsi="宋体" w:eastAsia="宋体" w:cs="宋体"/>
@@ -2602,14 +2600,14 @@
           <w:lang w:val="en-US" w:eastAsia="zh-CN"/>
         </w:rPr>
       </w:pPr>
+      <w:bookmarkStart w:id="13" w:name="_GoBack"/>
       <w:r>
         <w:rPr>
           <w:rFonts w:hint="default"/>
           <w:lang w:val="en-US" w:eastAsia="zh-CN"/>
         </w:rPr>
         <w:object>
-          <v:shape id="_x0000_i1025" o:spt="75" type="#_x0000_t75" style="height:177.75pt;width:424.4pt;" o:ole="t" filled="f" o:preferrelative="t" stroked="f" coordsize="21600,21600">
-            <v:path/>
+          <v:shape id="_x0000_i1026" o:spt="75" type="#_x0000_t75" style="height:215.4pt;width:499.8pt;" o:ole="t" filled="f" o:preferrelative="t" stroked="f" coordsize="21600,21600">
             <v:fill on="f" focussize="0,0"/>
             <v:stroke on="f"/>
             <v:imagedata r:id="rId14" o:title=""/>
@@ -2617,11 +2615,12 @@
             <w10:wrap type="none"/>
             <w10:anchorlock/>
           </v:shape>
-          <o:OLEObject Type="Embed" ProgID="Visio.Drawing.15" ShapeID="_x0000_i1025" DrawAspect="Content" ObjectID="_1468075725" r:id="rId13">
+          <o:OLEObject Type="Embed" ProgID="Visio.Drawing.15" ShapeID="_x0000_i1026" DrawAspect="Content" ObjectID="_1468075725" r:id="rId13">
             <o:LockedField>false</o:LockedField>
           </o:OLEObject>
         </w:object>
       </w:r>
+      <w:bookmarkEnd w:id="13"/>
     </w:p>
     <w:p>
       <w:pPr>

--- a/2-运维相关组织架构及职责说明/ZGS-02-01-组织架构与部门职责说明.docx
+++ b/2-运维相关组织架构及职责说明/ZGS-02-01-组织架构与部门职责说明.docx
@@ -1,10 +1,11 @@
 
 <file path=word/document.xml><?xml version="1.0" encoding="utf-8"?>
-<w:document xmlns:wpc="http://schemas.microsoft.com/office/word/2010/wordprocessingCanvas" xmlns:mc="http://schemas.openxmlformats.org/markup-compatibility/2006" xmlns:o="urn:schemas-microsoft-com:office:office" xmlns:r="http://schemas.openxmlformats.org/officeDocument/2006/relationships" xmlns:m="http://schemas.openxmlformats.org/officeDocument/2006/math" xmlns:v="urn:schemas-microsoft-com:vml" xmlns:wp14="http://schemas.microsoft.com/office/word/2010/wordprocessingDrawing" xmlns:wp="http://schemas.openxmlformats.org/drawingml/2006/wordprocessingDrawing" xmlns:w="http://schemas.openxmlformats.org/wordprocessingml/2006/main" xmlns:w14="http://schemas.microsoft.com/office/word/2010/wordml" xmlns:w10="urn:schemas-microsoft-com:office:word" xmlns:w15="http://schemas.microsoft.com/office/word/2012/wordml" xmlns:wpg="http://schemas.microsoft.com/office/word/2010/wordprocessingGroup" xmlns:wpi="http://schemas.microsoft.com/office/word/2010/wordprocessingInk" xmlns:wne="http://schemas.microsoft.com/office/word/2006/wordml" xmlns:wps="http://schemas.microsoft.com/office/word/2010/wordprocessingShape" xmlns:wpsCustomData="http://www.wps.cn/officeDocument/2013/wpsCustomData" mc:Ignorable="w14 w15 wp14">
+<w:document xmlns:wpc="http://schemas.microsoft.com/office/word/2010/wordprocessingCanvas" xmlns:mc="http://schemas.openxmlformats.org/markup-compatibility/2006" xmlns:o="urn:schemas-microsoft-com:office:office" xmlns:r="http://schemas.openxmlformats.org/officeDocument/2006/relationships" xmlns:m="http://schemas.openxmlformats.org/officeDocument/2006/math" xmlns:v="urn:schemas-microsoft-com:vml" xmlns:wp14="http://schemas.microsoft.com/office/word/2010/wordprocessingDrawing" xmlns:wp="http://schemas.openxmlformats.org/drawingml/2006/wordprocessingDrawing" xmlns:w10="urn:schemas-microsoft-com:office:word" xmlns:w="http://schemas.openxmlformats.org/wordprocessingml/2006/main" xmlns:w14="http://schemas.microsoft.com/office/word/2010/wordml" xmlns:w15="http://schemas.microsoft.com/office/word/2012/wordml" xmlns:wne="http://schemas.microsoft.com/office/word/2006/wordml" xmlns:wpg="http://schemas.microsoft.com/office/word/2010/wordprocessingGroup" xmlns:wpi="http://schemas.microsoft.com/office/word/2010/wordprocessingInk" xmlns:wps="http://schemas.microsoft.com/office/word/2010/wordprocessingShape" mc:Ignorable="w14 w15 wp14">
+  <!-- Generated by Aspose.Words for .NET 13.3.0.1 -->
   <w:body>
     <w:p>
       <w:pPr>
-        <w:pStyle w:val="24"/>
+        <w:pStyle w:val="a"/>
         <w:keepNext w:val="0"/>
         <w:keepLines w:val="0"/>
         <w:pageBreakBefore w:val="0"/>
@@ -24,7 +25,7 @@
       <w:bookmarkStart w:id="0" w:name="_Toc15895"/>
       <w:r>
         <w:drawing>
-          <wp:anchor distT="0" distB="0" distL="114300" distR="114300" simplePos="0" relativeHeight="251659264" behindDoc="1" locked="0" layoutInCell="1" allowOverlap="1">
+          <wp:anchor distT="0" distB="0" distL="114300" distR="114300" simplePos="0" relativeHeight="251658240" behindDoc="1" locked="0" layoutInCell="1" allowOverlap="1">
             <wp:simplePos x="0" y="0"/>
             <wp:positionH relativeFrom="column">
               <wp:posOffset>0</wp:posOffset>
@@ -49,7 +50,7 @@
                     </pic:cNvPicPr>
                   </pic:nvPicPr>
                   <pic:blipFill>
-                    <a:blip r:embed="rId12"/>
+                    <a:blip xmlns:r="http://schemas.openxmlformats.org/officeDocument/2006/relationships" r:embed="rId4"/>
                     <a:stretch>
                       <a:fillRect/>
                     </a:stretch>
@@ -84,7 +85,7 @@
     </w:p>
     <w:p>
       <w:pPr>
-        <w:pStyle w:val="25"/>
+        <w:pStyle w:val="a0"/>
         <w:keepNext w:val="0"/>
         <w:keepLines w:val="0"/>
         <w:pageBreakBefore w:val="0"/>
@@ -131,11 +132,11 @@
         <w:adjustRightInd w:val="0"/>
         <w:snapToGrid w:val="0"/>
         <w:spacing w:after="624" w:afterLines="200" w:line="219" w:lineRule="auto"/>
-        <w:ind w:left="0" w:leftChars="0" w:right="0" w:rightChars="0" w:firstLine="0" w:firstLineChars="0"/>
+        <w:ind w:left="0" w:right="0" w:firstLine="0" w:leftChars="0" w:rightChars="0" w:firstLineChars="0"/>
         <w:jc w:val="center"/>
         <w:textAlignment w:val="baseline"/>
         <w:rPr>
-          <w:rFonts w:hint="default" w:ascii="宋体" w:hAnsi="宋体" w:eastAsia="宋体" w:cs="宋体"/>
+          <w:rFonts w:ascii="宋体" w:eastAsia="宋体" w:hAnsi="宋体" w:cs="宋体" w:hint="default"/>
           <w:sz w:val="24"/>
           <w:szCs w:val="24"/>
           <w:lang w:val="en-US" w:eastAsia="zh-CN"/>
@@ -143,7 +144,7 @@
       </w:pPr>
       <w:r>
         <w:rPr>
-          <w:rFonts w:ascii="宋体" w:hAnsi="宋体" w:eastAsia="宋体" w:cs="宋体"/>
+          <w:rFonts w:ascii="宋体" w:eastAsia="宋体" w:hAnsi="宋体" w:cs="宋体"/>
           <w:b/>
           <w:bCs/>
           <w:spacing w:val="-3"/>
@@ -155,18 +156,17 @@
     </w:p>
     <w:tbl>
       <w:tblPr>
-        <w:tblStyle w:val="21"/>
+        <w:tblStyle w:val="TableGrid"/>
         <w:tblW w:w="0" w:type="auto"/>
         <w:jc w:val="center"/>
         <w:tblBorders>
-          <w:top w:val="none" w:color="auto" w:sz="0" w:space="0"/>
-          <w:left w:val="none" w:color="auto" w:sz="0" w:space="0"/>
-          <w:bottom w:val="none" w:color="auto" w:sz="0" w:space="0"/>
-          <w:right w:val="none" w:color="auto" w:sz="0" w:space="0"/>
-          <w:insideH w:val="none" w:color="auto" w:sz="0" w:space="0"/>
-          <w:insideV w:val="none" w:color="auto" w:sz="0" w:space="0"/>
+          <w:top w:val="nil"/>
+          <w:left w:val="nil"/>
+          <w:bottom w:val="nil"/>
+          <w:right w:val="nil"/>
+          <w:insideH w:val="nil"/>
+          <w:insideV w:val="nil"/>
         </w:tblBorders>
-        <w:tblLayout w:type="autofit"/>
         <w:tblCellMar>
           <w:top w:w="0" w:type="dxa"/>
           <w:left w:w="108" w:type="dxa"/>
@@ -180,13 +180,15 @@
       </w:tblGrid>
       <w:tr>
         <w:tblPrEx>
+          <w:tblW w:w="0" w:type="auto"/>
+          <w:jc w:val="center"/>
           <w:tblBorders>
-            <w:top w:val="none" w:color="auto" w:sz="0" w:space="0"/>
-            <w:left w:val="none" w:color="auto" w:sz="0" w:space="0"/>
-            <w:bottom w:val="none" w:color="auto" w:sz="0" w:space="0"/>
-            <w:right w:val="none" w:color="auto" w:sz="0" w:space="0"/>
-            <w:insideH w:val="none" w:color="auto" w:sz="0" w:space="0"/>
-            <w:insideV w:val="none" w:color="auto" w:sz="0" w:space="0"/>
+            <w:top w:val="nil"/>
+            <w:left w:val="nil"/>
+            <w:bottom w:val="nil"/>
+            <w:right w:val="nil"/>
+            <w:insideH w:val="nil"/>
+            <w:insideV w:val="nil"/>
           </w:tblBorders>
           <w:tblCellMar>
             <w:top w:w="0" w:type="dxa"/>
@@ -196,7 +198,7 @@
           </w:tblCellMar>
         </w:tblPrEx>
         <w:trPr>
-          <w:trHeight w:val="810" w:hRule="atLeast"/>
+          <w:trHeight w:val="810"/>
           <w:jc w:val="center"/>
         </w:trPr>
         <w:tc>
@@ -271,7 +273,7 @@
             </w:r>
             <w:r>
               <w:rPr>
-                <w:rFonts w:hint="eastAsia" w:asciiTheme="minorAscii" w:hAnsiTheme="minorAscii" w:eastAsiaTheme="minorEastAsia"/>
+                <w:rFonts w:asciiTheme="minorAscii" w:eastAsiaTheme="minorEastAsia" w:hAnsiTheme="minorAscii" w:hint="eastAsia"/>
                 <w:spacing w:val="227"/>
                 <w:sz w:val="21"/>
                 <w:vertAlign w:val="baseline"/>
@@ -293,14 +295,8 @@
       </w:tr>
       <w:tr>
         <w:tblPrEx>
-          <w:tblBorders>
-            <w:top w:val="none" w:color="auto" w:sz="0" w:space="0"/>
-            <w:left w:val="none" w:color="auto" w:sz="0" w:space="0"/>
-            <w:bottom w:val="none" w:color="auto" w:sz="0" w:space="0"/>
-            <w:right w:val="none" w:color="auto" w:sz="0" w:space="0"/>
-            <w:insideH w:val="none" w:color="auto" w:sz="0" w:space="0"/>
-            <w:insideV w:val="none" w:color="auto" w:sz="0" w:space="0"/>
-          </w:tblBorders>
+          <w:tblW w:w="0" w:type="auto"/>
+          <w:jc w:val="center"/>
           <w:tblCellMar>
             <w:top w:w="0" w:type="dxa"/>
             <w:left w:w="108" w:type="dxa"/>
@@ -309,7 +305,7 @@
           </w:tblCellMar>
         </w:tblPrEx>
         <w:trPr>
-          <w:trHeight w:val="810" w:hRule="atLeast"/>
+          <w:trHeight w:val="810"/>
           <w:jc w:val="center"/>
         </w:trPr>
         <w:tc>
@@ -334,7 +330,7 @@
               <w:snapToGrid w:val="0"/>
               <w:textAlignment w:val="baseline"/>
               <w:rPr>
-                <w:rFonts w:hint="default" w:ascii="Arial" w:hAnsi="Arial" w:eastAsia="Arial" w:cs="Arial"/>
+                <w:rFonts w:ascii="Arial" w:eastAsia="Arial" w:hAnsi="Arial" w:cs="Arial" w:hint="default"/>
                 <w:snapToGrid w:val="0"/>
                 <w:color w:val="000000"/>
                 <w:kern w:val="0"/>
@@ -366,7 +362,7 @@
             </w:r>
             <w:r>
               <w:rPr>
-                <w:rFonts w:hint="default" w:asciiTheme="minorAscii" w:hAnsiTheme="minorAscii" w:eastAsiaTheme="minorEastAsia"/>
+                <w:rFonts w:asciiTheme="minorAscii" w:eastAsiaTheme="minorEastAsia" w:hAnsiTheme="minorAscii" w:hint="default"/>
                 <w:spacing w:val="227"/>
                 <w:sz w:val="21"/>
                 <w:vertAlign w:val="baseline"/>
@@ -420,7 +416,7 @@
               <w:snapToGrid w:val="0"/>
               <w:textAlignment w:val="baseline"/>
               <w:rPr>
-                <w:rFonts w:hint="default" w:ascii="Arial" w:hAnsi="Arial" w:eastAsia="Arial" w:cs="Arial"/>
+                <w:rFonts w:ascii="Arial" w:eastAsia="Arial" w:hAnsi="Arial" w:cs="Arial" w:hint="default"/>
                 <w:snapToGrid w:val="0"/>
                 <w:color w:val="000000"/>
                 <w:kern w:val="0"/>
@@ -440,7 +436,7 @@
             </w:r>
             <w:r>
               <w:rPr>
-                <w:rFonts w:hint="eastAsia" w:asciiTheme="minorAscii" w:hAnsiTheme="minorAscii" w:eastAsiaTheme="minorEastAsia"/>
+                <w:rFonts w:asciiTheme="minorAscii" w:eastAsiaTheme="minorEastAsia" w:hAnsiTheme="minorAscii" w:hint="eastAsia"/>
                 <w:spacing w:val="227"/>
                 <w:sz w:val="21"/>
                 <w:vertAlign w:val="baseline"/>
@@ -462,14 +458,8 @@
       </w:tr>
       <w:tr>
         <w:tblPrEx>
-          <w:tblBorders>
-            <w:top w:val="none" w:color="auto" w:sz="0" w:space="0"/>
-            <w:left w:val="none" w:color="auto" w:sz="0" w:space="0"/>
-            <w:bottom w:val="none" w:color="auto" w:sz="0" w:space="0"/>
-            <w:right w:val="none" w:color="auto" w:sz="0" w:space="0"/>
-            <w:insideH w:val="none" w:color="auto" w:sz="0" w:space="0"/>
-            <w:insideV w:val="none" w:color="auto" w:sz="0" w:space="0"/>
-          </w:tblBorders>
+          <w:tblW w:w="0" w:type="auto"/>
+          <w:jc w:val="center"/>
           <w:tblCellMar>
             <w:top w:w="0" w:type="dxa"/>
             <w:left w:w="108" w:type="dxa"/>
@@ -478,7 +468,7 @@
           </w:tblCellMar>
         </w:tblPrEx>
         <w:trPr>
-          <w:trHeight w:val="635" w:hRule="atLeast"/>
+          <w:trHeight w:val="635"/>
           <w:jc w:val="center"/>
         </w:trPr>
         <w:tc>
@@ -555,7 +545,7 @@
             </w:r>
             <w:r>
               <w:rPr>
-                <w:rFonts w:hint="eastAsia" w:asciiTheme="minorAscii" w:hAnsiTheme="minorAscii" w:eastAsiaTheme="minorEastAsia"/>
+                <w:rFonts w:asciiTheme="minorAscii" w:eastAsiaTheme="minorEastAsia" w:hAnsiTheme="minorAscii" w:hint="eastAsia"/>
                 <w:spacing w:val="227"/>
                 <w:sz w:val="21"/>
                 <w:vertAlign w:val="baseline"/>
@@ -616,14 +606,14 @@
         <w:ind w:left="3634"/>
         <w:textAlignment w:val="baseline"/>
         <w:rPr>
-          <w:rFonts w:ascii="宋体" w:hAnsi="宋体" w:eastAsia="宋体" w:cs="宋体"/>
+          <w:rFonts w:ascii="宋体" w:eastAsia="宋体" w:hAnsi="宋体" w:cs="宋体"/>
           <w:sz w:val="31"/>
           <w:szCs w:val="31"/>
         </w:rPr>
       </w:pPr>
       <w:r>
         <w:rPr>
-          <w:rFonts w:ascii="宋体" w:hAnsi="宋体" w:eastAsia="宋体" w:cs="宋体"/>
+          <w:rFonts w:ascii="宋体" w:eastAsia="宋体" w:hAnsi="宋体" w:cs="宋体"/>
           <w:b/>
           <w:bCs/>
           <w:spacing w:val="4"/>
@@ -635,16 +625,16 @@
     </w:p>
     <w:tbl>
       <w:tblPr>
-        <w:tblStyle w:val="26"/>
+        <w:tblStyle w:val="TableNormal0"/>
         <w:tblW w:w="7137" w:type="dxa"/>
         <w:jc w:val="center"/>
         <w:tblBorders>
-          <w:top w:val="single" w:color="000000" w:sz="2" w:space="0"/>
-          <w:left w:val="single" w:color="000000" w:sz="2" w:space="0"/>
-          <w:bottom w:val="single" w:color="000000" w:sz="2" w:space="0"/>
-          <w:right w:val="single" w:color="000000" w:sz="2" w:space="0"/>
-          <w:insideH w:val="single" w:color="000000" w:sz="2" w:space="0"/>
-          <w:insideV w:val="single" w:color="000000" w:sz="2" w:space="0"/>
+          <w:top w:val="single" w:sz="2" w:space="0" w:color="000000"/>
+          <w:left w:val="single" w:sz="2" w:space="0" w:color="000000"/>
+          <w:bottom w:val="single" w:sz="2" w:space="0" w:color="000000"/>
+          <w:right w:val="single" w:sz="2" w:space="0" w:color="000000"/>
+          <w:insideH w:val="single" w:sz="2" w:space="0" w:color="000000"/>
+          <w:insideV w:val="single" w:sz="2" w:space="0" w:color="000000"/>
         </w:tblBorders>
         <w:tblLayout w:type="fixed"/>
         <w:tblCellMar>
@@ -662,14 +652,17 @@
       </w:tblGrid>
       <w:tr>
         <w:tblPrEx>
+          <w:tblW w:w="7137" w:type="dxa"/>
+          <w:jc w:val="center"/>
           <w:tblBorders>
-            <w:top w:val="single" w:color="000000" w:sz="2" w:space="0"/>
-            <w:left w:val="single" w:color="000000" w:sz="2" w:space="0"/>
-            <w:bottom w:val="single" w:color="000000" w:sz="2" w:space="0"/>
-            <w:right w:val="single" w:color="000000" w:sz="2" w:space="0"/>
-            <w:insideH w:val="single" w:color="000000" w:sz="2" w:space="0"/>
-            <w:insideV w:val="single" w:color="000000" w:sz="2" w:space="0"/>
+            <w:top w:val="single" w:sz="2" w:space="0" w:color="000000"/>
+            <w:left w:val="single" w:sz="2" w:space="0" w:color="000000"/>
+            <w:bottom w:val="single" w:sz="2" w:space="0" w:color="000000"/>
+            <w:right w:val="single" w:sz="2" w:space="0" w:color="000000"/>
+            <w:insideH w:val="single" w:sz="2" w:space="0" w:color="000000"/>
+            <w:insideV w:val="single" w:sz="2" w:space="0" w:color="000000"/>
           </w:tblBorders>
+          <w:tblLayout w:type="fixed"/>
           <w:tblCellMar>
             <w:top w:w="0" w:type="dxa"/>
             <w:left w:w="0" w:type="dxa"/>
@@ -678,7 +671,7 @@
           </w:tblCellMar>
         </w:tblPrEx>
         <w:trPr>
-          <w:trHeight w:val="593" w:hRule="atLeast"/>
+          <w:trHeight w:val="593"/>
           <w:jc w:val="center"/>
         </w:trPr>
         <w:tc>
@@ -701,18 +694,18 @@
               <w:adjustRightInd w:val="0"/>
               <w:snapToGrid w:val="0"/>
               <w:spacing w:before="176" w:line="228" w:lineRule="auto"/>
-              <w:ind w:left="0" w:leftChars="0" w:right="0" w:rightChars="0" w:firstLine="0" w:firstLineChars="0"/>
+              <w:ind w:left="0" w:right="0" w:firstLine="0" w:leftChars="0" w:rightChars="0" w:firstLineChars="0"/>
               <w:jc w:val="center"/>
               <w:textAlignment w:val="baseline"/>
               <w:rPr>
-                <w:rFonts w:ascii="宋体" w:hAnsi="宋体" w:eastAsia="宋体" w:cs="宋体"/>
+                <w:rFonts w:ascii="宋体" w:eastAsia="宋体" w:hAnsi="宋体" w:cs="宋体"/>
                 <w:sz w:val="20"/>
                 <w:szCs w:val="20"/>
               </w:rPr>
             </w:pPr>
             <w:r>
               <w:rPr>
-                <w:rFonts w:ascii="宋体" w:hAnsi="宋体" w:eastAsia="宋体" w:cs="宋体"/>
+                <w:rFonts w:ascii="宋体" w:eastAsia="宋体" w:hAnsi="宋体" w:cs="宋体"/>
                 <w:spacing w:val="-14"/>
                 <w:sz w:val="20"/>
                 <w:szCs w:val="20"/>
@@ -741,18 +734,18 @@
               <w:adjustRightInd w:val="0"/>
               <w:snapToGrid w:val="0"/>
               <w:spacing w:before="175" w:line="227" w:lineRule="auto"/>
-              <w:ind w:left="0" w:leftChars="0" w:right="0" w:rightChars="0" w:firstLine="0" w:firstLineChars="0"/>
+              <w:ind w:left="0" w:right="0" w:firstLine="0" w:leftChars="0" w:rightChars="0" w:firstLineChars="0"/>
               <w:jc w:val="center"/>
               <w:textAlignment w:val="baseline"/>
               <w:rPr>
-                <w:rFonts w:ascii="宋体" w:hAnsi="宋体" w:eastAsia="宋体" w:cs="宋体"/>
+                <w:rFonts w:ascii="宋体" w:eastAsia="宋体" w:hAnsi="宋体" w:cs="宋体"/>
                 <w:sz w:val="20"/>
                 <w:szCs w:val="20"/>
               </w:rPr>
             </w:pPr>
             <w:r>
               <w:rPr>
-                <w:rFonts w:ascii="宋体" w:hAnsi="宋体" w:eastAsia="宋体" w:cs="宋体"/>
+                <w:rFonts w:ascii="宋体" w:eastAsia="宋体" w:hAnsi="宋体" w:cs="宋体"/>
                 <w:spacing w:val="4"/>
                 <w:sz w:val="20"/>
                 <w:szCs w:val="20"/>
@@ -781,18 +774,18 @@
               <w:adjustRightInd w:val="0"/>
               <w:snapToGrid w:val="0"/>
               <w:spacing w:before="175" w:line="228" w:lineRule="auto"/>
-              <w:ind w:left="0" w:leftChars="0" w:right="0" w:rightChars="0" w:firstLine="0" w:firstLineChars="0"/>
+              <w:ind w:left="0" w:right="0" w:firstLine="0" w:leftChars="0" w:rightChars="0" w:firstLineChars="0"/>
               <w:jc w:val="center"/>
               <w:textAlignment w:val="baseline"/>
               <w:rPr>
-                <w:rFonts w:ascii="宋体" w:hAnsi="宋体" w:eastAsia="宋体" w:cs="宋体"/>
+                <w:rFonts w:ascii="宋体" w:eastAsia="宋体" w:hAnsi="宋体" w:cs="宋体"/>
                 <w:sz w:val="20"/>
                 <w:szCs w:val="20"/>
               </w:rPr>
             </w:pPr>
             <w:r>
               <w:rPr>
-                <w:rFonts w:ascii="宋体" w:hAnsi="宋体" w:eastAsia="宋体" w:cs="宋体"/>
+                <w:rFonts w:ascii="宋体" w:eastAsia="宋体" w:hAnsi="宋体" w:cs="宋体"/>
                 <w:spacing w:val="7"/>
                 <w:sz w:val="20"/>
                 <w:szCs w:val="20"/>
@@ -821,18 +814,18 @@
               <w:adjustRightInd w:val="0"/>
               <w:snapToGrid w:val="0"/>
               <w:spacing w:before="176" w:line="229" w:lineRule="auto"/>
-              <w:ind w:left="0" w:leftChars="0" w:right="0" w:rightChars="0" w:firstLine="0" w:firstLineChars="0"/>
+              <w:ind w:left="0" w:right="0" w:firstLine="0" w:leftChars="0" w:rightChars="0" w:firstLineChars="0"/>
               <w:jc w:val="center"/>
               <w:textAlignment w:val="baseline"/>
               <w:rPr>
-                <w:rFonts w:ascii="宋体" w:hAnsi="宋体" w:eastAsia="宋体" w:cs="宋体"/>
+                <w:rFonts w:ascii="宋体" w:eastAsia="宋体" w:hAnsi="宋体" w:cs="宋体"/>
                 <w:sz w:val="20"/>
                 <w:szCs w:val="20"/>
               </w:rPr>
             </w:pPr>
             <w:r>
               <w:rPr>
-                <w:rFonts w:ascii="宋体" w:hAnsi="宋体" w:eastAsia="宋体" w:cs="宋体"/>
+                <w:rFonts w:ascii="宋体" w:eastAsia="宋体" w:hAnsi="宋体" w:cs="宋体"/>
                 <w:spacing w:val="7"/>
                 <w:sz w:val="20"/>
                 <w:szCs w:val="20"/>
@@ -844,14 +837,9 @@
       </w:tr>
       <w:tr>
         <w:tblPrEx>
-          <w:tblBorders>
-            <w:top w:val="single" w:color="000000" w:sz="2" w:space="0"/>
-            <w:left w:val="single" w:color="000000" w:sz="2" w:space="0"/>
-            <w:bottom w:val="single" w:color="000000" w:sz="2" w:space="0"/>
-            <w:right w:val="single" w:color="000000" w:sz="2" w:space="0"/>
-            <w:insideH w:val="single" w:color="000000" w:sz="2" w:space="0"/>
-            <w:insideV w:val="single" w:color="000000" w:sz="2" w:space="0"/>
-          </w:tblBorders>
+          <w:tblW w:w="7137" w:type="dxa"/>
+          <w:jc w:val="center"/>
+          <w:tblLayout w:type="fixed"/>
           <w:tblCellMar>
             <w:top w:w="0" w:type="dxa"/>
             <w:left w:w="0" w:type="dxa"/>
@@ -860,7 +848,7 @@
           </w:tblCellMar>
         </w:tblPrEx>
         <w:trPr>
-          <w:trHeight w:val="516" w:hRule="atLeast"/>
+          <w:trHeight w:val="516"/>
           <w:jc w:val="center"/>
         </w:trPr>
         <w:tc>
@@ -883,11 +871,11 @@
               <w:adjustRightInd w:val="0"/>
               <w:snapToGrid w:val="0"/>
               <w:spacing w:before="173" w:line="267" w:lineRule="exact"/>
-              <w:ind w:left="0" w:leftChars="0" w:right="0" w:rightChars="0" w:firstLine="0" w:firstLineChars="0"/>
+              <w:ind w:left="0" w:right="0" w:firstLine="0" w:leftChars="0" w:rightChars="0" w:firstLineChars="0"/>
               <w:jc w:val="center"/>
               <w:textAlignment w:val="baseline"/>
               <w:rPr>
-                <w:rFonts w:hint="default" w:ascii="宋体" w:hAnsi="宋体" w:eastAsia="宋体" w:cs="宋体"/>
+                <w:rFonts w:ascii="宋体" w:eastAsia="宋体" w:hAnsi="宋体" w:cs="宋体" w:hint="default"/>
                 <w:sz w:val="20"/>
                 <w:szCs w:val="20"/>
                 <w:lang w:val="en-US" w:eastAsia="zh-CN"/>
@@ -895,7 +883,7 @@
             </w:pPr>
             <w:r>
               <w:rPr>
-                <w:rFonts w:ascii="宋体" w:hAnsi="宋体" w:eastAsia="宋体" w:cs="宋体"/>
+                <w:rFonts w:ascii="宋体" w:eastAsia="宋体" w:hAnsi="宋体" w:cs="宋体"/>
                 <w:spacing w:val="3"/>
                 <w:position w:val="1"/>
                 <w:sz w:val="20"/>
@@ -905,7 +893,7 @@
             </w:r>
             <w:r>
               <w:rPr>
-                <w:rFonts w:hint="eastAsia" w:ascii="宋体" w:hAnsi="宋体" w:cs="宋体"/>
+                <w:rFonts w:ascii="宋体" w:hAnsi="宋体" w:cs="宋体" w:hint="eastAsia"/>
                 <w:spacing w:val="3"/>
                 <w:position w:val="1"/>
                 <w:sz w:val="20"/>
@@ -916,7 +904,7 @@
             </w:r>
             <w:r>
               <w:rPr>
-                <w:rFonts w:ascii="宋体" w:hAnsi="宋体" w:eastAsia="宋体" w:cs="宋体"/>
+                <w:rFonts w:ascii="宋体" w:eastAsia="宋体" w:hAnsi="宋体" w:cs="宋体"/>
                 <w:spacing w:val="3"/>
                 <w:position w:val="1"/>
                 <w:sz w:val="20"/>
@@ -926,7 +914,7 @@
             </w:r>
             <w:r>
               <w:rPr>
-                <w:rFonts w:hint="eastAsia" w:ascii="宋体" w:hAnsi="宋体" w:cs="宋体"/>
+                <w:rFonts w:ascii="宋体" w:hAnsi="宋体" w:cs="宋体" w:hint="eastAsia"/>
                 <w:spacing w:val="3"/>
                 <w:position w:val="1"/>
                 <w:sz w:val="20"/>
@@ -957,18 +945,18 @@
               <w:adjustRightInd w:val="0"/>
               <w:snapToGrid w:val="0"/>
               <w:spacing w:before="173" w:line="267" w:lineRule="exact"/>
-              <w:ind w:left="0" w:leftChars="0" w:right="0" w:rightChars="0" w:firstLine="0" w:firstLineChars="0"/>
+              <w:ind w:left="0" w:right="0" w:firstLine="0" w:leftChars="0" w:rightChars="0" w:firstLineChars="0"/>
               <w:jc w:val="center"/>
               <w:textAlignment w:val="baseline"/>
               <w:rPr>
-                <w:rFonts w:ascii="宋体" w:hAnsi="宋体" w:eastAsia="宋体" w:cs="宋体"/>
+                <w:rFonts w:ascii="宋体" w:eastAsia="宋体" w:hAnsi="宋体" w:cs="宋体"/>
                 <w:sz w:val="20"/>
                 <w:szCs w:val="20"/>
               </w:rPr>
             </w:pPr>
             <w:r>
               <w:rPr>
-                <w:rFonts w:ascii="宋体" w:hAnsi="宋体" w:eastAsia="宋体" w:cs="宋体"/>
+                <w:rFonts w:ascii="宋体" w:eastAsia="宋体" w:hAnsi="宋体" w:cs="宋体"/>
                 <w:spacing w:val="4"/>
                 <w:position w:val="1"/>
                 <w:sz w:val="20"/>
@@ -998,18 +986,18 @@
               <w:adjustRightInd w:val="0"/>
               <w:snapToGrid w:val="0"/>
               <w:spacing w:before="172" w:line="228" w:lineRule="auto"/>
-              <w:ind w:left="0" w:leftChars="0" w:right="0" w:rightChars="0" w:firstLine="0" w:firstLineChars="0"/>
+              <w:ind w:left="0" w:right="0" w:firstLine="0" w:leftChars="0" w:rightChars="0" w:firstLineChars="0"/>
               <w:jc w:val="center"/>
               <w:textAlignment w:val="baseline"/>
               <w:rPr>
-                <w:rFonts w:ascii="宋体" w:hAnsi="宋体" w:eastAsia="宋体" w:cs="宋体"/>
+                <w:rFonts w:ascii="宋体" w:eastAsia="宋体" w:hAnsi="宋体" w:cs="宋体"/>
                 <w:sz w:val="20"/>
                 <w:szCs w:val="20"/>
               </w:rPr>
             </w:pPr>
             <w:r>
               <w:rPr>
-                <w:rFonts w:ascii="宋体" w:hAnsi="宋体" w:eastAsia="宋体" w:cs="宋体"/>
+                <w:rFonts w:ascii="宋体" w:eastAsia="宋体" w:hAnsi="宋体" w:cs="宋体"/>
                 <w:spacing w:val="7"/>
                 <w:sz w:val="20"/>
                 <w:szCs w:val="20"/>
@@ -1038,11 +1026,11 @@
               <w:adjustRightInd w:val="0"/>
               <w:snapToGrid w:val="0"/>
               <w:spacing w:before="173" w:line="229" w:lineRule="auto"/>
-              <w:ind w:left="0" w:leftChars="0" w:right="0" w:rightChars="0" w:firstLine="0" w:firstLineChars="0"/>
+              <w:ind w:left="0" w:right="0" w:firstLine="0" w:leftChars="0" w:rightChars="0" w:firstLineChars="0"/>
               <w:jc w:val="center"/>
               <w:textAlignment w:val="baseline"/>
               <w:rPr>
-                <w:rFonts w:ascii="宋体" w:hAnsi="宋体" w:eastAsia="宋体" w:cs="宋体"/>
+                <w:rFonts w:ascii="宋体" w:eastAsia="宋体" w:hAnsi="宋体" w:cs="宋体"/>
                 <w:sz w:val="20"/>
                 <w:szCs w:val="20"/>
               </w:rPr>
@@ -1059,14 +1047,9 @@
       </w:tr>
       <w:tr>
         <w:tblPrEx>
-          <w:tblBorders>
-            <w:top w:val="single" w:color="000000" w:sz="2" w:space="0"/>
-            <w:left w:val="single" w:color="000000" w:sz="2" w:space="0"/>
-            <w:bottom w:val="single" w:color="000000" w:sz="2" w:space="0"/>
-            <w:right w:val="single" w:color="000000" w:sz="2" w:space="0"/>
-            <w:insideH w:val="single" w:color="000000" w:sz="2" w:space="0"/>
-            <w:insideV w:val="single" w:color="000000" w:sz="2" w:space="0"/>
-          </w:tblBorders>
+          <w:tblW w:w="7137" w:type="dxa"/>
+          <w:jc w:val="center"/>
+          <w:tblLayout w:type="fixed"/>
           <w:tblCellMar>
             <w:top w:w="0" w:type="dxa"/>
             <w:left w:w="0" w:type="dxa"/>
@@ -1075,7 +1058,7 @@
           </w:tblCellMar>
         </w:tblPrEx>
         <w:trPr>
-          <w:trHeight w:val="556" w:hRule="atLeast"/>
+          <w:trHeight w:val="556"/>
           <w:jc w:val="center"/>
         </w:trPr>
         <w:tc>
@@ -1084,7 +1067,7 @@
           </w:tcPr>
           <w:p>
             <w:pPr>
-              <w:pStyle w:val="27"/>
+              <w:pStyle w:val="TableText"/>
               <w:keepNext w:val="0"/>
               <w:keepLines w:val="0"/>
               <w:pageBreakBefore w:val="0"/>
@@ -1098,7 +1081,7 @@
               <w:bidi w:val="0"/>
               <w:adjustRightInd w:val="0"/>
               <w:snapToGrid w:val="0"/>
-              <w:ind w:left="0" w:leftChars="0" w:right="0" w:rightChars="0" w:firstLine="0" w:firstLineChars="0"/>
+              <w:ind w:left="0" w:right="0" w:firstLine="0" w:leftChars="0" w:rightChars="0" w:firstLineChars="0"/>
               <w:jc w:val="center"/>
               <w:textAlignment w:val="baseline"/>
             </w:pPr>
@@ -1110,7 +1093,7 @@
           </w:tcPr>
           <w:p>
             <w:pPr>
-              <w:pStyle w:val="27"/>
+              <w:pStyle w:val="TableText"/>
               <w:keepNext w:val="0"/>
               <w:keepLines w:val="0"/>
               <w:pageBreakBefore w:val="0"/>
@@ -1124,7 +1107,7 @@
               <w:bidi w:val="0"/>
               <w:adjustRightInd w:val="0"/>
               <w:snapToGrid w:val="0"/>
-              <w:ind w:left="0" w:leftChars="0" w:right="0" w:rightChars="0" w:firstLine="0" w:firstLineChars="0"/>
+              <w:ind w:left="0" w:right="0" w:firstLine="0" w:leftChars="0" w:rightChars="0" w:firstLineChars="0"/>
               <w:jc w:val="center"/>
               <w:textAlignment w:val="baseline"/>
             </w:pPr>
@@ -1136,7 +1119,7 @@
           </w:tcPr>
           <w:p>
             <w:pPr>
-              <w:pStyle w:val="27"/>
+              <w:pStyle w:val="TableText"/>
               <w:keepNext w:val="0"/>
               <w:keepLines w:val="0"/>
               <w:pageBreakBefore w:val="0"/>
@@ -1150,7 +1133,7 @@
               <w:bidi w:val="0"/>
               <w:adjustRightInd w:val="0"/>
               <w:snapToGrid w:val="0"/>
-              <w:ind w:left="0" w:leftChars="0" w:right="0" w:rightChars="0" w:firstLine="0" w:firstLineChars="0"/>
+              <w:ind w:left="0" w:right="0" w:firstLine="0" w:leftChars="0" w:rightChars="0" w:firstLineChars="0"/>
               <w:jc w:val="center"/>
               <w:textAlignment w:val="baseline"/>
             </w:pPr>
@@ -1162,7 +1145,7 @@
           </w:tcPr>
           <w:p>
             <w:pPr>
-              <w:pStyle w:val="27"/>
+              <w:pStyle w:val="TableText"/>
               <w:keepNext w:val="0"/>
               <w:keepLines w:val="0"/>
               <w:pageBreakBefore w:val="0"/>
@@ -1176,7 +1159,7 @@
               <w:bidi w:val="0"/>
               <w:adjustRightInd w:val="0"/>
               <w:snapToGrid w:val="0"/>
-              <w:ind w:left="0" w:leftChars="0" w:right="0" w:rightChars="0" w:firstLine="0" w:firstLineChars="0"/>
+              <w:ind w:left="0" w:right="0" w:firstLine="0" w:leftChars="0" w:rightChars="0" w:firstLineChars="0"/>
               <w:jc w:val="center"/>
               <w:textAlignment w:val="baseline"/>
             </w:pPr>
@@ -1185,14 +1168,9 @@
       </w:tr>
       <w:tr>
         <w:tblPrEx>
-          <w:tblBorders>
-            <w:top w:val="single" w:color="000000" w:sz="2" w:space="0"/>
-            <w:left w:val="single" w:color="000000" w:sz="2" w:space="0"/>
-            <w:bottom w:val="single" w:color="000000" w:sz="2" w:space="0"/>
-            <w:right w:val="single" w:color="000000" w:sz="2" w:space="0"/>
-            <w:insideH w:val="single" w:color="000000" w:sz="2" w:space="0"/>
-            <w:insideV w:val="single" w:color="000000" w:sz="2" w:space="0"/>
-          </w:tblBorders>
+          <w:tblW w:w="7137" w:type="dxa"/>
+          <w:jc w:val="center"/>
+          <w:tblLayout w:type="fixed"/>
           <w:tblCellMar>
             <w:top w:w="0" w:type="dxa"/>
             <w:left w:w="0" w:type="dxa"/>
@@ -1201,7 +1179,7 @@
           </w:tblCellMar>
         </w:tblPrEx>
         <w:trPr>
-          <w:trHeight w:val="556" w:hRule="atLeast"/>
+          <w:trHeight w:val="556"/>
           <w:jc w:val="center"/>
         </w:trPr>
         <w:tc>
@@ -1210,7 +1188,7 @@
           </w:tcPr>
           <w:p>
             <w:pPr>
-              <w:pStyle w:val="27"/>
+              <w:pStyle w:val="TableText"/>
               <w:keepNext w:val="0"/>
               <w:keepLines w:val="0"/>
               <w:pageBreakBefore w:val="0"/>
@@ -1224,7 +1202,7 @@
               <w:bidi w:val="0"/>
               <w:adjustRightInd w:val="0"/>
               <w:snapToGrid w:val="0"/>
-              <w:ind w:left="0" w:leftChars="0" w:right="0" w:rightChars="0" w:firstLine="0" w:firstLineChars="0"/>
+              <w:ind w:left="0" w:right="0" w:firstLine="0" w:leftChars="0" w:rightChars="0" w:firstLineChars="0"/>
               <w:jc w:val="center"/>
               <w:textAlignment w:val="baseline"/>
             </w:pPr>
@@ -1236,7 +1214,7 @@
           </w:tcPr>
           <w:p>
             <w:pPr>
-              <w:pStyle w:val="27"/>
+              <w:pStyle w:val="TableText"/>
               <w:keepNext w:val="0"/>
               <w:keepLines w:val="0"/>
               <w:pageBreakBefore w:val="0"/>
@@ -1250,7 +1228,7 @@
               <w:bidi w:val="0"/>
               <w:adjustRightInd w:val="0"/>
               <w:snapToGrid w:val="0"/>
-              <w:ind w:left="0" w:leftChars="0" w:right="0" w:rightChars="0" w:firstLine="0" w:firstLineChars="0"/>
+              <w:ind w:left="0" w:right="0" w:firstLine="0" w:leftChars="0" w:rightChars="0" w:firstLineChars="0"/>
               <w:jc w:val="center"/>
               <w:textAlignment w:val="baseline"/>
             </w:pPr>
@@ -1262,7 +1240,7 @@
           </w:tcPr>
           <w:p>
             <w:pPr>
-              <w:pStyle w:val="27"/>
+              <w:pStyle w:val="TableText"/>
               <w:keepNext w:val="0"/>
               <w:keepLines w:val="0"/>
               <w:pageBreakBefore w:val="0"/>
@@ -1276,7 +1254,7 @@
               <w:bidi w:val="0"/>
               <w:adjustRightInd w:val="0"/>
               <w:snapToGrid w:val="0"/>
-              <w:ind w:left="0" w:leftChars="0" w:right="0" w:rightChars="0" w:firstLine="0" w:firstLineChars="0"/>
+              <w:ind w:left="0" w:right="0" w:firstLine="0" w:leftChars="0" w:rightChars="0" w:firstLineChars="0"/>
               <w:jc w:val="center"/>
               <w:textAlignment w:val="baseline"/>
             </w:pPr>
@@ -1288,7 +1266,7 @@
           </w:tcPr>
           <w:p>
             <w:pPr>
-              <w:pStyle w:val="27"/>
+              <w:pStyle w:val="TableText"/>
               <w:keepNext w:val="0"/>
               <w:keepLines w:val="0"/>
               <w:pageBreakBefore w:val="0"/>
@@ -1302,7 +1280,7 @@
               <w:bidi w:val="0"/>
               <w:adjustRightInd w:val="0"/>
               <w:snapToGrid w:val="0"/>
-              <w:ind w:left="0" w:leftChars="0" w:right="0" w:rightChars="0" w:firstLine="0" w:firstLineChars="0"/>
+              <w:ind w:left="0" w:right="0" w:firstLine="0" w:leftChars="0" w:rightChars="0" w:firstLineChars="0"/>
               <w:jc w:val="center"/>
               <w:textAlignment w:val="baseline"/>
             </w:pPr>
@@ -1311,14 +1289,9 @@
       </w:tr>
       <w:tr>
         <w:tblPrEx>
-          <w:tblBorders>
-            <w:top w:val="single" w:color="000000" w:sz="2" w:space="0"/>
-            <w:left w:val="single" w:color="000000" w:sz="2" w:space="0"/>
-            <w:bottom w:val="single" w:color="000000" w:sz="2" w:space="0"/>
-            <w:right w:val="single" w:color="000000" w:sz="2" w:space="0"/>
-            <w:insideH w:val="single" w:color="000000" w:sz="2" w:space="0"/>
-            <w:insideV w:val="single" w:color="000000" w:sz="2" w:space="0"/>
-          </w:tblBorders>
+          <w:tblW w:w="7137" w:type="dxa"/>
+          <w:jc w:val="center"/>
+          <w:tblLayout w:type="fixed"/>
           <w:tblCellMar>
             <w:top w:w="0" w:type="dxa"/>
             <w:left w:w="0" w:type="dxa"/>
@@ -1327,7 +1300,7 @@
           </w:tblCellMar>
         </w:tblPrEx>
         <w:trPr>
-          <w:trHeight w:val="557" w:hRule="atLeast"/>
+          <w:trHeight w:val="557"/>
           <w:jc w:val="center"/>
         </w:trPr>
         <w:tc>
@@ -1336,7 +1309,7 @@
           </w:tcPr>
           <w:p>
             <w:pPr>
-              <w:pStyle w:val="27"/>
+              <w:pStyle w:val="TableText"/>
               <w:keepNext w:val="0"/>
               <w:keepLines w:val="0"/>
               <w:pageBreakBefore w:val="0"/>
@@ -1350,7 +1323,7 @@
               <w:bidi w:val="0"/>
               <w:adjustRightInd w:val="0"/>
               <w:snapToGrid w:val="0"/>
-              <w:ind w:left="0" w:leftChars="0" w:right="0" w:rightChars="0" w:firstLine="0" w:firstLineChars="0"/>
+              <w:ind w:left="0" w:right="0" w:firstLine="0" w:leftChars="0" w:rightChars="0" w:firstLineChars="0"/>
               <w:jc w:val="center"/>
               <w:textAlignment w:val="baseline"/>
             </w:pPr>
@@ -1362,7 +1335,7 @@
           </w:tcPr>
           <w:p>
             <w:pPr>
-              <w:pStyle w:val="27"/>
+              <w:pStyle w:val="TableText"/>
               <w:keepNext w:val="0"/>
               <w:keepLines w:val="0"/>
               <w:pageBreakBefore w:val="0"/>
@@ -1376,7 +1349,7 @@
               <w:bidi w:val="0"/>
               <w:adjustRightInd w:val="0"/>
               <w:snapToGrid w:val="0"/>
-              <w:ind w:left="0" w:leftChars="0" w:right="0" w:rightChars="0" w:firstLine="0" w:firstLineChars="0"/>
+              <w:ind w:left="0" w:right="0" w:firstLine="0" w:leftChars="0" w:rightChars="0" w:firstLineChars="0"/>
               <w:jc w:val="center"/>
               <w:textAlignment w:val="baseline"/>
             </w:pPr>
@@ -1388,7 +1361,7 @@
           </w:tcPr>
           <w:p>
             <w:pPr>
-              <w:pStyle w:val="27"/>
+              <w:pStyle w:val="TableText"/>
               <w:keepNext w:val="0"/>
               <w:keepLines w:val="0"/>
               <w:pageBreakBefore w:val="0"/>
@@ -1402,7 +1375,7 @@
               <w:bidi w:val="0"/>
               <w:adjustRightInd w:val="0"/>
               <w:snapToGrid w:val="0"/>
-              <w:ind w:left="0" w:leftChars="0" w:right="0" w:rightChars="0" w:firstLine="0" w:firstLineChars="0"/>
+              <w:ind w:left="0" w:right="0" w:firstLine="0" w:leftChars="0" w:rightChars="0" w:firstLineChars="0"/>
               <w:jc w:val="center"/>
               <w:textAlignment w:val="baseline"/>
             </w:pPr>
@@ -1414,7 +1387,7 @@
           </w:tcPr>
           <w:p>
             <w:pPr>
-              <w:pStyle w:val="27"/>
+              <w:pStyle w:val="TableText"/>
               <w:keepNext w:val="0"/>
               <w:keepLines w:val="0"/>
               <w:pageBreakBefore w:val="0"/>
@@ -1428,7 +1401,7 @@
               <w:bidi w:val="0"/>
               <w:adjustRightInd w:val="0"/>
               <w:snapToGrid w:val="0"/>
-              <w:ind w:left="0" w:leftChars="0" w:right="0" w:rightChars="0" w:firstLine="0" w:firstLineChars="0"/>
+              <w:ind w:left="0" w:right="0" w:firstLine="0" w:leftChars="0" w:rightChars="0" w:firstLineChars="0"/>
               <w:jc w:val="center"/>
               <w:textAlignment w:val="baseline"/>
             </w:pPr>
@@ -1460,7 +1433,7 @@
     <w:sdt>
       <w:sdtPr>
         <w:rPr>
-          <w:rFonts w:ascii="宋体" w:hAnsi="宋体" w:eastAsia="宋体" w:cs="Arial"/>
+          <w:rFonts w:ascii="宋体" w:eastAsia="宋体" w:hAnsi="宋体" w:cs="Arial"/>
           <w:snapToGrid w:val="0"/>
           <w:color w:val="000000"/>
           <w:kern w:val="0"/>
@@ -1476,7 +1449,7 @@
       </w:sdtPr>
       <w:sdtEndPr>
         <w:rPr>
-          <w:rFonts w:hint="eastAsia" w:ascii="宋体" w:hAnsi="宋体" w:eastAsia="宋体" w:cs="宋体"/>
+          <w:rFonts w:ascii="宋体" w:eastAsia="宋体" w:hAnsi="宋体" w:cs="宋体" w:hint="eastAsia"/>
           <w:snapToGrid w:val="0"/>
           <w:color w:val="000000"/>
           <w:kern w:val="0"/>
@@ -1502,18 +1475,18 @@
             <w:adjustRightInd w:val="0"/>
             <w:snapToGrid w:val="0"/>
             <w:spacing w:before="0" w:beforeLines="0" w:after="0" w:afterLines="0" w:line="240" w:lineRule="auto"/>
-            <w:ind w:left="0" w:leftChars="0" w:right="0" w:rightChars="0" w:firstLine="0" w:firstLineChars="0"/>
+            <w:ind w:left="0" w:right="0" w:firstLine="0" w:leftChars="0" w:rightChars="0" w:firstLineChars="0"/>
             <w:jc w:val="center"/>
             <w:textAlignment w:val="baseline"/>
             <w:rPr>
-              <w:rFonts w:hint="eastAsia" w:ascii="宋体" w:hAnsi="宋体" w:eastAsia="宋体" w:cs="宋体"/>
+              <w:rFonts w:ascii="宋体" w:eastAsia="宋体" w:hAnsi="宋体" w:cs="宋体" w:hint="eastAsia"/>
               <w:sz w:val="24"/>
               <w:szCs w:val="24"/>
             </w:rPr>
           </w:pPr>
           <w:r>
             <w:rPr>
-              <w:rFonts w:hint="eastAsia" w:ascii="宋体" w:hAnsi="宋体" w:eastAsia="宋体" w:cs="宋体"/>
+              <w:rFonts w:ascii="宋体" w:eastAsia="宋体" w:hAnsi="宋体" w:cs="宋体" w:hint="eastAsia"/>
               <w:sz w:val="24"/>
               <w:szCs w:val="24"/>
             </w:rPr>
@@ -1522,14 +1495,14 @@
         </w:p>
         <w:p>
           <w:pPr>
-            <w:pStyle w:val="16"/>
+            <w:pStyle w:val="TOC1"/>
             <w:tabs>
               <w:tab w:val="right" w:leader="dot" w:pos="8306"/>
             </w:tabs>
           </w:pPr>
           <w:r>
             <w:rPr>
-              <w:rFonts w:hint="eastAsia" w:ascii="宋体" w:hAnsi="宋体" w:eastAsia="宋体" w:cs="宋体"/>
+              <w:rFonts w:ascii="宋体" w:eastAsia="宋体" w:hAnsi="宋体" w:cs="宋体" w:hint="eastAsia"/>
               <w:sz w:val="24"/>
               <w:szCs w:val="24"/>
             </w:rPr>
@@ -1537,7 +1510,7 @@
           </w:r>
           <w:r>
             <w:rPr>
-              <w:rFonts w:hint="eastAsia" w:ascii="宋体" w:hAnsi="宋体" w:eastAsia="宋体" w:cs="宋体"/>
+              <w:rFonts w:ascii="宋体" w:eastAsia="宋体" w:hAnsi="宋体" w:cs="宋体" w:hint="eastAsia"/>
               <w:sz w:val="24"/>
               <w:szCs w:val="24"/>
             </w:rPr>
@@ -1545,7 +1518,7 @@
           </w:r>
           <w:r>
             <w:rPr>
-              <w:rFonts w:hint="eastAsia" w:ascii="宋体" w:hAnsi="宋体" w:eastAsia="宋体" w:cs="宋体"/>
+              <w:rFonts w:ascii="宋体" w:eastAsia="宋体" w:hAnsi="宋体" w:cs="宋体" w:hint="eastAsia"/>
               <w:sz w:val="24"/>
               <w:szCs w:val="24"/>
             </w:rPr>
@@ -1553,21 +1526,21 @@
           </w:r>
           <w:r>
             <w:rPr>
-              <w:rFonts w:hint="eastAsia" w:ascii="宋体" w:hAnsi="宋体" w:eastAsia="宋体" w:cs="宋体"/>
+              <w:rFonts w:ascii="宋体" w:eastAsia="宋体" w:hAnsi="宋体" w:cs="宋体" w:hint="eastAsia"/>
               <w:szCs w:val="24"/>
             </w:rPr>
             <w:fldChar w:fldCharType="begin"/>
           </w:r>
           <w:r>
             <w:rPr>
-              <w:rFonts w:hint="eastAsia" w:ascii="宋体" w:hAnsi="宋体" w:eastAsia="宋体" w:cs="宋体"/>
+              <w:rFonts w:ascii="宋体" w:eastAsia="宋体" w:hAnsi="宋体" w:cs="宋体" w:hint="eastAsia"/>
               <w:szCs w:val="24"/>
             </w:rPr>
             <w:instrText xml:space="preserve"> HYPERLINK \l _Toc15895 </w:instrText>
           </w:r>
           <w:r>
             <w:rPr>
-              <w:rFonts w:hint="eastAsia" w:ascii="宋体" w:hAnsi="宋体" w:eastAsia="宋体" w:cs="宋体"/>
+              <w:rFonts w:ascii="宋体" w:eastAsia="宋体" w:hAnsi="宋体" w:cs="宋体" w:hint="eastAsia"/>
               <w:szCs w:val="24"/>
             </w:rPr>
             <w:fldChar w:fldCharType="separate"/>
@@ -1599,7 +1572,7 @@
           </w:r>
           <w:r>
             <w:rPr>
-              <w:rFonts w:hint="eastAsia" w:ascii="宋体" w:hAnsi="宋体" w:eastAsia="宋体" w:cs="宋体"/>
+              <w:rFonts w:ascii="宋体" w:eastAsia="宋体" w:hAnsi="宋体" w:cs="宋体" w:hint="eastAsia"/>
               <w:szCs w:val="24"/>
             </w:rPr>
             <w:fldChar w:fldCharType="end"/>
@@ -1607,28 +1580,28 @@
         </w:p>
         <w:p>
           <w:pPr>
-            <w:pStyle w:val="16"/>
+            <w:pStyle w:val="TOC1"/>
             <w:tabs>
               <w:tab w:val="right" w:leader="dot" w:pos="8306"/>
             </w:tabs>
           </w:pPr>
           <w:r>
             <w:rPr>
-              <w:rFonts w:hint="eastAsia" w:ascii="宋体" w:hAnsi="宋体" w:eastAsia="宋体" w:cs="宋体"/>
+              <w:rFonts w:ascii="宋体" w:eastAsia="宋体" w:hAnsi="宋体" w:cs="宋体" w:hint="eastAsia"/>
               <w:szCs w:val="24"/>
             </w:rPr>
             <w:fldChar w:fldCharType="begin"/>
           </w:r>
           <w:r>
             <w:rPr>
-              <w:rFonts w:hint="eastAsia" w:ascii="宋体" w:hAnsi="宋体" w:eastAsia="宋体" w:cs="宋体"/>
+              <w:rFonts w:ascii="宋体" w:eastAsia="宋体" w:hAnsi="宋体" w:cs="宋体" w:hint="eastAsia"/>
               <w:szCs w:val="24"/>
             </w:rPr>
             <w:instrText xml:space="preserve"> HYPERLINK \l _Toc17926 </w:instrText>
           </w:r>
           <w:r>
             <w:rPr>
-              <w:rFonts w:hint="eastAsia" w:ascii="宋体" w:hAnsi="宋体" w:eastAsia="宋体" w:cs="宋体"/>
+              <w:rFonts w:ascii="宋体" w:eastAsia="宋体" w:hAnsi="宋体" w:cs="宋体" w:hint="eastAsia"/>
               <w:szCs w:val="24"/>
             </w:rPr>
             <w:fldChar w:fldCharType="separate"/>
@@ -1660,7 +1633,7 @@
           </w:r>
           <w:r>
             <w:rPr>
-              <w:rFonts w:hint="eastAsia" w:ascii="宋体" w:hAnsi="宋体" w:eastAsia="宋体" w:cs="宋体"/>
+              <w:rFonts w:ascii="宋体" w:eastAsia="宋体" w:hAnsi="宋体" w:cs="宋体" w:hint="eastAsia"/>
               <w:szCs w:val="24"/>
             </w:rPr>
             <w:fldChar w:fldCharType="end"/>
@@ -1668,28 +1641,28 @@
         </w:p>
         <w:p>
           <w:pPr>
-            <w:pStyle w:val="16"/>
+            <w:pStyle w:val="TOC1"/>
             <w:tabs>
               <w:tab w:val="right" w:leader="dot" w:pos="8306"/>
             </w:tabs>
           </w:pPr>
           <w:r>
             <w:rPr>
-              <w:rFonts w:hint="eastAsia" w:ascii="宋体" w:hAnsi="宋体" w:eastAsia="宋体" w:cs="宋体"/>
+              <w:rFonts w:ascii="宋体" w:eastAsia="宋体" w:hAnsi="宋体" w:cs="宋体" w:hint="eastAsia"/>
               <w:szCs w:val="24"/>
             </w:rPr>
             <w:fldChar w:fldCharType="begin"/>
           </w:r>
           <w:r>
             <w:rPr>
-              <w:rFonts w:hint="eastAsia" w:ascii="宋体" w:hAnsi="宋体" w:eastAsia="宋体" w:cs="宋体"/>
+              <w:rFonts w:ascii="宋体" w:eastAsia="宋体" w:hAnsi="宋体" w:cs="宋体" w:hint="eastAsia"/>
               <w:szCs w:val="24"/>
             </w:rPr>
             <w:instrText xml:space="preserve"> HYPERLINK \l _Toc27622 </w:instrText>
           </w:r>
           <w:r>
             <w:rPr>
-              <w:rFonts w:hint="eastAsia" w:ascii="宋体" w:hAnsi="宋体" w:eastAsia="宋体" w:cs="宋体"/>
+              <w:rFonts w:ascii="宋体" w:eastAsia="宋体" w:hAnsi="宋体" w:cs="宋体" w:hint="eastAsia"/>
               <w:szCs w:val="24"/>
             </w:rPr>
             <w:fldChar w:fldCharType="separate"/>
@@ -1727,7 +1700,7 @@
           </w:r>
           <w:r>
             <w:rPr>
-              <w:rFonts w:hint="eastAsia" w:ascii="宋体" w:hAnsi="宋体" w:eastAsia="宋体" w:cs="宋体"/>
+              <w:rFonts w:ascii="宋体" w:eastAsia="宋体" w:hAnsi="宋体" w:cs="宋体" w:hint="eastAsia"/>
               <w:szCs w:val="24"/>
             </w:rPr>
             <w:fldChar w:fldCharType="end"/>
@@ -1735,28 +1708,28 @@
         </w:p>
         <w:p>
           <w:pPr>
-            <w:pStyle w:val="16"/>
+            <w:pStyle w:val="TOC1"/>
             <w:tabs>
               <w:tab w:val="right" w:leader="dot" w:pos="8306"/>
             </w:tabs>
           </w:pPr>
           <w:r>
             <w:rPr>
-              <w:rFonts w:hint="eastAsia" w:ascii="宋体" w:hAnsi="宋体" w:eastAsia="宋体" w:cs="宋体"/>
+              <w:rFonts w:ascii="宋体" w:eastAsia="宋体" w:hAnsi="宋体" w:cs="宋体" w:hint="eastAsia"/>
               <w:szCs w:val="24"/>
             </w:rPr>
             <w:fldChar w:fldCharType="begin"/>
           </w:r>
           <w:r>
             <w:rPr>
-              <w:rFonts w:hint="eastAsia" w:ascii="宋体" w:hAnsi="宋体" w:eastAsia="宋体" w:cs="宋体"/>
+              <w:rFonts w:ascii="宋体" w:eastAsia="宋体" w:hAnsi="宋体" w:cs="宋体" w:hint="eastAsia"/>
               <w:szCs w:val="24"/>
             </w:rPr>
             <w:instrText xml:space="preserve"> HYPERLINK \l _Toc27691 </w:instrText>
           </w:r>
           <w:r>
             <w:rPr>
-              <w:rFonts w:hint="eastAsia" w:ascii="宋体" w:hAnsi="宋体" w:eastAsia="宋体" w:cs="宋体"/>
+              <w:rFonts w:ascii="宋体" w:eastAsia="宋体" w:hAnsi="宋体" w:cs="宋体" w:hint="eastAsia"/>
               <w:szCs w:val="24"/>
             </w:rPr>
             <w:fldChar w:fldCharType="separate"/>
@@ -1795,7 +1768,7 @@
           </w:r>
           <w:r>
             <w:rPr>
-              <w:rFonts w:hint="eastAsia" w:ascii="宋体" w:hAnsi="宋体" w:eastAsia="宋体" w:cs="宋体"/>
+              <w:rFonts w:ascii="宋体" w:eastAsia="宋体" w:hAnsi="宋体" w:cs="宋体" w:hint="eastAsia"/>
               <w:szCs w:val="24"/>
             </w:rPr>
             <w:fldChar w:fldCharType="end"/>
@@ -1803,28 +1776,28 @@
         </w:p>
         <w:p>
           <w:pPr>
-            <w:pStyle w:val="17"/>
+            <w:pStyle w:val="TOC2"/>
             <w:tabs>
               <w:tab w:val="right" w:leader="dot" w:pos="8306"/>
             </w:tabs>
           </w:pPr>
           <w:r>
             <w:rPr>
-              <w:rFonts w:hint="eastAsia" w:ascii="宋体" w:hAnsi="宋体" w:eastAsia="宋体" w:cs="宋体"/>
+              <w:rFonts w:ascii="宋体" w:eastAsia="宋体" w:hAnsi="宋体" w:cs="宋体" w:hint="eastAsia"/>
               <w:szCs w:val="24"/>
             </w:rPr>
             <w:fldChar w:fldCharType="begin"/>
           </w:r>
           <w:r>
             <w:rPr>
-              <w:rFonts w:hint="eastAsia" w:ascii="宋体" w:hAnsi="宋体" w:eastAsia="宋体" w:cs="宋体"/>
+              <w:rFonts w:ascii="宋体" w:eastAsia="宋体" w:hAnsi="宋体" w:cs="宋体" w:hint="eastAsia"/>
               <w:szCs w:val="24"/>
             </w:rPr>
             <w:instrText xml:space="preserve"> HYPERLINK \l _Toc21722 </w:instrText>
           </w:r>
           <w:r>
             <w:rPr>
-              <w:rFonts w:hint="eastAsia" w:ascii="宋体" w:hAnsi="宋体" w:eastAsia="宋体" w:cs="宋体"/>
+              <w:rFonts w:ascii="宋体" w:eastAsia="宋体" w:hAnsi="宋体" w:cs="宋体" w:hint="eastAsia"/>
               <w:szCs w:val="24"/>
             </w:rPr>
             <w:fldChar w:fldCharType="separate"/>
@@ -1862,7 +1835,7 @@
           </w:r>
           <w:r>
             <w:rPr>
-              <w:rFonts w:hint="eastAsia" w:ascii="宋体" w:hAnsi="宋体" w:eastAsia="宋体" w:cs="宋体"/>
+              <w:rFonts w:ascii="宋体" w:eastAsia="宋体" w:hAnsi="宋体" w:cs="宋体" w:hint="eastAsia"/>
               <w:szCs w:val="24"/>
             </w:rPr>
             <w:fldChar w:fldCharType="end"/>
@@ -1870,28 +1843,28 @@
         </w:p>
         <w:p>
           <w:pPr>
-            <w:pStyle w:val="13"/>
+            <w:pStyle w:val="TOC3"/>
             <w:tabs>
               <w:tab w:val="right" w:leader="dot" w:pos="8306"/>
             </w:tabs>
           </w:pPr>
           <w:r>
             <w:rPr>
-              <w:rFonts w:hint="eastAsia" w:ascii="宋体" w:hAnsi="宋体" w:eastAsia="宋体" w:cs="宋体"/>
+              <w:rFonts w:ascii="宋体" w:eastAsia="宋体" w:hAnsi="宋体" w:cs="宋体" w:hint="eastAsia"/>
               <w:szCs w:val="24"/>
             </w:rPr>
             <w:fldChar w:fldCharType="begin"/>
           </w:r>
           <w:r>
             <w:rPr>
-              <w:rFonts w:hint="eastAsia" w:ascii="宋体" w:hAnsi="宋体" w:eastAsia="宋体" w:cs="宋体"/>
+              <w:rFonts w:ascii="宋体" w:eastAsia="宋体" w:hAnsi="宋体" w:cs="宋体" w:hint="eastAsia"/>
               <w:szCs w:val="24"/>
             </w:rPr>
             <w:instrText xml:space="preserve"> HYPERLINK \l _Toc24773 </w:instrText>
           </w:r>
           <w:r>
             <w:rPr>
-              <w:rFonts w:hint="eastAsia" w:ascii="宋体" w:hAnsi="宋体" w:eastAsia="宋体" w:cs="宋体"/>
+              <w:rFonts w:ascii="宋体" w:eastAsia="宋体" w:hAnsi="宋体" w:cs="宋体" w:hint="eastAsia"/>
               <w:szCs w:val="24"/>
             </w:rPr>
             <w:fldChar w:fldCharType="separate"/>
@@ -1930,7 +1903,7 @@
           </w:r>
           <w:r>
             <w:rPr>
-              <w:rFonts w:hint="eastAsia" w:ascii="宋体" w:hAnsi="宋体" w:eastAsia="宋体" w:cs="宋体"/>
+              <w:rFonts w:ascii="宋体" w:eastAsia="宋体" w:hAnsi="宋体" w:cs="宋体" w:hint="eastAsia"/>
               <w:szCs w:val="24"/>
             </w:rPr>
             <w:fldChar w:fldCharType="end"/>
@@ -1938,28 +1911,28 @@
         </w:p>
         <w:p>
           <w:pPr>
-            <w:pStyle w:val="13"/>
+            <w:pStyle w:val="TOC3"/>
             <w:tabs>
               <w:tab w:val="right" w:leader="dot" w:pos="8306"/>
             </w:tabs>
           </w:pPr>
           <w:r>
             <w:rPr>
-              <w:rFonts w:hint="eastAsia" w:ascii="宋体" w:hAnsi="宋体" w:eastAsia="宋体" w:cs="宋体"/>
+              <w:rFonts w:ascii="宋体" w:eastAsia="宋体" w:hAnsi="宋体" w:cs="宋体" w:hint="eastAsia"/>
               <w:szCs w:val="24"/>
             </w:rPr>
             <w:fldChar w:fldCharType="begin"/>
           </w:r>
           <w:r>
             <w:rPr>
-              <w:rFonts w:hint="eastAsia" w:ascii="宋体" w:hAnsi="宋体" w:eastAsia="宋体" w:cs="宋体"/>
+              <w:rFonts w:ascii="宋体" w:eastAsia="宋体" w:hAnsi="宋体" w:cs="宋体" w:hint="eastAsia"/>
               <w:szCs w:val="24"/>
             </w:rPr>
             <w:instrText xml:space="preserve"> HYPERLINK \l _Toc9168 </w:instrText>
           </w:r>
           <w:r>
             <w:rPr>
-              <w:rFonts w:hint="eastAsia" w:ascii="宋体" w:hAnsi="宋体" w:eastAsia="宋体" w:cs="宋体"/>
+              <w:rFonts w:ascii="宋体" w:eastAsia="宋体" w:hAnsi="宋体" w:cs="宋体" w:hint="eastAsia"/>
               <w:szCs w:val="24"/>
             </w:rPr>
             <w:fldChar w:fldCharType="separate"/>
@@ -1998,7 +1971,7 @@
           </w:r>
           <w:r>
             <w:rPr>
-              <w:rFonts w:hint="eastAsia" w:ascii="宋体" w:hAnsi="宋体" w:eastAsia="宋体" w:cs="宋体"/>
+              <w:rFonts w:ascii="宋体" w:eastAsia="宋体" w:hAnsi="宋体" w:cs="宋体" w:hint="eastAsia"/>
               <w:szCs w:val="24"/>
             </w:rPr>
             <w:fldChar w:fldCharType="end"/>
@@ -2006,28 +1979,28 @@
         </w:p>
         <w:p>
           <w:pPr>
-            <w:pStyle w:val="13"/>
+            <w:pStyle w:val="TOC3"/>
             <w:tabs>
               <w:tab w:val="right" w:leader="dot" w:pos="8306"/>
             </w:tabs>
           </w:pPr>
           <w:r>
             <w:rPr>
-              <w:rFonts w:hint="eastAsia" w:ascii="宋体" w:hAnsi="宋体" w:eastAsia="宋体" w:cs="宋体"/>
+              <w:rFonts w:ascii="宋体" w:eastAsia="宋体" w:hAnsi="宋体" w:cs="宋体" w:hint="eastAsia"/>
               <w:szCs w:val="24"/>
             </w:rPr>
             <w:fldChar w:fldCharType="begin"/>
           </w:r>
           <w:r>
             <w:rPr>
-              <w:rFonts w:hint="eastAsia" w:ascii="宋体" w:hAnsi="宋体" w:eastAsia="宋体" w:cs="宋体"/>
+              <w:rFonts w:ascii="宋体" w:eastAsia="宋体" w:hAnsi="宋体" w:cs="宋体" w:hint="eastAsia"/>
               <w:szCs w:val="24"/>
             </w:rPr>
             <w:instrText xml:space="preserve"> HYPERLINK \l _Toc15418 </w:instrText>
           </w:r>
           <w:r>
             <w:rPr>
-              <w:rFonts w:hint="eastAsia" w:ascii="宋体" w:hAnsi="宋体" w:eastAsia="宋体" w:cs="宋体"/>
+              <w:rFonts w:ascii="宋体" w:eastAsia="宋体" w:hAnsi="宋体" w:cs="宋体" w:hint="eastAsia"/>
               <w:szCs w:val="24"/>
             </w:rPr>
             <w:fldChar w:fldCharType="separate"/>
@@ -2066,7 +2039,7 @@
           </w:r>
           <w:r>
             <w:rPr>
-              <w:rFonts w:hint="eastAsia" w:ascii="宋体" w:hAnsi="宋体" w:eastAsia="宋体" w:cs="宋体"/>
+              <w:rFonts w:ascii="宋体" w:eastAsia="宋体" w:hAnsi="宋体" w:cs="宋体" w:hint="eastAsia"/>
               <w:szCs w:val="24"/>
             </w:rPr>
             <w:fldChar w:fldCharType="end"/>
@@ -2074,28 +2047,28 @@
         </w:p>
         <w:p>
           <w:pPr>
-            <w:pStyle w:val="17"/>
+            <w:pStyle w:val="TOC2"/>
             <w:tabs>
               <w:tab w:val="right" w:leader="dot" w:pos="8306"/>
             </w:tabs>
           </w:pPr>
           <w:r>
             <w:rPr>
-              <w:rFonts w:hint="eastAsia" w:ascii="宋体" w:hAnsi="宋体" w:eastAsia="宋体" w:cs="宋体"/>
+              <w:rFonts w:ascii="宋体" w:eastAsia="宋体" w:hAnsi="宋体" w:cs="宋体" w:hint="eastAsia"/>
               <w:szCs w:val="24"/>
             </w:rPr>
             <w:fldChar w:fldCharType="begin"/>
           </w:r>
           <w:r>
             <w:rPr>
-              <w:rFonts w:hint="eastAsia" w:ascii="宋体" w:hAnsi="宋体" w:eastAsia="宋体" w:cs="宋体"/>
+              <w:rFonts w:ascii="宋体" w:eastAsia="宋体" w:hAnsi="宋体" w:cs="宋体" w:hint="eastAsia"/>
               <w:szCs w:val="24"/>
             </w:rPr>
             <w:instrText xml:space="preserve"> HYPERLINK \l _Toc19597 </w:instrText>
           </w:r>
           <w:r>
             <w:rPr>
-              <w:rFonts w:hint="eastAsia" w:ascii="宋体" w:hAnsi="宋体" w:eastAsia="宋体" w:cs="宋体"/>
+              <w:rFonts w:ascii="宋体" w:eastAsia="宋体" w:hAnsi="宋体" w:cs="宋体" w:hint="eastAsia"/>
               <w:szCs w:val="24"/>
             </w:rPr>
             <w:fldChar w:fldCharType="separate"/>
@@ -2134,7 +2107,7 @@
           </w:r>
           <w:r>
             <w:rPr>
-              <w:rFonts w:hint="eastAsia" w:ascii="宋体" w:hAnsi="宋体" w:eastAsia="宋体" w:cs="宋体"/>
+              <w:rFonts w:ascii="宋体" w:eastAsia="宋体" w:hAnsi="宋体" w:cs="宋体" w:hint="eastAsia"/>
               <w:szCs w:val="24"/>
             </w:rPr>
             <w:fldChar w:fldCharType="end"/>
@@ -2142,28 +2115,28 @@
         </w:p>
         <w:p>
           <w:pPr>
-            <w:pStyle w:val="17"/>
+            <w:pStyle w:val="TOC2"/>
             <w:tabs>
               <w:tab w:val="right" w:leader="dot" w:pos="8306"/>
             </w:tabs>
           </w:pPr>
           <w:r>
             <w:rPr>
-              <w:rFonts w:hint="eastAsia" w:ascii="宋体" w:hAnsi="宋体" w:eastAsia="宋体" w:cs="宋体"/>
+              <w:rFonts w:ascii="宋体" w:eastAsia="宋体" w:hAnsi="宋体" w:cs="宋体" w:hint="eastAsia"/>
               <w:szCs w:val="24"/>
             </w:rPr>
             <w:fldChar w:fldCharType="begin"/>
           </w:r>
           <w:r>
             <w:rPr>
-              <w:rFonts w:hint="eastAsia" w:ascii="宋体" w:hAnsi="宋体" w:eastAsia="宋体" w:cs="宋体"/>
+              <w:rFonts w:ascii="宋体" w:eastAsia="宋体" w:hAnsi="宋体" w:cs="宋体" w:hint="eastAsia"/>
               <w:szCs w:val="24"/>
             </w:rPr>
             <w:instrText xml:space="preserve"> HYPERLINK \l _Toc21581 </w:instrText>
           </w:r>
           <w:r>
             <w:rPr>
-              <w:rFonts w:hint="eastAsia" w:ascii="宋体" w:hAnsi="宋体" w:eastAsia="宋体" w:cs="宋体"/>
+              <w:rFonts w:ascii="宋体" w:eastAsia="宋体" w:hAnsi="宋体" w:cs="宋体" w:hint="eastAsia"/>
               <w:szCs w:val="24"/>
             </w:rPr>
             <w:fldChar w:fldCharType="separate"/>
@@ -2202,7 +2175,7 @@
           </w:r>
           <w:r>
             <w:rPr>
-              <w:rFonts w:hint="eastAsia" w:ascii="宋体" w:hAnsi="宋体" w:eastAsia="宋体" w:cs="宋体"/>
+              <w:rFonts w:ascii="宋体" w:eastAsia="宋体" w:hAnsi="宋体" w:cs="宋体" w:hint="eastAsia"/>
               <w:szCs w:val="24"/>
             </w:rPr>
             <w:fldChar w:fldCharType="end"/>
@@ -2210,28 +2183,28 @@
         </w:p>
         <w:p>
           <w:pPr>
-            <w:pStyle w:val="17"/>
+            <w:pStyle w:val="TOC2"/>
             <w:tabs>
               <w:tab w:val="right" w:leader="dot" w:pos="8306"/>
             </w:tabs>
           </w:pPr>
           <w:r>
             <w:rPr>
-              <w:rFonts w:hint="eastAsia" w:ascii="宋体" w:hAnsi="宋体" w:eastAsia="宋体" w:cs="宋体"/>
+              <w:rFonts w:ascii="宋体" w:eastAsia="宋体" w:hAnsi="宋体" w:cs="宋体" w:hint="eastAsia"/>
               <w:szCs w:val="24"/>
             </w:rPr>
             <w:fldChar w:fldCharType="begin"/>
           </w:r>
           <w:r>
             <w:rPr>
-              <w:rFonts w:hint="eastAsia" w:ascii="宋体" w:hAnsi="宋体" w:eastAsia="宋体" w:cs="宋体"/>
+              <w:rFonts w:ascii="宋体" w:eastAsia="宋体" w:hAnsi="宋体" w:cs="宋体" w:hint="eastAsia"/>
               <w:szCs w:val="24"/>
             </w:rPr>
             <w:instrText xml:space="preserve"> HYPERLINK \l _Toc660 </w:instrText>
           </w:r>
           <w:r>
             <w:rPr>
-              <w:rFonts w:hint="eastAsia" w:ascii="宋体" w:hAnsi="宋体" w:eastAsia="宋体" w:cs="宋体"/>
+              <w:rFonts w:ascii="宋体" w:eastAsia="宋体" w:hAnsi="宋体" w:cs="宋体" w:hint="eastAsia"/>
               <w:szCs w:val="24"/>
             </w:rPr>
             <w:fldChar w:fldCharType="separate"/>
@@ -2269,7 +2242,7 @@
           </w:r>
           <w:r>
             <w:rPr>
-              <w:rFonts w:hint="eastAsia" w:ascii="宋体" w:hAnsi="宋体" w:eastAsia="宋体" w:cs="宋体"/>
+              <w:rFonts w:ascii="宋体" w:eastAsia="宋体" w:hAnsi="宋体" w:cs="宋体" w:hint="eastAsia"/>
               <w:szCs w:val="24"/>
             </w:rPr>
             <w:fldChar w:fldCharType="end"/>
@@ -2277,28 +2250,28 @@
         </w:p>
         <w:p>
           <w:pPr>
-            <w:pStyle w:val="17"/>
+            <w:pStyle w:val="TOC2"/>
             <w:tabs>
               <w:tab w:val="right" w:leader="dot" w:pos="8306"/>
             </w:tabs>
           </w:pPr>
           <w:r>
             <w:rPr>
-              <w:rFonts w:hint="eastAsia" w:ascii="宋体" w:hAnsi="宋体" w:eastAsia="宋体" w:cs="宋体"/>
+              <w:rFonts w:ascii="宋体" w:eastAsia="宋体" w:hAnsi="宋体" w:cs="宋体" w:hint="eastAsia"/>
               <w:szCs w:val="24"/>
             </w:rPr>
             <w:fldChar w:fldCharType="begin"/>
           </w:r>
           <w:r>
             <w:rPr>
-              <w:rFonts w:hint="eastAsia" w:ascii="宋体" w:hAnsi="宋体" w:eastAsia="宋体" w:cs="宋体"/>
+              <w:rFonts w:ascii="宋体" w:eastAsia="宋体" w:hAnsi="宋体" w:cs="宋体" w:hint="eastAsia"/>
               <w:szCs w:val="24"/>
             </w:rPr>
             <w:instrText xml:space="preserve"> HYPERLINK \l _Toc6170 </w:instrText>
           </w:r>
           <w:r>
             <w:rPr>
-              <w:rFonts w:hint="eastAsia" w:ascii="宋体" w:hAnsi="宋体" w:eastAsia="宋体" w:cs="宋体"/>
+              <w:rFonts w:ascii="宋体" w:eastAsia="宋体" w:hAnsi="宋体" w:cs="宋体" w:hint="eastAsia"/>
               <w:szCs w:val="24"/>
             </w:rPr>
             <w:fldChar w:fldCharType="separate"/>
@@ -2337,7 +2310,7 @@
           </w:r>
           <w:r>
             <w:rPr>
-              <w:rFonts w:hint="eastAsia" w:ascii="宋体" w:hAnsi="宋体" w:eastAsia="宋体" w:cs="宋体"/>
+              <w:rFonts w:ascii="宋体" w:eastAsia="宋体" w:hAnsi="宋体" w:cs="宋体" w:hint="eastAsia"/>
               <w:szCs w:val="24"/>
             </w:rPr>
             <w:fldChar w:fldCharType="end"/>
@@ -2345,28 +2318,28 @@
         </w:p>
         <w:p>
           <w:pPr>
-            <w:pStyle w:val="17"/>
+            <w:pStyle w:val="TOC2"/>
             <w:tabs>
               <w:tab w:val="right" w:leader="dot" w:pos="8306"/>
             </w:tabs>
           </w:pPr>
           <w:r>
             <w:rPr>
-              <w:rFonts w:hint="eastAsia" w:ascii="宋体" w:hAnsi="宋体" w:eastAsia="宋体" w:cs="宋体"/>
+              <w:rFonts w:ascii="宋体" w:eastAsia="宋体" w:hAnsi="宋体" w:cs="宋体" w:hint="eastAsia"/>
               <w:szCs w:val="24"/>
             </w:rPr>
             <w:fldChar w:fldCharType="begin"/>
           </w:r>
           <w:r>
             <w:rPr>
-              <w:rFonts w:hint="eastAsia" w:ascii="宋体" w:hAnsi="宋体" w:eastAsia="宋体" w:cs="宋体"/>
+              <w:rFonts w:ascii="宋体" w:eastAsia="宋体" w:hAnsi="宋体" w:cs="宋体" w:hint="eastAsia"/>
               <w:szCs w:val="24"/>
             </w:rPr>
             <w:instrText xml:space="preserve"> HYPERLINK \l _Toc25514 </w:instrText>
           </w:r>
           <w:r>
             <w:rPr>
-              <w:rFonts w:hint="eastAsia" w:ascii="宋体" w:hAnsi="宋体" w:eastAsia="宋体" w:cs="宋体"/>
+              <w:rFonts w:ascii="宋体" w:eastAsia="宋体" w:hAnsi="宋体" w:cs="宋体" w:hint="eastAsia"/>
               <w:szCs w:val="24"/>
             </w:rPr>
             <w:fldChar w:fldCharType="separate"/>
@@ -2405,7 +2378,7 @@
           </w:r>
           <w:r>
             <w:rPr>
-              <w:rFonts w:hint="eastAsia" w:ascii="宋体" w:hAnsi="宋体" w:eastAsia="宋体" w:cs="宋体"/>
+              <w:rFonts w:ascii="宋体" w:eastAsia="宋体" w:hAnsi="宋体" w:cs="宋体" w:hint="eastAsia"/>
               <w:szCs w:val="24"/>
             </w:rPr>
             <w:fldChar w:fldCharType="end"/>
@@ -2428,7 +2401,7 @@
             <w:snapToGrid w:val="0"/>
             <w:textAlignment w:val="baseline"/>
             <w:rPr>
-              <w:rFonts w:hint="eastAsia" w:ascii="宋体" w:hAnsi="宋体" w:eastAsia="宋体" w:cs="宋体"/>
+              <w:rFonts w:ascii="宋体" w:eastAsia="宋体" w:hAnsi="宋体" w:cs="宋体" w:hint="eastAsia"/>
               <w:snapToGrid w:val="0"/>
               <w:color w:val="000000"/>
               <w:kern w:val="0"/>
@@ -2439,7 +2412,7 @@
           </w:pPr>
           <w:r>
             <w:rPr>
-              <w:rFonts w:hint="eastAsia" w:ascii="宋体" w:hAnsi="宋体" w:eastAsia="宋体" w:cs="宋体"/>
+              <w:rFonts w:ascii="宋体" w:eastAsia="宋体" w:hAnsi="宋体" w:cs="宋体" w:hint="eastAsia"/>
               <w:szCs w:val="24"/>
             </w:rPr>
             <w:fldChar w:fldCharType="end"/>
@@ -2464,7 +2437,7 @@
         <w:snapToGrid w:val="0"/>
         <w:textAlignment w:val="baseline"/>
         <w:rPr>
-          <w:rFonts w:ascii="Arial" w:hAnsi="Arial" w:eastAsia="Arial" w:cs="Arial"/>
+          <w:rFonts w:ascii="Arial" w:eastAsia="Arial" w:hAnsi="Arial" w:cs="Arial"/>
           <w:snapToGrid w:val="0"/>
           <w:color w:val="000000"/>
           <w:kern w:val="0"/>
@@ -2475,7 +2448,7 @@
       </w:pPr>
       <w:r>
         <w:rPr>
-          <w:rFonts w:ascii="Arial" w:hAnsi="Arial" w:eastAsia="Arial" w:cs="Arial"/>
+          <w:rFonts w:ascii="Arial" w:eastAsia="Arial" w:hAnsi="Arial" w:cs="Arial"/>
           <w:snapToGrid w:val="0"/>
           <w:color w:val="000000"/>
           <w:kern w:val="0"/>
@@ -2488,7 +2461,7 @@
     </w:p>
     <w:p>
       <w:pPr>
-        <w:pStyle w:val="28"/>
+        <w:pStyle w:val="1"/>
         <w:keepNext w:val="0"/>
         <w:keepLines w:val="0"/>
         <w:pageBreakBefore w:val="0"/>
@@ -2516,29 +2489,29 @@
     </w:p>
     <w:p>
       <w:pPr>
-        <w:pStyle w:val="29"/>
-        <w:keepNext w:val="0"/>
-        <w:keepLines w:val="0"/>
-        <w:pageBreakBefore w:val="0"/>
-        <w:widowControl w:val="0"/>
-        <w:kinsoku w:val="0"/>
-        <w:wordWrap/>
-        <w:overflowPunct/>
-        <w:topLinePunct w:val="0"/>
-        <w:autoSpaceDE w:val="0"/>
-        <w:autoSpaceDN w:val="0"/>
-        <w:bidi w:val="0"/>
-        <w:adjustRightInd w:val="0"/>
-        <w:snapToGrid w:val="0"/>
-        <w:textAlignment w:val="baseline"/>
-        <w:rPr>
-          <w:rFonts w:hint="eastAsia"/>
-          <w:lang w:val="en-US" w:eastAsia="zh-CN"/>
-        </w:rPr>
-      </w:pPr>
-      <w:r>
-        <w:rPr>
-          <w:rFonts w:hint="eastAsia" w:eastAsiaTheme="minorEastAsia"/>
+        <w:pStyle w:val="a1"/>
+        <w:keepNext w:val="0"/>
+        <w:keepLines w:val="0"/>
+        <w:pageBreakBefore w:val="0"/>
+        <w:widowControl w:val="0"/>
+        <w:kinsoku w:val="0"/>
+        <w:wordWrap/>
+        <w:overflowPunct/>
+        <w:topLinePunct w:val="0"/>
+        <w:autoSpaceDE w:val="0"/>
+        <w:autoSpaceDN w:val="0"/>
+        <w:bidi w:val="0"/>
+        <w:adjustRightInd w:val="0"/>
+        <w:snapToGrid w:val="0"/>
+        <w:textAlignment w:val="baseline"/>
+        <w:rPr>
+          <w:rFonts w:hint="eastAsia"/>
+          <w:lang w:val="en-US" w:eastAsia="zh-CN"/>
+        </w:rPr>
+      </w:pPr>
+      <w:r>
+        <w:rPr>
+          <w:rFonts w:eastAsiaTheme="minorEastAsia" w:hint="eastAsia"/>
           <w:lang w:val="en-US" w:eastAsia="zh-CN"/>
         </w:rPr>
         <w:t>重庆市鹧鸪哨信息技术有限责任公司一级部门有运维部、研发部、人力部、质量部、采购部、应急管理部。其中运维部下设服务台、备件库、服务知识。如图1-1所示。</w:t>
@@ -2546,21 +2519,21 @@
     </w:p>
     <w:p>
       <w:pPr>
-        <w:pStyle w:val="29"/>
-        <w:keepNext w:val="0"/>
-        <w:keepLines w:val="0"/>
-        <w:pageBreakBefore w:val="0"/>
-        <w:widowControl w:val="0"/>
-        <w:kinsoku w:val="0"/>
-        <w:wordWrap/>
-        <w:overflowPunct/>
-        <w:topLinePunct w:val="0"/>
-        <w:autoSpaceDE w:val="0"/>
-        <w:autoSpaceDN w:val="0"/>
-        <w:bidi w:val="0"/>
-        <w:adjustRightInd w:val="0"/>
-        <w:snapToGrid w:val="0"/>
-        <w:ind w:left="0" w:leftChars="0" w:right="0" w:rightChars="0" w:firstLine="0" w:firstLineChars="0"/>
+        <w:pStyle w:val="a1"/>
+        <w:keepNext w:val="0"/>
+        <w:keepLines w:val="0"/>
+        <w:pageBreakBefore w:val="0"/>
+        <w:widowControl w:val="0"/>
+        <w:kinsoku w:val="0"/>
+        <w:wordWrap/>
+        <w:overflowPunct/>
+        <w:topLinePunct w:val="0"/>
+        <w:autoSpaceDE w:val="0"/>
+        <w:autoSpaceDN w:val="0"/>
+        <w:bidi w:val="0"/>
+        <w:adjustRightInd w:val="0"/>
+        <w:snapToGrid w:val="0"/>
+        <w:ind w:left="0" w:right="0" w:firstLine="0" w:leftChars="0" w:rightChars="0" w:firstLineChars="0"/>
         <w:jc w:val="center"/>
         <w:textAlignment w:val="baseline"/>
         <w:rPr>
@@ -2578,21 +2551,21 @@
     </w:p>
     <w:p>
       <w:pPr>
-        <w:pStyle w:val="29"/>
-        <w:keepNext w:val="0"/>
-        <w:keepLines w:val="0"/>
-        <w:pageBreakBefore w:val="0"/>
-        <w:widowControl w:val="0"/>
-        <w:kinsoku w:val="0"/>
-        <w:wordWrap/>
-        <w:overflowPunct/>
-        <w:topLinePunct w:val="0"/>
-        <w:autoSpaceDE w:val="0"/>
-        <w:autoSpaceDN w:val="0"/>
-        <w:bidi w:val="0"/>
-        <w:adjustRightInd w:val="0"/>
-        <w:snapToGrid w:val="0"/>
-        <w:ind w:left="0" w:leftChars="0" w:right="0" w:rightChars="0" w:firstLine="0" w:firstLineChars="0"/>
+        <w:pStyle w:val="a1"/>
+        <w:keepNext w:val="0"/>
+        <w:keepLines w:val="0"/>
+        <w:pageBreakBefore w:val="0"/>
+        <w:widowControl w:val="0"/>
+        <w:kinsoku w:val="0"/>
+        <w:wordWrap/>
+        <w:overflowPunct/>
+        <w:topLinePunct w:val="0"/>
+        <w:autoSpaceDE w:val="0"/>
+        <w:autoSpaceDN w:val="0"/>
+        <w:bidi w:val="0"/>
+        <w:adjustRightInd w:val="0"/>
+        <w:snapToGrid w:val="0"/>
+        <w:ind w:left="0" w:right="0" w:firstLine="0" w:leftChars="0" w:rightChars="0" w:firstLineChars="0"/>
         <w:jc w:val="center"/>
         <w:textAlignment w:val="baseline"/>
         <w:rPr>
@@ -2600,31 +2573,45 @@
           <w:lang w:val="en-US" w:eastAsia="zh-CN"/>
         </w:rPr>
       </w:pPr>
-      <w:bookmarkStart w:id="13" w:name="_GoBack"/>
+      <w:bookmarkStart w:id="3" w:name="_GoBack"/>
       <w:r>
         <w:rPr>
           <w:rFonts w:hint="default"/>
           <w:lang w:val="en-US" w:eastAsia="zh-CN"/>
         </w:rPr>
         <w:object>
-          <v:shape id="_x0000_i1026" o:spt="75" type="#_x0000_t75" style="height:215.4pt;width:499.8pt;" o:ole="t" filled="f" o:preferrelative="t" stroked="f" coordsize="21600,21600">
-            <v:fill on="f" focussize="0,0"/>
-            <v:stroke on="f"/>
-            <v:imagedata r:id="rId14" o:title=""/>
+          <v:shapetype id="_x0000_t75" coordsize="21600,21600" o:spt="75" o:preferrelative="t" path="m@4@5l@4@11@9@11@9@5xe" filled="f" stroked="f">
+            <v:stroke joinstyle="miter"/>
+            <v:formulas>
+              <v:f eqn="if lineDrawn pixelLineWidth 0"/>
+              <v:f eqn="sum @0 1 0"/>
+              <v:f eqn="sum 0 0 @1"/>
+              <v:f eqn="prod @2 1 2"/>
+              <v:f eqn="prod @3 21600 pixelWidth"/>
+              <v:f eqn="prod @3 21600 pixelHeight"/>
+              <v:f eqn="sum @0 0 1"/>
+              <v:f eqn="prod @6 1 2"/>
+              <v:f eqn="prod @7 21600 pixelWidth"/>
+              <v:f eqn="sum @8 21600 0"/>
+              <v:f eqn="prod @7 21600 pixelHeight"/>
+              <v:f eqn="sum @10 21600 0"/>
+            </v:formulas>
+            <v:path o:extrusionok="f" gradientshapeok="t" o:connecttype="rect"/>
             <o:lock v:ext="edit" aspectratio="t"/>
-            <w10:wrap type="none"/>
+          </v:shapetype>
+          <v:shape id="_x0000_i1025" type="#_x0000_t75" style="height:215.4pt;width:499.8pt" o:oleicon="f" o:ole="" coordsize="21600,21600" o:preferrelative="t" filled="f" stroked="f">
+            <v:imagedata r:id="rId5" o:title=""/>
+            <o:lock v:ext="edit" aspectratio="t"/>
             <w10:anchorlock/>
           </v:shape>
-          <o:OLEObject Type="Embed" ProgID="Visio.Drawing.15" ShapeID="_x0000_i1026" DrawAspect="Content" ObjectID="_1468075725" r:id="rId13">
-            <o:LockedField>false</o:LockedField>
-          </o:OLEObject>
+          <o:OLEObject Type="Embed" ProgID="Visio.Drawing.15" ShapeID="_x0000_i1025" DrawAspect="Content" ObjectID="_1468075725" r:id="rId6"/>
         </w:object>
       </w:r>
-      <w:bookmarkEnd w:id="13"/>
-    </w:p>
-    <w:p>
-      <w:pPr>
-        <w:pStyle w:val="28"/>
+      <w:bookmarkEnd w:id="3"/>
+    </w:p>
+    <w:p>
+      <w:pPr>
+        <w:pStyle w:val="1"/>
         <w:keepNext w:val="0"/>
         <w:keepLines w:val="0"/>
         <w:pageBreakBefore w:val="0"/>
@@ -2644,7 +2631,7 @@
           <w:lang w:val="en-US" w:eastAsia="zh-CN"/>
         </w:rPr>
       </w:pPr>
-      <w:bookmarkStart w:id="3" w:name="_Toc27691"/>
+      <w:bookmarkStart w:id="4" w:name="_Toc27691"/>
       <w:r>
         <w:rPr>
           <w:rFonts w:hint="eastAsia"/>
@@ -2652,27 +2639,27 @@
         </w:rPr>
         <w:t>部门职责说明</w:t>
       </w:r>
-      <w:bookmarkEnd w:id="3"/>
-    </w:p>
-    <w:p>
-      <w:pPr>
-        <w:pStyle w:val="30"/>
-        <w:keepNext w:val="0"/>
-        <w:keepLines w:val="0"/>
-        <w:pageBreakBefore w:val="0"/>
-        <w:widowControl w:val="0"/>
-        <w:kinsoku w:val="0"/>
-        <w:wordWrap/>
-        <w:overflowPunct/>
-        <w:topLinePunct w:val="0"/>
-        <w:autoSpaceDE w:val="0"/>
-        <w:autoSpaceDN w:val="0"/>
-        <w:bidi w:val="0"/>
-        <w:adjustRightInd w:val="0"/>
-        <w:snapToGrid w:val="0"/>
-        <w:textAlignment w:val="baseline"/>
-      </w:pPr>
-      <w:bookmarkStart w:id="4" w:name="_Toc21722"/>
+      <w:bookmarkEnd w:id="4"/>
+    </w:p>
+    <w:p>
+      <w:pPr>
+        <w:pStyle w:val="2"/>
+        <w:keepNext w:val="0"/>
+        <w:keepLines w:val="0"/>
+        <w:pageBreakBefore w:val="0"/>
+        <w:widowControl w:val="0"/>
+        <w:kinsoku w:val="0"/>
+        <w:wordWrap/>
+        <w:overflowPunct/>
+        <w:topLinePunct w:val="0"/>
+        <w:autoSpaceDE w:val="0"/>
+        <w:autoSpaceDN w:val="0"/>
+        <w:bidi w:val="0"/>
+        <w:adjustRightInd w:val="0"/>
+        <w:snapToGrid w:val="0"/>
+        <w:textAlignment w:val="baseline"/>
+      </w:pPr>
+      <w:bookmarkStart w:id="5" w:name="_Toc21722"/>
       <w:r>
         <w:rPr>
           <w:rFonts w:hint="eastAsia"/>
@@ -2680,11 +2667,11 @@
         </w:rPr>
         <w:t>运维部</w:t>
       </w:r>
-      <w:bookmarkEnd w:id="4"/>
-    </w:p>
-    <w:p>
-      <w:pPr>
-        <w:pStyle w:val="40"/>
+      <w:bookmarkEnd w:id="5"/>
+    </w:p>
+    <w:p>
+      <w:pPr>
+        <w:pStyle w:val="a3"/>
         <w:keepNext w:val="0"/>
         <w:keepLines w:val="0"/>
         <w:pageBreakBefore w:val="0"/>
@@ -2702,7 +2689,7 @@
         <w:bidi w:val="0"/>
         <w:adjustRightInd w:val="0"/>
         <w:snapToGrid w:val="0"/>
-        <w:ind w:left="425" w:leftChars="0" w:hanging="425" w:firstLineChars="0"/>
+        <w:ind w:left="425" w:hanging="425" w:leftChars="0" w:firstLineChars="0"/>
         <w:textAlignment w:val="baseline"/>
         <w:rPr>
           <w:rFonts w:hint="eastAsia"/>
@@ -2717,7 +2704,7 @@
     </w:p>
     <w:p>
       <w:pPr>
-        <w:pStyle w:val="40"/>
+        <w:pStyle w:val="a3"/>
         <w:keepNext w:val="0"/>
         <w:keepLines w:val="0"/>
         <w:pageBreakBefore w:val="0"/>
@@ -2735,7 +2722,7 @@
         <w:bidi w:val="0"/>
         <w:adjustRightInd w:val="0"/>
         <w:snapToGrid w:val="0"/>
-        <w:ind w:left="425" w:leftChars="0" w:hanging="425" w:firstLineChars="0"/>
+        <w:ind w:left="425" w:hanging="425" w:leftChars="0" w:firstLineChars="0"/>
         <w:textAlignment w:val="baseline"/>
         <w:rPr>
           <w:rFonts w:hint="eastAsia"/>
@@ -2750,7 +2737,7 @@
     </w:p>
     <w:p>
       <w:pPr>
-        <w:pStyle w:val="40"/>
+        <w:pStyle w:val="a3"/>
         <w:keepNext w:val="0"/>
         <w:keepLines w:val="0"/>
         <w:pageBreakBefore w:val="0"/>
@@ -2768,7 +2755,7 @@
         <w:bidi w:val="0"/>
         <w:adjustRightInd w:val="0"/>
         <w:snapToGrid w:val="0"/>
-        <w:ind w:left="425" w:leftChars="0" w:hanging="425" w:firstLineChars="0"/>
+        <w:ind w:left="425" w:hanging="425" w:leftChars="0" w:firstLineChars="0"/>
         <w:textAlignment w:val="baseline"/>
         <w:rPr>
           <w:rFonts w:hint="eastAsia"/>
@@ -2783,7 +2770,7 @@
     </w:p>
     <w:p>
       <w:pPr>
-        <w:pStyle w:val="40"/>
+        <w:pStyle w:val="a3"/>
         <w:keepNext w:val="0"/>
         <w:keepLines w:val="0"/>
         <w:pageBreakBefore w:val="0"/>
@@ -2801,7 +2788,7 @@
         <w:bidi w:val="0"/>
         <w:adjustRightInd w:val="0"/>
         <w:snapToGrid w:val="0"/>
-        <w:ind w:left="425" w:leftChars="0" w:hanging="425" w:firstLineChars="0"/>
+        <w:ind w:left="425" w:hanging="425" w:leftChars="0" w:firstLineChars="0"/>
         <w:textAlignment w:val="baseline"/>
         <w:rPr>
           <w:rFonts w:hint="eastAsia"/>
@@ -2816,7 +2803,7 @@
     </w:p>
     <w:p>
       <w:pPr>
-        <w:pStyle w:val="40"/>
+        <w:pStyle w:val="a3"/>
         <w:keepNext w:val="0"/>
         <w:keepLines w:val="0"/>
         <w:pageBreakBefore w:val="0"/>
@@ -2834,7 +2821,7 @@
         <w:bidi w:val="0"/>
         <w:adjustRightInd w:val="0"/>
         <w:snapToGrid w:val="0"/>
-        <w:ind w:left="425" w:leftChars="0" w:hanging="425" w:firstLineChars="0"/>
+        <w:ind w:left="425" w:hanging="425" w:leftChars="0" w:firstLineChars="0"/>
         <w:textAlignment w:val="baseline"/>
         <w:rPr>
           <w:rFonts w:hint="eastAsia"/>
@@ -2849,7 +2836,7 @@
     </w:p>
     <w:p>
       <w:pPr>
-        <w:pStyle w:val="40"/>
+        <w:pStyle w:val="a3"/>
         <w:keepNext w:val="0"/>
         <w:keepLines w:val="0"/>
         <w:pageBreakBefore w:val="0"/>
@@ -2867,7 +2854,7 @@
         <w:bidi w:val="0"/>
         <w:adjustRightInd w:val="0"/>
         <w:snapToGrid w:val="0"/>
-        <w:ind w:left="425" w:leftChars="0" w:hanging="425" w:firstLineChars="0"/>
+        <w:ind w:left="425" w:hanging="425" w:leftChars="0" w:firstLineChars="0"/>
         <w:textAlignment w:val="baseline"/>
         <w:rPr>
           <w:rFonts w:hint="eastAsia"/>
@@ -2882,7 +2869,7 @@
     </w:p>
     <w:p>
       <w:pPr>
-        <w:pStyle w:val="40"/>
+        <w:pStyle w:val="a3"/>
         <w:keepNext w:val="0"/>
         <w:keepLines w:val="0"/>
         <w:pageBreakBefore w:val="0"/>
@@ -2900,7 +2887,7 @@
         <w:bidi w:val="0"/>
         <w:adjustRightInd w:val="0"/>
         <w:snapToGrid w:val="0"/>
-        <w:ind w:left="425" w:leftChars="0" w:hanging="425" w:firstLineChars="0"/>
+        <w:ind w:left="425" w:hanging="425" w:leftChars="0" w:firstLineChars="0"/>
         <w:textAlignment w:val="baseline"/>
         <w:rPr>
           <w:rFonts w:hint="eastAsia"/>
@@ -2915,7 +2902,7 @@
     </w:p>
     <w:p>
       <w:pPr>
-        <w:pStyle w:val="40"/>
+        <w:pStyle w:val="a3"/>
         <w:keepNext w:val="0"/>
         <w:keepLines w:val="0"/>
         <w:pageBreakBefore w:val="0"/>
@@ -2933,7 +2920,7 @@
         <w:bidi w:val="0"/>
         <w:adjustRightInd w:val="0"/>
         <w:snapToGrid w:val="0"/>
-        <w:ind w:left="425" w:leftChars="0" w:hanging="425" w:firstLineChars="0"/>
+        <w:ind w:left="425" w:hanging="425" w:leftChars="0" w:firstLineChars="0"/>
         <w:textAlignment w:val="baseline"/>
         <w:rPr>
           <w:rFonts w:hint="eastAsia"/>
@@ -2948,7 +2935,7 @@
     </w:p>
     <w:p>
       <w:pPr>
-        <w:pStyle w:val="29"/>
+        <w:pStyle w:val="a1"/>
         <w:keepNext w:val="0"/>
         <w:keepLines w:val="0"/>
         <w:pageBreakBefore w:val="0"/>
@@ -2966,7 +2953,7 @@
         <w:bidi w:val="0"/>
         <w:adjustRightInd w:val="0"/>
         <w:snapToGrid w:val="0"/>
-        <w:ind w:left="425" w:leftChars="0" w:hanging="425" w:firstLineChars="0"/>
+        <w:ind w:left="425" w:hanging="425" w:leftChars="0" w:firstLineChars="0"/>
         <w:textAlignment w:val="baseline"/>
       </w:pPr>
       <w:r>
@@ -2978,7 +2965,7 @@
     </w:p>
     <w:p>
       <w:pPr>
-        <w:pStyle w:val="29"/>
+        <w:pStyle w:val="a1"/>
         <w:keepNext w:val="0"/>
         <w:keepLines w:val="0"/>
         <w:pageBreakBefore w:val="0"/>
@@ -2996,7 +2983,7 @@
         <w:bidi w:val="0"/>
         <w:adjustRightInd w:val="0"/>
         <w:snapToGrid w:val="0"/>
-        <w:ind w:left="425" w:leftChars="0" w:hanging="425" w:firstLineChars="0"/>
+        <w:ind w:left="425" w:hanging="425" w:leftChars="0" w:firstLineChars="0"/>
         <w:textAlignment w:val="baseline"/>
         <w:rPr>
           <w:rFonts w:hint="eastAsia"/>
@@ -3011,7 +2998,7 @@
     </w:p>
     <w:p>
       <w:pPr>
-        <w:pStyle w:val="29"/>
+        <w:pStyle w:val="a1"/>
         <w:keepNext w:val="0"/>
         <w:keepLines w:val="0"/>
         <w:pageBreakBefore w:val="0"/>
@@ -3029,7 +3016,7 @@
         <w:bidi w:val="0"/>
         <w:adjustRightInd w:val="0"/>
         <w:snapToGrid w:val="0"/>
-        <w:ind w:left="425" w:leftChars="0" w:hanging="425" w:firstLineChars="0"/>
+        <w:ind w:left="425" w:hanging="425" w:leftChars="0" w:firstLineChars="0"/>
         <w:textAlignment w:val="baseline"/>
         <w:rPr>
           <w:rFonts w:hint="eastAsia"/>
@@ -3044,7 +3031,7 @@
     </w:p>
     <w:p>
       <w:pPr>
-        <w:pStyle w:val="29"/>
+        <w:pStyle w:val="a1"/>
         <w:keepNext w:val="0"/>
         <w:keepLines w:val="0"/>
         <w:pageBreakBefore w:val="0"/>
@@ -3062,7 +3049,7 @@
         <w:bidi w:val="0"/>
         <w:adjustRightInd w:val="0"/>
         <w:snapToGrid w:val="0"/>
-        <w:ind w:left="425" w:leftChars="0" w:hanging="425" w:firstLineChars="0"/>
+        <w:ind w:left="425" w:hanging="425" w:leftChars="0" w:firstLineChars="0"/>
         <w:textAlignment w:val="baseline"/>
         <w:rPr>
           <w:rFonts w:hint="eastAsia"/>
@@ -3077,7 +3064,7 @@
     </w:p>
     <w:p>
       <w:pPr>
-        <w:pStyle w:val="29"/>
+        <w:pStyle w:val="a1"/>
         <w:keepNext w:val="0"/>
         <w:keepLines w:val="0"/>
         <w:pageBreakBefore w:val="0"/>
@@ -3095,7 +3082,7 @@
         <w:bidi w:val="0"/>
         <w:adjustRightInd w:val="0"/>
         <w:snapToGrid w:val="0"/>
-        <w:ind w:left="425" w:leftChars="0" w:hanging="425" w:firstLineChars="0"/>
+        <w:ind w:left="425" w:hanging="425" w:leftChars="0" w:firstLineChars="0"/>
         <w:textAlignment w:val="baseline"/>
         <w:rPr>
           <w:rFonts w:hint="eastAsia"/>
@@ -3110,7 +3097,7 @@
     </w:p>
     <w:p>
       <w:pPr>
-        <w:pStyle w:val="29"/>
+        <w:pStyle w:val="a1"/>
         <w:keepNext w:val="0"/>
         <w:keepLines w:val="0"/>
         <w:pageBreakBefore w:val="0"/>
@@ -3128,7 +3115,7 @@
         <w:bidi w:val="0"/>
         <w:adjustRightInd w:val="0"/>
         <w:snapToGrid w:val="0"/>
-        <w:ind w:left="425" w:leftChars="0" w:hanging="425" w:firstLineChars="0"/>
+        <w:ind w:left="425" w:hanging="425" w:leftChars="0" w:firstLineChars="0"/>
         <w:textAlignment w:val="baseline"/>
       </w:pPr>
       <w:r>
@@ -3140,27 +3127,27 @@
     </w:p>
     <w:p>
       <w:pPr>
-        <w:pStyle w:val="31"/>
-        <w:keepNext w:val="0"/>
-        <w:keepLines w:val="0"/>
-        <w:pageBreakBefore w:val="0"/>
-        <w:widowControl w:val="0"/>
-        <w:kinsoku w:val="0"/>
-        <w:wordWrap/>
-        <w:overflowPunct/>
-        <w:topLinePunct w:val="0"/>
-        <w:autoSpaceDE w:val="0"/>
-        <w:autoSpaceDN w:val="0"/>
-        <w:bidi w:val="0"/>
-        <w:adjustRightInd w:val="0"/>
-        <w:snapToGrid w:val="0"/>
-        <w:textAlignment w:val="baseline"/>
-        <w:rPr>
-          <w:rFonts w:hint="eastAsia"/>
-          <w:lang w:val="en-US" w:eastAsia="zh-CN"/>
-        </w:rPr>
-      </w:pPr>
-      <w:bookmarkStart w:id="5" w:name="_Toc24773"/>
+        <w:pStyle w:val="3"/>
+        <w:keepNext w:val="0"/>
+        <w:keepLines w:val="0"/>
+        <w:pageBreakBefore w:val="0"/>
+        <w:widowControl w:val="0"/>
+        <w:kinsoku w:val="0"/>
+        <w:wordWrap/>
+        <w:overflowPunct/>
+        <w:topLinePunct w:val="0"/>
+        <w:autoSpaceDE w:val="0"/>
+        <w:autoSpaceDN w:val="0"/>
+        <w:bidi w:val="0"/>
+        <w:adjustRightInd w:val="0"/>
+        <w:snapToGrid w:val="0"/>
+        <w:textAlignment w:val="baseline"/>
+        <w:rPr>
+          <w:rFonts w:hint="eastAsia"/>
+          <w:lang w:val="en-US" w:eastAsia="zh-CN"/>
+        </w:rPr>
+      </w:pPr>
+      <w:bookmarkStart w:id="6" w:name="_Toc24773"/>
       <w:r>
         <w:rPr>
           <w:rFonts w:hint="eastAsia"/>
@@ -3168,11 +3155,11 @@
         </w:rPr>
         <w:t>服务台</w:t>
       </w:r>
-      <w:bookmarkEnd w:id="5"/>
-    </w:p>
-    <w:p>
-      <w:pPr>
-        <w:pStyle w:val="40"/>
+      <w:bookmarkEnd w:id="6"/>
+    </w:p>
+    <w:p>
+      <w:pPr>
+        <w:pStyle w:val="a3"/>
         <w:keepNext w:val="0"/>
         <w:keepLines w:val="0"/>
         <w:pageBreakBefore w:val="0"/>
@@ -3208,7 +3195,7 @@
     </w:p>
     <w:p>
       <w:pPr>
-        <w:pStyle w:val="40"/>
+        <w:pStyle w:val="a3"/>
         <w:keepNext w:val="0"/>
         <w:keepLines w:val="0"/>
         <w:pageBreakBefore w:val="0"/>
@@ -3234,7 +3221,7 @@
     </w:p>
     <w:p>
       <w:pPr>
-        <w:pStyle w:val="40"/>
+        <w:pStyle w:val="a3"/>
         <w:keepNext w:val="0"/>
         <w:keepLines w:val="0"/>
         <w:pageBreakBefore w:val="0"/>
@@ -3260,7 +3247,7 @@
     </w:p>
     <w:p>
       <w:pPr>
-        <w:pStyle w:val="40"/>
+        <w:pStyle w:val="a3"/>
         <w:keepNext w:val="0"/>
         <w:keepLines w:val="0"/>
         <w:pageBreakBefore w:val="0"/>
@@ -3286,7 +3273,7 @@
     </w:p>
     <w:p>
       <w:pPr>
-        <w:pStyle w:val="40"/>
+        <w:pStyle w:val="a3"/>
         <w:keepNext w:val="0"/>
         <w:keepLines w:val="0"/>
         <w:pageBreakBefore w:val="0"/>
@@ -3312,27 +3299,27 @@
     </w:p>
     <w:p>
       <w:pPr>
-        <w:pStyle w:val="31"/>
-        <w:keepNext w:val="0"/>
-        <w:keepLines w:val="0"/>
-        <w:pageBreakBefore w:val="0"/>
-        <w:widowControl w:val="0"/>
-        <w:kinsoku w:val="0"/>
-        <w:wordWrap/>
-        <w:overflowPunct/>
-        <w:topLinePunct w:val="0"/>
-        <w:autoSpaceDE w:val="0"/>
-        <w:autoSpaceDN w:val="0"/>
-        <w:bidi w:val="0"/>
-        <w:adjustRightInd w:val="0"/>
-        <w:snapToGrid w:val="0"/>
-        <w:textAlignment w:val="baseline"/>
-        <w:rPr>
-          <w:rFonts w:hint="eastAsia"/>
-          <w:lang w:val="en-US" w:eastAsia="zh-CN"/>
-        </w:rPr>
-      </w:pPr>
-      <w:bookmarkStart w:id="6" w:name="_Toc9168"/>
+        <w:pStyle w:val="3"/>
+        <w:keepNext w:val="0"/>
+        <w:keepLines w:val="0"/>
+        <w:pageBreakBefore w:val="0"/>
+        <w:widowControl w:val="0"/>
+        <w:kinsoku w:val="0"/>
+        <w:wordWrap/>
+        <w:overflowPunct/>
+        <w:topLinePunct w:val="0"/>
+        <w:autoSpaceDE w:val="0"/>
+        <w:autoSpaceDN w:val="0"/>
+        <w:bidi w:val="0"/>
+        <w:adjustRightInd w:val="0"/>
+        <w:snapToGrid w:val="0"/>
+        <w:textAlignment w:val="baseline"/>
+        <w:rPr>
+          <w:rFonts w:hint="eastAsia"/>
+          <w:lang w:val="en-US" w:eastAsia="zh-CN"/>
+        </w:rPr>
+      </w:pPr>
+      <w:bookmarkStart w:id="7" w:name="_Toc9168"/>
       <w:r>
         <w:rPr>
           <w:rFonts w:hint="eastAsia"/>
@@ -3340,11 +3327,11 @@
         </w:rPr>
         <w:t>备件库</w:t>
       </w:r>
-      <w:bookmarkEnd w:id="6"/>
-    </w:p>
-    <w:p>
-      <w:pPr>
-        <w:pStyle w:val="29"/>
+      <w:bookmarkEnd w:id="7"/>
+    </w:p>
+    <w:p>
+      <w:pPr>
+        <w:pStyle w:val="a1"/>
         <w:keepNext w:val="0"/>
         <w:keepLines w:val="0"/>
         <w:pageBreakBefore w:val="0"/>
@@ -3362,7 +3349,7 @@
         <w:bidi w:val="0"/>
         <w:adjustRightInd w:val="0"/>
         <w:snapToGrid w:val="0"/>
-        <w:ind w:left="425" w:leftChars="0" w:hanging="425" w:firstLineChars="0"/>
+        <w:ind w:left="425" w:hanging="425" w:leftChars="0" w:firstLineChars="0"/>
         <w:textAlignment w:val="baseline"/>
         <w:rPr>
           <w:rFonts w:hint="eastAsia"/>
@@ -3379,7 +3366,7 @@
     </w:p>
     <w:p>
       <w:pPr>
-        <w:pStyle w:val="29"/>
+        <w:pStyle w:val="a1"/>
         <w:keepNext w:val="0"/>
         <w:keepLines w:val="0"/>
         <w:pageBreakBefore w:val="0"/>
@@ -3397,7 +3384,7 @@
         <w:bidi w:val="0"/>
         <w:adjustRightInd w:val="0"/>
         <w:snapToGrid w:val="0"/>
-        <w:ind w:left="425" w:leftChars="0" w:hanging="425" w:firstLineChars="0"/>
+        <w:ind w:left="425" w:hanging="425" w:leftChars="0" w:firstLineChars="0"/>
         <w:textAlignment w:val="baseline"/>
         <w:rPr>
           <w:rFonts w:hint="eastAsia"/>
@@ -3414,7 +3401,7 @@
     </w:p>
     <w:p>
       <w:pPr>
-        <w:pStyle w:val="29"/>
+        <w:pStyle w:val="a1"/>
         <w:keepNext w:val="0"/>
         <w:keepLines w:val="0"/>
         <w:pageBreakBefore w:val="0"/>
@@ -3432,7 +3419,7 @@
         <w:bidi w:val="0"/>
         <w:adjustRightInd w:val="0"/>
         <w:snapToGrid w:val="0"/>
-        <w:ind w:left="425" w:leftChars="0" w:hanging="425" w:firstLineChars="0"/>
+        <w:ind w:left="425" w:hanging="425" w:leftChars="0" w:firstLineChars="0"/>
         <w:textAlignment w:val="baseline"/>
         <w:rPr>
           <w:rFonts w:hint="eastAsia"/>
@@ -3449,7 +3436,7 @@
     </w:p>
     <w:p>
       <w:pPr>
-        <w:pStyle w:val="29"/>
+        <w:pStyle w:val="a1"/>
         <w:keepNext w:val="0"/>
         <w:keepLines w:val="0"/>
         <w:pageBreakBefore w:val="0"/>
@@ -3467,7 +3454,7 @@
         <w:bidi w:val="0"/>
         <w:adjustRightInd w:val="0"/>
         <w:snapToGrid w:val="0"/>
-        <w:ind w:left="425" w:leftChars="0" w:hanging="425" w:firstLineChars="0"/>
+        <w:ind w:left="425" w:hanging="425" w:leftChars="0" w:firstLineChars="0"/>
         <w:textAlignment w:val="baseline"/>
         <w:rPr>
           <w:rFonts w:hint="eastAsia"/>
@@ -3484,7 +3471,7 @@
     </w:p>
     <w:p>
       <w:pPr>
-        <w:pStyle w:val="29"/>
+        <w:pStyle w:val="a1"/>
         <w:keepNext w:val="0"/>
         <w:keepLines w:val="0"/>
         <w:pageBreakBefore w:val="0"/>
@@ -3502,7 +3489,7 @@
         <w:bidi w:val="0"/>
         <w:adjustRightInd w:val="0"/>
         <w:snapToGrid w:val="0"/>
-        <w:ind w:left="425" w:leftChars="0" w:hanging="425" w:firstLineChars="0"/>
+        <w:ind w:left="425" w:hanging="425" w:leftChars="0" w:firstLineChars="0"/>
         <w:textAlignment w:val="baseline"/>
         <w:rPr>
           <w:rFonts w:hint="eastAsia"/>
@@ -3519,7 +3506,7 @@
     </w:p>
     <w:p>
       <w:pPr>
-        <w:pStyle w:val="29"/>
+        <w:pStyle w:val="a1"/>
         <w:keepNext w:val="0"/>
         <w:keepLines w:val="0"/>
         <w:pageBreakBefore w:val="0"/>
@@ -3537,7 +3524,7 @@
         <w:bidi w:val="0"/>
         <w:adjustRightInd w:val="0"/>
         <w:snapToGrid w:val="0"/>
-        <w:ind w:left="425" w:leftChars="0" w:hanging="425" w:firstLineChars="0"/>
+        <w:ind w:left="425" w:hanging="425" w:leftChars="0" w:firstLineChars="0"/>
         <w:textAlignment w:val="baseline"/>
         <w:rPr>
           <w:rFonts w:hint="eastAsia"/>
@@ -3554,7 +3541,7 @@
     </w:p>
     <w:p>
       <w:pPr>
-        <w:pStyle w:val="29"/>
+        <w:pStyle w:val="a1"/>
         <w:keepNext w:val="0"/>
         <w:keepLines w:val="0"/>
         <w:pageBreakBefore w:val="0"/>
@@ -3572,7 +3559,7 @@
         <w:bidi w:val="0"/>
         <w:adjustRightInd w:val="0"/>
         <w:snapToGrid w:val="0"/>
-        <w:ind w:left="425" w:leftChars="0" w:hanging="425" w:firstLineChars="0"/>
+        <w:ind w:left="425" w:hanging="425" w:leftChars="0" w:firstLineChars="0"/>
         <w:textAlignment w:val="baseline"/>
         <w:rPr>
           <w:rFonts w:hint="eastAsia"/>
@@ -3589,7 +3576,7 @@
     </w:p>
     <w:p>
       <w:pPr>
-        <w:pStyle w:val="29"/>
+        <w:pStyle w:val="a1"/>
         <w:keepNext w:val="0"/>
         <w:keepLines w:val="0"/>
         <w:pageBreakBefore w:val="0"/>
@@ -3607,7 +3594,7 @@
         <w:bidi w:val="0"/>
         <w:adjustRightInd w:val="0"/>
         <w:snapToGrid w:val="0"/>
-        <w:ind w:left="425" w:leftChars="0" w:hanging="425" w:firstLineChars="0"/>
+        <w:ind w:left="425" w:hanging="425" w:leftChars="0" w:firstLineChars="0"/>
         <w:textAlignment w:val="baseline"/>
         <w:rPr>
           <w:rFonts w:hint="eastAsia"/>
@@ -3624,7 +3611,7 @@
     </w:p>
     <w:p>
       <w:pPr>
-        <w:pStyle w:val="31"/>
+        <w:pStyle w:val="3"/>
         <w:keepNext w:val="0"/>
         <w:keepLines w:val="0"/>
         <w:pageBreakBefore w:val="0"/>
@@ -3644,7 +3631,7 @@
           <w:lang w:val="en-US" w:eastAsia="zh-CN"/>
         </w:rPr>
       </w:pPr>
-      <w:bookmarkStart w:id="7" w:name="_Toc15418"/>
+      <w:bookmarkStart w:id="8" w:name="_Toc15418"/>
       <w:r>
         <w:rPr>
           <w:rFonts w:hint="eastAsia"/>
@@ -3652,11 +3639,11 @@
         </w:rPr>
         <w:t>服务知识</w:t>
       </w:r>
-      <w:bookmarkEnd w:id="7"/>
-    </w:p>
-    <w:p>
-      <w:pPr>
-        <w:pStyle w:val="29"/>
+      <w:bookmarkEnd w:id="8"/>
+    </w:p>
+    <w:p>
+      <w:pPr>
+        <w:pStyle w:val="a1"/>
         <w:keepNext w:val="0"/>
         <w:keepLines w:val="0"/>
         <w:pageBreakBefore w:val="0"/>
@@ -3674,7 +3661,7 @@
         <w:bidi w:val="0"/>
         <w:adjustRightInd w:val="0"/>
         <w:snapToGrid w:val="0"/>
-        <w:ind w:left="425" w:leftChars="0" w:hanging="425" w:firstLineChars="0"/>
+        <w:ind w:left="425" w:hanging="425" w:leftChars="0" w:firstLineChars="0"/>
         <w:textAlignment w:val="baseline"/>
         <w:rPr>
           <w:rFonts w:hint="default"/>
@@ -3691,7 +3678,7 @@
     </w:p>
     <w:p>
       <w:pPr>
-        <w:pStyle w:val="29"/>
+        <w:pStyle w:val="a1"/>
         <w:keepNext w:val="0"/>
         <w:keepLines w:val="0"/>
         <w:pageBreakBefore w:val="0"/>
@@ -3709,7 +3696,7 @@
         <w:bidi w:val="0"/>
         <w:adjustRightInd w:val="0"/>
         <w:snapToGrid w:val="0"/>
-        <w:ind w:left="425" w:leftChars="0" w:hanging="425" w:firstLineChars="0"/>
+        <w:ind w:left="425" w:hanging="425" w:leftChars="0" w:firstLineChars="0"/>
         <w:textAlignment w:val="baseline"/>
         <w:rPr>
           <w:rFonts w:hint="default"/>
@@ -3747,7 +3734,7 @@
     </w:p>
     <w:p>
       <w:pPr>
-        <w:pStyle w:val="29"/>
+        <w:pStyle w:val="a1"/>
         <w:keepNext w:val="0"/>
         <w:keepLines w:val="0"/>
         <w:pageBreakBefore w:val="0"/>
@@ -3765,7 +3752,7 @@
         <w:bidi w:val="0"/>
         <w:adjustRightInd w:val="0"/>
         <w:snapToGrid w:val="0"/>
-        <w:ind w:left="425" w:leftChars="0" w:hanging="425" w:firstLineChars="0"/>
+        <w:ind w:left="425" w:hanging="425" w:leftChars="0" w:firstLineChars="0"/>
         <w:textAlignment w:val="baseline"/>
         <w:rPr>
           <w:rFonts w:hint="default"/>
@@ -3782,7 +3769,7 @@
     </w:p>
     <w:p>
       <w:pPr>
-        <w:pStyle w:val="29"/>
+        <w:pStyle w:val="a1"/>
         <w:keepNext w:val="0"/>
         <w:keepLines w:val="0"/>
         <w:pageBreakBefore w:val="0"/>
@@ -3800,7 +3787,7 @@
         <w:bidi w:val="0"/>
         <w:adjustRightInd w:val="0"/>
         <w:snapToGrid w:val="0"/>
-        <w:ind w:left="425" w:leftChars="0" w:hanging="425" w:firstLineChars="0"/>
+        <w:ind w:left="425" w:hanging="425" w:leftChars="0" w:firstLineChars="0"/>
         <w:textAlignment w:val="baseline"/>
         <w:rPr>
           <w:rFonts w:hint="default"/>
@@ -3817,7 +3804,7 @@
     </w:p>
     <w:p>
       <w:pPr>
-        <w:pStyle w:val="29"/>
+        <w:pStyle w:val="a1"/>
         <w:keepNext w:val="0"/>
         <w:keepLines w:val="0"/>
         <w:pageBreakBefore w:val="0"/>
@@ -3835,7 +3822,7 @@
         <w:bidi w:val="0"/>
         <w:adjustRightInd w:val="0"/>
         <w:snapToGrid w:val="0"/>
-        <w:ind w:left="425" w:leftChars="0" w:hanging="425" w:firstLineChars="0"/>
+        <w:ind w:left="425" w:hanging="425" w:leftChars="0" w:firstLineChars="0"/>
         <w:textAlignment w:val="baseline"/>
         <w:rPr>
           <w:rFonts w:hint="default"/>
@@ -3852,27 +3839,27 @@
     </w:p>
     <w:p>
       <w:pPr>
-        <w:pStyle w:val="30"/>
-        <w:keepNext w:val="0"/>
-        <w:keepLines w:val="0"/>
-        <w:pageBreakBefore w:val="0"/>
-        <w:widowControl w:val="0"/>
-        <w:kinsoku w:val="0"/>
-        <w:wordWrap/>
-        <w:overflowPunct/>
-        <w:topLinePunct w:val="0"/>
-        <w:autoSpaceDE w:val="0"/>
-        <w:autoSpaceDN w:val="0"/>
-        <w:bidi w:val="0"/>
-        <w:adjustRightInd w:val="0"/>
-        <w:snapToGrid w:val="0"/>
-        <w:textAlignment w:val="baseline"/>
-        <w:rPr>
-          <w:rFonts w:hint="eastAsia"/>
-          <w:lang w:val="en-US" w:eastAsia="zh-CN"/>
-        </w:rPr>
-      </w:pPr>
-      <w:bookmarkStart w:id="8" w:name="_Toc19597"/>
+        <w:pStyle w:val="2"/>
+        <w:keepNext w:val="0"/>
+        <w:keepLines w:val="0"/>
+        <w:pageBreakBefore w:val="0"/>
+        <w:widowControl w:val="0"/>
+        <w:kinsoku w:val="0"/>
+        <w:wordWrap/>
+        <w:overflowPunct/>
+        <w:topLinePunct w:val="0"/>
+        <w:autoSpaceDE w:val="0"/>
+        <w:autoSpaceDN w:val="0"/>
+        <w:bidi w:val="0"/>
+        <w:adjustRightInd w:val="0"/>
+        <w:snapToGrid w:val="0"/>
+        <w:textAlignment w:val="baseline"/>
+        <w:rPr>
+          <w:rFonts w:hint="eastAsia"/>
+          <w:lang w:val="en-US" w:eastAsia="zh-CN"/>
+        </w:rPr>
+      </w:pPr>
+      <w:bookmarkStart w:id="9" w:name="_Toc19597"/>
       <w:r>
         <w:rPr>
           <w:rFonts w:hint="eastAsia"/>
@@ -3880,11 +3867,11 @@
         </w:rPr>
         <w:t>研发部</w:t>
       </w:r>
-      <w:bookmarkEnd w:id="8"/>
-    </w:p>
-    <w:p>
-      <w:pPr>
-        <w:pStyle w:val="40"/>
+      <w:bookmarkEnd w:id="9"/>
+    </w:p>
+    <w:p>
+      <w:pPr>
+        <w:pStyle w:val="a3"/>
         <w:keepNext w:val="0"/>
         <w:keepLines w:val="0"/>
         <w:pageBreakBefore w:val="0"/>
@@ -3910,7 +3897,7 @@
     </w:p>
     <w:p>
       <w:pPr>
-        <w:pStyle w:val="40"/>
+        <w:pStyle w:val="a3"/>
         <w:keepNext w:val="0"/>
         <w:keepLines w:val="0"/>
         <w:pageBreakBefore w:val="0"/>
@@ -3936,7 +3923,7 @@
     </w:p>
     <w:p>
       <w:pPr>
-        <w:pStyle w:val="40"/>
+        <w:pStyle w:val="a3"/>
         <w:keepNext w:val="0"/>
         <w:keepLines w:val="0"/>
         <w:pageBreakBefore w:val="0"/>
@@ -3962,7 +3949,7 @@
     </w:p>
     <w:p>
       <w:pPr>
-        <w:pStyle w:val="40"/>
+        <w:pStyle w:val="a3"/>
         <w:keepNext w:val="0"/>
         <w:keepLines w:val="0"/>
         <w:pageBreakBefore w:val="0"/>
@@ -3988,27 +3975,27 @@
     </w:p>
     <w:p>
       <w:pPr>
-        <w:pStyle w:val="30"/>
-        <w:keepNext w:val="0"/>
-        <w:keepLines w:val="0"/>
-        <w:pageBreakBefore w:val="0"/>
-        <w:widowControl w:val="0"/>
-        <w:kinsoku w:val="0"/>
-        <w:wordWrap/>
-        <w:overflowPunct/>
-        <w:topLinePunct w:val="0"/>
-        <w:autoSpaceDE w:val="0"/>
-        <w:autoSpaceDN w:val="0"/>
-        <w:bidi w:val="0"/>
-        <w:adjustRightInd w:val="0"/>
-        <w:snapToGrid w:val="0"/>
-        <w:textAlignment w:val="baseline"/>
-        <w:rPr>
-          <w:rFonts w:hint="eastAsia"/>
-          <w:lang w:val="en-US" w:eastAsia="zh-CN"/>
-        </w:rPr>
-      </w:pPr>
-      <w:bookmarkStart w:id="9" w:name="_Toc21581"/>
+        <w:pStyle w:val="2"/>
+        <w:keepNext w:val="0"/>
+        <w:keepLines w:val="0"/>
+        <w:pageBreakBefore w:val="0"/>
+        <w:widowControl w:val="0"/>
+        <w:kinsoku w:val="0"/>
+        <w:wordWrap/>
+        <w:overflowPunct/>
+        <w:topLinePunct w:val="0"/>
+        <w:autoSpaceDE w:val="0"/>
+        <w:autoSpaceDN w:val="0"/>
+        <w:bidi w:val="0"/>
+        <w:adjustRightInd w:val="0"/>
+        <w:snapToGrid w:val="0"/>
+        <w:textAlignment w:val="baseline"/>
+        <w:rPr>
+          <w:rFonts w:hint="eastAsia"/>
+          <w:lang w:val="en-US" w:eastAsia="zh-CN"/>
+        </w:rPr>
+      </w:pPr>
+      <w:bookmarkStart w:id="10" w:name="_Toc21581"/>
       <w:r>
         <w:rPr>
           <w:rFonts w:hint="eastAsia"/>
@@ -4016,11 +4003,11 @@
         </w:rPr>
         <w:t>人力部</w:t>
       </w:r>
-      <w:bookmarkEnd w:id="9"/>
-    </w:p>
-    <w:p>
-      <w:pPr>
-        <w:pStyle w:val="40"/>
+      <w:bookmarkEnd w:id="10"/>
+    </w:p>
+    <w:p>
+      <w:pPr>
+        <w:pStyle w:val="a3"/>
         <w:keepNext w:val="0"/>
         <w:keepLines w:val="0"/>
         <w:pageBreakBefore w:val="0"/>
@@ -4046,7 +4033,7 @@
     </w:p>
     <w:p>
       <w:pPr>
-        <w:pStyle w:val="40"/>
+        <w:pStyle w:val="a3"/>
         <w:keepNext w:val="0"/>
         <w:keepLines w:val="0"/>
         <w:pageBreakBefore w:val="0"/>
@@ -4072,7 +4059,7 @@
     </w:p>
     <w:p>
       <w:pPr>
-        <w:pStyle w:val="40"/>
+        <w:pStyle w:val="a3"/>
         <w:keepNext w:val="0"/>
         <w:keepLines w:val="0"/>
         <w:pageBreakBefore w:val="0"/>
@@ -4098,7 +4085,7 @@
     </w:p>
     <w:p>
       <w:pPr>
-        <w:pStyle w:val="40"/>
+        <w:pStyle w:val="a3"/>
         <w:keepNext w:val="0"/>
         <w:keepLines w:val="0"/>
         <w:pageBreakBefore w:val="0"/>
@@ -4124,7 +4111,7 @@
     </w:p>
     <w:p>
       <w:pPr>
-        <w:pStyle w:val="40"/>
+        <w:pStyle w:val="a3"/>
         <w:keepNext w:val="0"/>
         <w:keepLines w:val="0"/>
         <w:pageBreakBefore w:val="0"/>
@@ -4150,23 +4137,23 @@
     </w:p>
     <w:p>
       <w:pPr>
-        <w:pStyle w:val="30"/>
-        <w:keepNext w:val="0"/>
-        <w:keepLines w:val="0"/>
-        <w:pageBreakBefore w:val="0"/>
-        <w:widowControl w:val="0"/>
-        <w:kinsoku w:val="0"/>
-        <w:wordWrap/>
-        <w:overflowPunct/>
-        <w:topLinePunct w:val="0"/>
-        <w:autoSpaceDE w:val="0"/>
-        <w:autoSpaceDN w:val="0"/>
-        <w:bidi w:val="0"/>
-        <w:adjustRightInd w:val="0"/>
-        <w:snapToGrid w:val="0"/>
-        <w:textAlignment w:val="baseline"/>
-      </w:pPr>
-      <w:bookmarkStart w:id="10" w:name="_Toc660"/>
+        <w:pStyle w:val="2"/>
+        <w:keepNext w:val="0"/>
+        <w:keepLines w:val="0"/>
+        <w:pageBreakBefore w:val="0"/>
+        <w:widowControl w:val="0"/>
+        <w:kinsoku w:val="0"/>
+        <w:wordWrap/>
+        <w:overflowPunct/>
+        <w:topLinePunct w:val="0"/>
+        <w:autoSpaceDE w:val="0"/>
+        <w:autoSpaceDN w:val="0"/>
+        <w:bidi w:val="0"/>
+        <w:adjustRightInd w:val="0"/>
+        <w:snapToGrid w:val="0"/>
+        <w:textAlignment w:val="baseline"/>
+      </w:pPr>
+      <w:bookmarkStart w:id="11" w:name="_Toc660"/>
       <w:r>
         <w:rPr>
           <w:rFonts w:hint="eastAsia"/>
@@ -4174,27 +4161,27 @@
         </w:rPr>
         <w:t>质量部</w:t>
       </w:r>
-      <w:bookmarkEnd w:id="10"/>
-    </w:p>
-    <w:p>
-      <w:pPr>
-        <w:pStyle w:val="29"/>
-        <w:keepNext w:val="0"/>
-        <w:keepLines w:val="0"/>
-        <w:pageBreakBefore w:val="0"/>
-        <w:widowControl w:val="0"/>
-        <w:kinsoku w:val="0"/>
-        <w:wordWrap/>
-        <w:overflowPunct/>
-        <w:topLinePunct w:val="0"/>
-        <w:autoSpaceDE w:val="0"/>
-        <w:autoSpaceDN w:val="0"/>
-        <w:bidi w:val="0"/>
-        <w:adjustRightInd w:val="0"/>
-        <w:snapToGrid w:val="0"/>
-        <w:textAlignment w:val="baseline"/>
-        <w:rPr>
-          <w:rFonts w:hint="default" w:eastAsia="宋体"/>
+      <w:bookmarkEnd w:id="11"/>
+    </w:p>
+    <w:p>
+      <w:pPr>
+        <w:pStyle w:val="a1"/>
+        <w:keepNext w:val="0"/>
+        <w:keepLines w:val="0"/>
+        <w:pageBreakBefore w:val="0"/>
+        <w:widowControl w:val="0"/>
+        <w:kinsoku w:val="0"/>
+        <w:wordWrap/>
+        <w:overflowPunct/>
+        <w:topLinePunct w:val="0"/>
+        <w:autoSpaceDE w:val="0"/>
+        <w:autoSpaceDN w:val="0"/>
+        <w:bidi w:val="0"/>
+        <w:adjustRightInd w:val="0"/>
+        <w:snapToGrid w:val="0"/>
+        <w:textAlignment w:val="baseline"/>
+        <w:rPr>
+          <w:rFonts w:eastAsia="宋体" w:hint="default"/>
           <w:lang w:val="en-US" w:eastAsia="zh-CN"/>
         </w:rPr>
       </w:pPr>
@@ -4204,7 +4191,7 @@
     </w:p>
     <w:p>
       <w:pPr>
-        <w:pStyle w:val="40"/>
+        <w:pStyle w:val="a3"/>
         <w:keepNext w:val="0"/>
         <w:keepLines w:val="0"/>
         <w:pageBreakBefore w:val="0"/>
@@ -4236,7 +4223,7 @@
     </w:p>
     <w:p>
       <w:pPr>
-        <w:pStyle w:val="40"/>
+        <w:pStyle w:val="a3"/>
         <w:keepNext w:val="0"/>
         <w:keepLines w:val="0"/>
         <w:pageBreakBefore w:val="0"/>
@@ -4268,7 +4255,7 @@
     </w:p>
     <w:p>
       <w:pPr>
-        <w:pStyle w:val="40"/>
+        <w:pStyle w:val="a3"/>
         <w:keepNext w:val="0"/>
         <w:keepLines w:val="0"/>
         <w:pageBreakBefore w:val="0"/>
@@ -4300,7 +4287,7 @@
     </w:p>
     <w:p>
       <w:pPr>
-        <w:pStyle w:val="40"/>
+        <w:pStyle w:val="a3"/>
         <w:keepNext w:val="0"/>
         <w:keepLines w:val="0"/>
         <w:pageBreakBefore w:val="0"/>
@@ -4332,7 +4319,7 @@
     </w:p>
     <w:p>
       <w:pPr>
-        <w:pStyle w:val="40"/>
+        <w:pStyle w:val="a3"/>
         <w:keepNext w:val="0"/>
         <w:keepLines w:val="0"/>
         <w:pageBreakBefore w:val="0"/>
@@ -4364,7 +4351,7 @@
     </w:p>
     <w:p>
       <w:pPr>
-        <w:pStyle w:val="40"/>
+        <w:pStyle w:val="a3"/>
         <w:keepNext w:val="0"/>
         <w:keepLines w:val="0"/>
         <w:pageBreakBefore w:val="0"/>
@@ -4396,7 +4383,7 @@
     </w:p>
     <w:p>
       <w:pPr>
-        <w:pStyle w:val="40"/>
+        <w:pStyle w:val="a3"/>
         <w:keepNext w:val="0"/>
         <w:keepLines w:val="0"/>
         <w:pageBreakBefore w:val="0"/>
@@ -4425,27 +4412,27 @@
     </w:p>
     <w:p>
       <w:pPr>
-        <w:pStyle w:val="30"/>
-        <w:keepNext w:val="0"/>
-        <w:keepLines w:val="0"/>
-        <w:pageBreakBefore w:val="0"/>
-        <w:widowControl w:val="0"/>
-        <w:kinsoku w:val="0"/>
-        <w:wordWrap/>
-        <w:overflowPunct/>
-        <w:topLinePunct w:val="0"/>
-        <w:autoSpaceDE w:val="0"/>
-        <w:autoSpaceDN w:val="0"/>
-        <w:bidi w:val="0"/>
-        <w:adjustRightInd w:val="0"/>
-        <w:snapToGrid w:val="0"/>
-        <w:textAlignment w:val="baseline"/>
-        <w:rPr>
-          <w:rFonts w:hint="eastAsia"/>
-          <w:lang w:val="en-US" w:eastAsia="zh-CN"/>
-        </w:rPr>
-      </w:pPr>
-      <w:bookmarkStart w:id="11" w:name="_Toc6170"/>
+        <w:pStyle w:val="2"/>
+        <w:keepNext w:val="0"/>
+        <w:keepLines w:val="0"/>
+        <w:pageBreakBefore w:val="0"/>
+        <w:widowControl w:val="0"/>
+        <w:kinsoku w:val="0"/>
+        <w:wordWrap/>
+        <w:overflowPunct/>
+        <w:topLinePunct w:val="0"/>
+        <w:autoSpaceDE w:val="0"/>
+        <w:autoSpaceDN w:val="0"/>
+        <w:bidi w:val="0"/>
+        <w:adjustRightInd w:val="0"/>
+        <w:snapToGrid w:val="0"/>
+        <w:textAlignment w:val="baseline"/>
+        <w:rPr>
+          <w:rFonts w:hint="eastAsia"/>
+          <w:lang w:val="en-US" w:eastAsia="zh-CN"/>
+        </w:rPr>
+      </w:pPr>
+      <w:bookmarkStart w:id="12" w:name="_Toc6170"/>
       <w:r>
         <w:rPr>
           <w:rFonts w:hint="eastAsia"/>
@@ -4453,11 +4440,11 @@
         </w:rPr>
         <w:t>采购部</w:t>
       </w:r>
-      <w:bookmarkEnd w:id="11"/>
-    </w:p>
-    <w:p>
-      <w:pPr>
-        <w:pStyle w:val="29"/>
+      <w:bookmarkEnd w:id="12"/>
+    </w:p>
+    <w:p>
+      <w:pPr>
+        <w:pStyle w:val="a1"/>
         <w:keepNext w:val="0"/>
         <w:keepLines w:val="0"/>
         <w:pageBreakBefore w:val="0"/>
@@ -4487,7 +4474,7 @@
     </w:p>
     <w:p>
       <w:pPr>
-        <w:pStyle w:val="29"/>
+        <w:pStyle w:val="a1"/>
         <w:keepNext w:val="0"/>
         <w:keepLines w:val="0"/>
         <w:pageBreakBefore w:val="0"/>
@@ -4505,7 +4492,7 @@
         <w:bidi w:val="0"/>
         <w:adjustRightInd w:val="0"/>
         <w:snapToGrid w:val="0"/>
-        <w:ind w:left="425" w:leftChars="0" w:hanging="425" w:firstLineChars="0"/>
+        <w:ind w:left="425" w:hanging="425" w:leftChars="0" w:firstLineChars="0"/>
         <w:textAlignment w:val="baseline"/>
         <w:rPr>
           <w:rFonts w:hint="eastAsia"/>
@@ -4522,7 +4509,7 @@
     </w:p>
     <w:p>
       <w:pPr>
-        <w:pStyle w:val="29"/>
+        <w:pStyle w:val="a1"/>
         <w:keepNext w:val="0"/>
         <w:keepLines w:val="0"/>
         <w:pageBreakBefore w:val="0"/>
@@ -4540,7 +4527,7 @@
         <w:bidi w:val="0"/>
         <w:adjustRightInd w:val="0"/>
         <w:snapToGrid w:val="0"/>
-        <w:ind w:left="425" w:leftChars="0" w:hanging="425" w:firstLineChars="0"/>
+        <w:ind w:left="425" w:hanging="425" w:leftChars="0" w:firstLineChars="0"/>
         <w:textAlignment w:val="baseline"/>
         <w:rPr>
           <w:rFonts w:hint="eastAsia"/>
@@ -4557,7 +4544,7 @@
     </w:p>
     <w:p>
       <w:pPr>
-        <w:pStyle w:val="29"/>
+        <w:pStyle w:val="a1"/>
         <w:keepNext w:val="0"/>
         <w:keepLines w:val="0"/>
         <w:pageBreakBefore w:val="0"/>
@@ -4575,7 +4562,7 @@
         <w:bidi w:val="0"/>
         <w:adjustRightInd w:val="0"/>
         <w:snapToGrid w:val="0"/>
-        <w:ind w:left="425" w:leftChars="0" w:hanging="425" w:firstLineChars="0"/>
+        <w:ind w:left="425" w:hanging="425" w:leftChars="0" w:firstLineChars="0"/>
         <w:textAlignment w:val="baseline"/>
         <w:rPr>
           <w:rFonts w:hint="eastAsia"/>
@@ -4592,7 +4579,7 @@
     </w:p>
     <w:p>
       <w:pPr>
-        <w:pStyle w:val="29"/>
+        <w:pStyle w:val="a1"/>
         <w:keepNext w:val="0"/>
         <w:keepLines w:val="0"/>
         <w:pageBreakBefore w:val="0"/>
@@ -4610,7 +4597,7 @@
         <w:bidi w:val="0"/>
         <w:adjustRightInd w:val="0"/>
         <w:snapToGrid w:val="0"/>
-        <w:ind w:left="425" w:leftChars="0" w:hanging="425" w:firstLineChars="0"/>
+        <w:ind w:left="425" w:hanging="425" w:leftChars="0" w:firstLineChars="0"/>
         <w:textAlignment w:val="baseline"/>
         <w:rPr>
           <w:rFonts w:hint="eastAsia"/>
@@ -4627,7 +4614,7 @@
     </w:p>
     <w:p>
       <w:pPr>
-        <w:pStyle w:val="29"/>
+        <w:pStyle w:val="a1"/>
         <w:keepNext w:val="0"/>
         <w:keepLines w:val="0"/>
         <w:pageBreakBefore w:val="0"/>
@@ -4645,7 +4632,7 @@
         <w:bidi w:val="0"/>
         <w:adjustRightInd w:val="0"/>
         <w:snapToGrid w:val="0"/>
-        <w:ind w:left="425" w:leftChars="0" w:hanging="425" w:firstLineChars="0"/>
+        <w:ind w:left="425" w:hanging="425" w:leftChars="0" w:firstLineChars="0"/>
         <w:textAlignment w:val="baseline"/>
         <w:rPr>
           <w:rFonts w:hint="eastAsia"/>
@@ -4662,7 +4649,7 @@
     </w:p>
     <w:p>
       <w:pPr>
-        <w:pStyle w:val="29"/>
+        <w:pStyle w:val="a1"/>
         <w:keepNext w:val="0"/>
         <w:keepLines w:val="0"/>
         <w:pageBreakBefore w:val="0"/>
@@ -4680,7 +4667,7 @@
         <w:bidi w:val="0"/>
         <w:adjustRightInd w:val="0"/>
         <w:snapToGrid w:val="0"/>
-        <w:ind w:left="425" w:leftChars="0" w:hanging="425" w:firstLineChars="0"/>
+        <w:ind w:left="425" w:hanging="425" w:leftChars="0" w:firstLineChars="0"/>
         <w:textAlignment w:val="baseline"/>
         <w:rPr>
           <w:rFonts w:hint="eastAsia"/>
@@ -4697,7 +4684,7 @@
     </w:p>
     <w:p>
       <w:pPr>
-        <w:pStyle w:val="30"/>
+        <w:pStyle w:val="2"/>
         <w:keepNext w:val="0"/>
         <w:keepLines w:val="0"/>
         <w:pageBreakBefore w:val="0"/>
@@ -4717,7 +4704,7 @@
           <w:lang w:val="en-US" w:eastAsia="zh-CN"/>
         </w:rPr>
       </w:pPr>
-      <w:bookmarkStart w:id="12" w:name="_Toc25514"/>
+      <w:bookmarkStart w:id="13" w:name="_Toc25514"/>
       <w:r>
         <w:rPr>
           <w:rFonts w:hint="eastAsia"/>
@@ -4725,11 +4712,11 @@
         </w:rPr>
         <w:t>应急管理部</w:t>
       </w:r>
-      <w:bookmarkEnd w:id="12"/>
-    </w:p>
-    <w:p>
-      <w:pPr>
-        <w:pStyle w:val="29"/>
+      <w:bookmarkEnd w:id="13"/>
+    </w:p>
+    <w:p>
+      <w:pPr>
+        <w:pStyle w:val="a1"/>
         <w:keepNext w:val="0"/>
         <w:keepLines w:val="0"/>
         <w:pageBreakBefore w:val="0"/>
@@ -4759,7 +4746,7 @@
     </w:p>
     <w:p>
       <w:pPr>
-        <w:pStyle w:val="40"/>
+        <w:pStyle w:val="a3"/>
         <w:keepNext w:val="0"/>
         <w:keepLines w:val="0"/>
         <w:pageBreakBefore w:val="0"/>
@@ -4793,7 +4780,7 @@
     </w:p>
     <w:p>
       <w:pPr>
-        <w:pStyle w:val="40"/>
+        <w:pStyle w:val="a3"/>
         <w:keepNext w:val="0"/>
         <w:keepLines w:val="0"/>
         <w:pageBreakBefore w:val="0"/>
@@ -4827,7 +4814,7 @@
     </w:p>
     <w:p>
       <w:pPr>
-        <w:pStyle w:val="40"/>
+        <w:pStyle w:val="a3"/>
         <w:keepNext w:val="0"/>
         <w:keepLines w:val="0"/>
         <w:pageBreakBefore w:val="0"/>
@@ -4861,7 +4848,7 @@
     </w:p>
     <w:p>
       <w:pPr>
-        <w:pStyle w:val="40"/>
+        <w:pStyle w:val="a3"/>
         <w:keepNext w:val="0"/>
         <w:keepLines w:val="0"/>
         <w:pageBreakBefore w:val="0"/>
@@ -4895,7 +4882,7 @@
     </w:p>
     <w:p>
       <w:pPr>
-        <w:pStyle w:val="40"/>
+        <w:pStyle w:val="a3"/>
         <w:keepNext w:val="0"/>
         <w:keepLines w:val="0"/>
         <w:pageBreakBefore w:val="0"/>
@@ -4928,96 +4915,52 @@
       </w:r>
     </w:p>
     <w:sectPr>
-      <w:headerReference r:id="rId7" w:type="first"/>
-      <w:footerReference r:id="rId10" w:type="first"/>
-      <w:headerReference r:id="rId5" w:type="default"/>
-      <w:footerReference r:id="rId8" w:type="default"/>
-      <w:headerReference r:id="rId6" w:type="even"/>
-      <w:footerReference r:id="rId9" w:type="even"/>
+      <w:headerReference w:type="even" r:id="rId7"/>
+      <w:headerReference w:type="default" r:id="rId8"/>
+      <w:footerReference w:type="even" r:id="rId9"/>
+      <w:footerReference w:type="default" r:id="rId10"/>
+      <w:headerReference w:type="first" r:id="rId11"/>
+      <w:footerReference w:type="first" r:id="rId12"/>
       <w:pgSz w:w="11906" w:h="16838"/>
       <w:pgMar w:top="1417" w:right="1800" w:bottom="1440" w:left="1800" w:header="1140" w:footer="992" w:gutter="0"/>
-      <w:cols w:space="425" w:num="1"/>
+      <w:cols w:num="1" w:space="425"/>
       <w:docGrid w:type="lines" w:linePitch="312" w:charSpace="0"/>
     </w:sectPr>
   </w:body>
 </w:document>
 </file>
 
-<file path=word/endnotes.xml><?xml version="1.0" encoding="utf-8"?>
-<w:endnotes xmlns:wpc="http://schemas.microsoft.com/office/word/2010/wordprocessingCanvas" xmlns:mc="http://schemas.openxmlformats.org/markup-compatibility/2006" xmlns:o="urn:schemas-microsoft-com:office:office" xmlns:r="http://schemas.openxmlformats.org/officeDocument/2006/relationships" xmlns:m="http://schemas.openxmlformats.org/officeDocument/2006/math" xmlns:v="urn:schemas-microsoft-com:vml" xmlns:wp14="http://schemas.microsoft.com/office/word/2010/wordprocessingDrawing" xmlns:wp="http://schemas.openxmlformats.org/drawingml/2006/wordprocessingDrawing" xmlns:w="http://schemas.openxmlformats.org/wordprocessingml/2006/main" xmlns:w14="http://schemas.microsoft.com/office/word/2010/wordml" xmlns:w15="http://schemas.microsoft.com/office/word/2012/wordml" xmlns:w10="urn:schemas-microsoft-com:office:word" xmlns:wpg="http://schemas.microsoft.com/office/word/2010/wordprocessingGroup" xmlns:wpi="http://schemas.microsoft.com/office/word/2010/wordprocessingInk" xmlns:wne="http://schemas.microsoft.com/office/word/2006/wordml" xmlns:wps="http://schemas.microsoft.com/office/word/2010/wordprocessingShape" xmlns:wpsCustomData="http://www.wps.cn/officeDocument/2013/wpsCustomData" mc:Ignorable="w14 w15 wp14">
-  <w:endnote w:type="separator" w:id="0">
-    <w:p>
-      <w:pPr>
-        <w:spacing w:line="240" w:lineRule="auto"/>
-      </w:pPr>
-      <w:r>
-        <w:separator/>
-      </w:r>
-    </w:p>
-  </w:endnote>
-  <w:endnote w:type="continuationSeparator" w:id="1">
-    <w:p>
-      <w:pPr>
-        <w:spacing w:line="240" w:lineRule="auto"/>
-      </w:pPr>
-      <w:r>
-        <w:continuationSeparator/>
-      </w:r>
-    </w:p>
-  </w:endnote>
-</w:endnotes>
-</file>
-
 <file path=word/footer1.xml><?xml version="1.0" encoding="utf-8"?>
-<w:ftr xmlns:wpc="http://schemas.microsoft.com/office/word/2010/wordprocessingCanvas" xmlns:mc="http://schemas.openxmlformats.org/markup-compatibility/2006" xmlns:o="urn:schemas-microsoft-com:office:office" xmlns:r="http://schemas.openxmlformats.org/officeDocument/2006/relationships" xmlns:m="http://schemas.openxmlformats.org/officeDocument/2006/math" xmlns:v="urn:schemas-microsoft-com:vml" xmlns:wp14="http://schemas.microsoft.com/office/word/2010/wordprocessingDrawing" xmlns:wp="http://schemas.openxmlformats.org/drawingml/2006/wordprocessingDrawing" xmlns:w10="urn:schemas-microsoft-com:office:word" xmlns:w="http://schemas.openxmlformats.org/wordprocessingml/2006/main" xmlns:w14="http://schemas.microsoft.com/office/word/2010/wordml" xmlns:w15="http://schemas.microsoft.com/office/word/2012/wordml" xmlns:wpg="http://schemas.microsoft.com/office/word/2010/wordprocessingGroup" xmlns:wpi="http://schemas.microsoft.com/office/word/2010/wordprocessingInk" xmlns:wne="http://schemas.microsoft.com/office/word/2006/wordml" xmlns:wps="http://schemas.microsoft.com/office/word/2010/wordprocessingShape" xmlns:wpsCustomData="http://www.wps.cn/officeDocument/2013/wpsCustomData" mc:Ignorable="w14 w15 wp14">
+<w:ftr xmlns:wpc="http://schemas.microsoft.com/office/word/2010/wordprocessingCanvas" xmlns:mc="http://schemas.openxmlformats.org/markup-compatibility/2006" xmlns:o="urn:schemas-microsoft-com:office:office" xmlns:r="http://schemas.openxmlformats.org/officeDocument/2006/relationships" xmlns:m="http://schemas.openxmlformats.org/officeDocument/2006/math" xmlns:v="urn:schemas-microsoft-com:vml" xmlns:wp14="http://schemas.microsoft.com/office/word/2010/wordprocessingDrawing" xmlns:wp="http://schemas.openxmlformats.org/drawingml/2006/wordprocessingDrawing" xmlns:w10="urn:schemas-microsoft-com:office:word" xmlns:w="http://schemas.openxmlformats.org/wordprocessingml/2006/main" xmlns:w14="http://schemas.microsoft.com/office/word/2010/wordml" xmlns:w15="http://schemas.microsoft.com/office/word/2012/wordml" xmlns:wne="http://schemas.microsoft.com/office/word/2006/wordml" xmlns:wpg="http://schemas.microsoft.com/office/word/2010/wordprocessingGroup" xmlns:wpi="http://schemas.microsoft.com/office/word/2010/wordprocessingInk" xmlns:wps="http://schemas.microsoft.com/office/word/2010/wordprocessingShape" mc:Ignorable="w14 w15 wp14">
   <w:p/>
 </w:ftr>
 </file>
 
 <file path=word/footer2.xml><?xml version="1.0" encoding="utf-8"?>
-<w:ftr xmlns:wpc="http://schemas.microsoft.com/office/word/2010/wordprocessingCanvas" xmlns:mc="http://schemas.openxmlformats.org/markup-compatibility/2006" xmlns:o="urn:schemas-microsoft-com:office:office" xmlns:r="http://schemas.openxmlformats.org/officeDocument/2006/relationships" xmlns:m="http://schemas.openxmlformats.org/officeDocument/2006/math" xmlns:v="urn:schemas-microsoft-com:vml" xmlns:wp14="http://schemas.microsoft.com/office/word/2010/wordprocessingDrawing" xmlns:wp="http://schemas.openxmlformats.org/drawingml/2006/wordprocessingDrawing" xmlns:w10="urn:schemas-microsoft-com:office:word" xmlns:w="http://schemas.openxmlformats.org/wordprocessingml/2006/main" xmlns:w14="http://schemas.microsoft.com/office/word/2010/wordml" xmlns:w15="http://schemas.microsoft.com/office/word/2012/wordml" xmlns:wpg="http://schemas.microsoft.com/office/word/2010/wordprocessingGroup" xmlns:wpi="http://schemas.microsoft.com/office/word/2010/wordprocessingInk" xmlns:wne="http://schemas.microsoft.com/office/word/2006/wordml" xmlns:wps="http://schemas.microsoft.com/office/word/2010/wordprocessingShape" xmlns:wpsCustomData="http://www.wps.cn/officeDocument/2013/wpsCustomData" mc:Ignorable="w14 w15 wp14">
+<w:ftr xmlns:wpc="http://schemas.microsoft.com/office/word/2010/wordprocessingCanvas" xmlns:mc="http://schemas.openxmlformats.org/markup-compatibility/2006" xmlns:o="urn:schemas-microsoft-com:office:office" xmlns:r="http://schemas.openxmlformats.org/officeDocument/2006/relationships" xmlns:m="http://schemas.openxmlformats.org/officeDocument/2006/math" xmlns:v="urn:schemas-microsoft-com:vml" xmlns:wp14="http://schemas.microsoft.com/office/word/2010/wordprocessingDrawing" xmlns:wp="http://schemas.openxmlformats.org/drawingml/2006/wordprocessingDrawing" xmlns:w10="urn:schemas-microsoft-com:office:word" xmlns:w="http://schemas.openxmlformats.org/wordprocessingml/2006/main" xmlns:w14="http://schemas.microsoft.com/office/word/2010/wordml" xmlns:w15="http://schemas.microsoft.com/office/word/2012/wordml" xmlns:wne="http://schemas.microsoft.com/office/word/2006/wordml" xmlns:wpg="http://schemas.microsoft.com/office/word/2010/wordprocessingGroup" xmlns:wpi="http://schemas.microsoft.com/office/word/2010/wordprocessingInk" xmlns:wps="http://schemas.microsoft.com/office/word/2010/wordprocessingShape" mc:Ignorable="w14 w15 wp14">
   <w:p/>
 </w:ftr>
 </file>
 
 <file path=word/footer3.xml><?xml version="1.0" encoding="utf-8"?>
-<w:ftr xmlns:wpc="http://schemas.microsoft.com/office/word/2010/wordprocessingCanvas" xmlns:mc="http://schemas.openxmlformats.org/markup-compatibility/2006" xmlns:o="urn:schemas-microsoft-com:office:office" xmlns:r="http://schemas.openxmlformats.org/officeDocument/2006/relationships" xmlns:m="http://schemas.openxmlformats.org/officeDocument/2006/math" xmlns:v="urn:schemas-microsoft-com:vml" xmlns:wp14="http://schemas.microsoft.com/office/word/2010/wordprocessingDrawing" xmlns:wp="http://schemas.openxmlformats.org/drawingml/2006/wordprocessingDrawing" xmlns:w10="urn:schemas-microsoft-com:office:word" xmlns:w="http://schemas.openxmlformats.org/wordprocessingml/2006/main" xmlns:w14="http://schemas.microsoft.com/office/word/2010/wordml" xmlns:w15="http://schemas.microsoft.com/office/word/2012/wordml" xmlns:wpg="http://schemas.microsoft.com/office/word/2010/wordprocessingGroup" xmlns:wpi="http://schemas.microsoft.com/office/word/2010/wordprocessingInk" xmlns:wne="http://schemas.microsoft.com/office/word/2006/wordml" xmlns:wps="http://schemas.microsoft.com/office/word/2010/wordprocessingShape" xmlns:wpsCustomData="http://www.wps.cn/officeDocument/2013/wpsCustomData" mc:Ignorable="w14 w15 wp14">
+<w:ftr xmlns:wpc="http://schemas.microsoft.com/office/word/2010/wordprocessingCanvas" xmlns:mc="http://schemas.openxmlformats.org/markup-compatibility/2006" xmlns:o="urn:schemas-microsoft-com:office:office" xmlns:r="http://schemas.openxmlformats.org/officeDocument/2006/relationships" xmlns:m="http://schemas.openxmlformats.org/officeDocument/2006/math" xmlns:v="urn:schemas-microsoft-com:vml" xmlns:wp14="http://schemas.microsoft.com/office/word/2010/wordprocessingDrawing" xmlns:wp="http://schemas.openxmlformats.org/drawingml/2006/wordprocessingDrawing" xmlns:w10="urn:schemas-microsoft-com:office:word" xmlns:w="http://schemas.openxmlformats.org/wordprocessingml/2006/main" xmlns:w14="http://schemas.microsoft.com/office/word/2010/wordml" xmlns:w15="http://schemas.microsoft.com/office/word/2012/wordml" xmlns:wne="http://schemas.microsoft.com/office/word/2006/wordml" xmlns:wpg="http://schemas.microsoft.com/office/word/2010/wordprocessingGroup" xmlns:wpi="http://schemas.microsoft.com/office/word/2010/wordprocessingInk" xmlns:wps="http://schemas.microsoft.com/office/word/2010/wordprocessingShape" mc:Ignorable="w14 w15 wp14">
   <w:p/>
 </w:ftr>
 </file>
 
-<file path=word/footnotes.xml><?xml version="1.0" encoding="utf-8"?>
-<w:footnotes xmlns:wpc="http://schemas.microsoft.com/office/word/2010/wordprocessingCanvas" xmlns:mc="http://schemas.openxmlformats.org/markup-compatibility/2006" xmlns:o="urn:schemas-microsoft-com:office:office" xmlns:r="http://schemas.openxmlformats.org/officeDocument/2006/relationships" xmlns:m="http://schemas.openxmlformats.org/officeDocument/2006/math" xmlns:v="urn:schemas-microsoft-com:vml" xmlns:wp14="http://schemas.microsoft.com/office/word/2010/wordprocessingDrawing" xmlns:wp="http://schemas.openxmlformats.org/drawingml/2006/wordprocessingDrawing" xmlns:w="http://schemas.openxmlformats.org/wordprocessingml/2006/main" xmlns:w14="http://schemas.microsoft.com/office/word/2010/wordml" xmlns:w15="http://schemas.microsoft.com/office/word/2012/wordml" xmlns:w10="urn:schemas-microsoft-com:office:word" xmlns:wpg="http://schemas.microsoft.com/office/word/2010/wordprocessingGroup" xmlns:wpi="http://schemas.microsoft.com/office/word/2010/wordprocessingInk" xmlns:wne="http://schemas.microsoft.com/office/word/2006/wordml" xmlns:wps="http://schemas.microsoft.com/office/word/2010/wordprocessingShape" xmlns:wpsCustomData="http://www.wps.cn/officeDocument/2013/wpsCustomData" mc:Ignorable="w14 w15 wp14">
-  <w:footnote w:type="separator" w:id="0">
-    <w:p>
-      <w:pPr>
-        <w:spacing w:line="360" w:lineRule="auto"/>
-      </w:pPr>
-      <w:r>
-        <w:separator/>
-      </w:r>
-    </w:p>
-  </w:footnote>
-  <w:footnote w:type="continuationSeparator" w:id="1">
-    <w:p>
-      <w:pPr>
-        <w:spacing w:line="360" w:lineRule="auto"/>
-      </w:pPr>
-      <w:r>
-        <w:continuationSeparator/>
-      </w:r>
-    </w:p>
-  </w:footnote>
-</w:footnotes>
+<file path=word/header1.xml><?xml version="1.0" encoding="utf-8"?>
+<w:hdr xmlns:wpc="http://schemas.microsoft.com/office/word/2010/wordprocessingCanvas" xmlns:mc="http://schemas.openxmlformats.org/markup-compatibility/2006" xmlns:o="urn:schemas-microsoft-com:office:office" xmlns:r="http://schemas.openxmlformats.org/officeDocument/2006/relationships" xmlns:m="http://schemas.openxmlformats.org/officeDocument/2006/math" xmlns:v="urn:schemas-microsoft-com:vml" xmlns:wp14="http://schemas.microsoft.com/office/word/2010/wordprocessingDrawing" xmlns:wp="http://schemas.openxmlformats.org/drawingml/2006/wordprocessingDrawing" xmlns:w10="urn:schemas-microsoft-com:office:word" xmlns:w="http://schemas.openxmlformats.org/wordprocessingml/2006/main" xmlns:w14="http://schemas.microsoft.com/office/word/2010/wordml" xmlns:w15="http://schemas.microsoft.com/office/word/2012/wordml" xmlns:wne="http://schemas.microsoft.com/office/word/2006/wordml" xmlns:wpg="http://schemas.microsoft.com/office/word/2010/wordprocessingGroup" xmlns:wpi="http://schemas.microsoft.com/office/word/2010/wordprocessingInk" xmlns:wps="http://schemas.microsoft.com/office/word/2010/wordprocessingShape" mc:Ignorable="w14 w15 wp14">
+  <w:p/>
+</w:hdr>
 </file>
 
-<file path=word/header1.xml><?xml version="1.0" encoding="utf-8"?>
-<w:hdr xmlns:wpc="http://schemas.microsoft.com/office/word/2010/wordprocessingCanvas" xmlns:mc="http://schemas.openxmlformats.org/markup-compatibility/2006" xmlns:o="urn:schemas-microsoft-com:office:office" xmlns:r="http://schemas.openxmlformats.org/officeDocument/2006/relationships" xmlns:m="http://schemas.openxmlformats.org/officeDocument/2006/math" xmlns:v="urn:schemas-microsoft-com:vml" xmlns:wp14="http://schemas.microsoft.com/office/word/2010/wordprocessingDrawing" xmlns:wp="http://schemas.openxmlformats.org/drawingml/2006/wordprocessingDrawing" xmlns:w10="urn:schemas-microsoft-com:office:word" xmlns:w="http://schemas.openxmlformats.org/wordprocessingml/2006/main" xmlns:w14="http://schemas.microsoft.com/office/word/2010/wordml" xmlns:w15="http://schemas.microsoft.com/office/word/2012/wordml" xmlns:wpg="http://schemas.microsoft.com/office/word/2010/wordprocessingGroup" xmlns:wpi="http://schemas.microsoft.com/office/word/2010/wordprocessingInk" xmlns:wne="http://schemas.microsoft.com/office/word/2006/wordml" xmlns:wps="http://schemas.microsoft.com/office/word/2010/wordprocessingShape" xmlns:wpsCustomData="http://www.wps.cn/officeDocument/2013/wpsCustomData" mc:Ignorable="w14 w15 wp14">
+<file path=word/header2.xml><?xml version="1.0" encoding="utf-8"?>
+<w:hdr xmlns:wpc="http://schemas.microsoft.com/office/word/2010/wordprocessingCanvas" xmlns:mc="http://schemas.openxmlformats.org/markup-compatibility/2006" xmlns:o="urn:schemas-microsoft-com:office:office" xmlns:r="http://schemas.openxmlformats.org/officeDocument/2006/relationships" xmlns:m="http://schemas.openxmlformats.org/officeDocument/2006/math" xmlns:v="urn:schemas-microsoft-com:vml" xmlns:wp14="http://schemas.microsoft.com/office/word/2010/wordprocessingDrawing" xmlns:wp="http://schemas.openxmlformats.org/drawingml/2006/wordprocessingDrawing" xmlns:w10="urn:schemas-microsoft-com:office:word" xmlns:w="http://schemas.openxmlformats.org/wordprocessingml/2006/main" xmlns:w14="http://schemas.microsoft.com/office/word/2010/wordml" xmlns:w15="http://schemas.microsoft.com/office/word/2012/wordml" xmlns:wne="http://schemas.microsoft.com/office/word/2006/wordml" xmlns:wpg="http://schemas.microsoft.com/office/word/2010/wordprocessingGroup" xmlns:wpi="http://schemas.microsoft.com/office/word/2010/wordprocessingInk" xmlns:wps="http://schemas.microsoft.com/office/word/2010/wordprocessingShape" mc:Ignorable="w14 w15 wp14">
   <w:p>
     <w:pPr>
-      <w:pStyle w:val="15"/>
+      <w:pStyle w:val="Header"/>
       <w:pBdr>
-        <w:bottom w:val="single" w:color="auto" w:sz="4" w:space="1"/>
+        <w:bottom w:val="single" w:sz="4" w:space="1" w:color="auto"/>
       </w:pBdr>
       <w:tabs>
         <w:tab w:val="left" w:pos="335"/>
@@ -5025,27 +4968,27 @@
       </w:tabs>
       <w:jc w:val="right"/>
       <w:rPr>
-        <w:rFonts w:hint="eastAsia" w:eastAsiaTheme="minorEastAsia"/>
+        <w:rFonts w:eastAsiaTheme="minorEastAsia" w:hint="eastAsia"/>
         <w:lang w:eastAsia="zh-CN"/>
       </w:rPr>
     </w:pPr>
     <w:r>
       <w:rPr>
-        <w:rFonts w:hint="eastAsia" w:eastAsiaTheme="minorEastAsia"/>
+        <w:rFonts w:eastAsiaTheme="minorEastAsia" w:hint="eastAsia"/>
         <w:lang w:val="en-US" w:eastAsia="zh-CN"/>
       </w:rPr>
       <w:tab/>
     </w:r>
     <w:r>
       <w:rPr>
-        <w:rFonts w:hint="eastAsia" w:eastAsiaTheme="minorEastAsia"/>
+        <w:rFonts w:eastAsiaTheme="minorEastAsia" w:hint="eastAsia"/>
         <w:lang w:val="en-US" w:eastAsia="zh-CN"/>
       </w:rPr>
       <w:tab/>
     </w:r>
     <w:r>
       <w:rPr>
-        <w:rFonts w:hint="eastAsia" w:eastAsiaTheme="minorEastAsia"/>
+        <w:rFonts w:eastAsiaTheme="minorEastAsia" w:hint="eastAsia"/>
         <w:lang w:val="en-US" w:eastAsia="zh-CN"/>
       </w:rPr>
       <w:t>重庆市鹧鸪哨信息技术有限责任公司</w:t>
@@ -5054,25 +4997,19 @@
 </w:hdr>
 </file>
 
-<file path=word/header2.xml><?xml version="1.0" encoding="utf-8"?>
-<w:hdr xmlns:wpc="http://schemas.microsoft.com/office/word/2010/wordprocessingCanvas" xmlns:mc="http://schemas.openxmlformats.org/markup-compatibility/2006" xmlns:o="urn:schemas-microsoft-com:office:office" xmlns:r="http://schemas.openxmlformats.org/officeDocument/2006/relationships" xmlns:m="http://schemas.openxmlformats.org/officeDocument/2006/math" xmlns:v="urn:schemas-microsoft-com:vml" xmlns:wp14="http://schemas.microsoft.com/office/word/2010/wordprocessingDrawing" xmlns:wp="http://schemas.openxmlformats.org/drawingml/2006/wordprocessingDrawing" xmlns:w10="urn:schemas-microsoft-com:office:word" xmlns:w="http://schemas.openxmlformats.org/wordprocessingml/2006/main" xmlns:w14="http://schemas.microsoft.com/office/word/2010/wordml" xmlns:w15="http://schemas.microsoft.com/office/word/2012/wordml" xmlns:wpg="http://schemas.microsoft.com/office/word/2010/wordprocessingGroup" xmlns:wpi="http://schemas.microsoft.com/office/word/2010/wordprocessingInk" xmlns:wne="http://schemas.microsoft.com/office/word/2006/wordml" xmlns:wps="http://schemas.microsoft.com/office/word/2010/wordprocessingShape" xmlns:wpsCustomData="http://www.wps.cn/officeDocument/2013/wpsCustomData" mc:Ignorable="w14 w15 wp14">
-  <w:p/>
-</w:hdr>
-</file>
-
 <file path=word/header3.xml><?xml version="1.0" encoding="utf-8"?>
-<w:hdr xmlns:wpc="http://schemas.microsoft.com/office/word/2010/wordprocessingCanvas" xmlns:mc="http://schemas.openxmlformats.org/markup-compatibility/2006" xmlns:o="urn:schemas-microsoft-com:office:office" xmlns:r="http://schemas.openxmlformats.org/officeDocument/2006/relationships" xmlns:m="http://schemas.openxmlformats.org/officeDocument/2006/math" xmlns:v="urn:schemas-microsoft-com:vml" xmlns:wp14="http://schemas.microsoft.com/office/word/2010/wordprocessingDrawing" xmlns:wp="http://schemas.openxmlformats.org/drawingml/2006/wordprocessingDrawing" xmlns:w10="urn:schemas-microsoft-com:office:word" xmlns:w="http://schemas.openxmlformats.org/wordprocessingml/2006/main" xmlns:w14="http://schemas.microsoft.com/office/word/2010/wordml" xmlns:w15="http://schemas.microsoft.com/office/word/2012/wordml" xmlns:wpg="http://schemas.microsoft.com/office/word/2010/wordprocessingGroup" xmlns:wpi="http://schemas.microsoft.com/office/word/2010/wordprocessingInk" xmlns:wne="http://schemas.microsoft.com/office/word/2006/wordml" xmlns:wps="http://schemas.microsoft.com/office/word/2010/wordprocessingShape" xmlns:wpsCustomData="http://www.wps.cn/officeDocument/2013/wpsCustomData" mc:Ignorable="w14 w15 wp14">
+<w:hdr xmlns:wpc="http://schemas.microsoft.com/office/word/2010/wordprocessingCanvas" xmlns:mc="http://schemas.openxmlformats.org/markup-compatibility/2006" xmlns:o="urn:schemas-microsoft-com:office:office" xmlns:r="http://schemas.openxmlformats.org/officeDocument/2006/relationships" xmlns:m="http://schemas.openxmlformats.org/officeDocument/2006/math" xmlns:v="urn:schemas-microsoft-com:vml" xmlns:wp14="http://schemas.microsoft.com/office/word/2010/wordprocessingDrawing" xmlns:wp="http://schemas.openxmlformats.org/drawingml/2006/wordprocessingDrawing" xmlns:w10="urn:schemas-microsoft-com:office:word" xmlns:w="http://schemas.openxmlformats.org/wordprocessingml/2006/main" xmlns:w14="http://schemas.microsoft.com/office/word/2010/wordml" xmlns:w15="http://schemas.microsoft.com/office/word/2012/wordml" xmlns:wne="http://schemas.microsoft.com/office/word/2006/wordml" xmlns:wpg="http://schemas.microsoft.com/office/word/2010/wordprocessingGroup" xmlns:wpi="http://schemas.microsoft.com/office/word/2010/wordprocessingInk" xmlns:wps="http://schemas.microsoft.com/office/word/2010/wordprocessingShape" mc:Ignorable="w14 w15 wp14">
   <w:p/>
 </w:hdr>
 </file>
 
 <file path=word/numbering.xml><?xml version="1.0" encoding="utf-8"?>
-<w:numbering xmlns:wpc="http://schemas.microsoft.com/office/word/2010/wordprocessingCanvas" xmlns:mc="http://schemas.openxmlformats.org/markup-compatibility/2006" xmlns:o="urn:schemas-microsoft-com:office:office" xmlns:r="http://schemas.openxmlformats.org/officeDocument/2006/relationships" xmlns:m="http://schemas.openxmlformats.org/officeDocument/2006/math" xmlns:v="urn:schemas-microsoft-com:vml" xmlns:wp14="http://schemas.microsoft.com/office/word/2010/wordprocessingDrawing" xmlns:wp="http://schemas.openxmlformats.org/drawingml/2006/wordprocessingDrawing" xmlns:w10="urn:schemas-microsoft-com:office:word" xmlns:w="http://schemas.openxmlformats.org/wordprocessingml/2006/main" xmlns:w14="http://schemas.microsoft.com/office/word/2010/wordml" xmlns:wpg="http://schemas.microsoft.com/office/word/2010/wordprocessingGroup" xmlns:wpi="http://schemas.microsoft.com/office/word/2010/wordprocessingInk" xmlns:wne="http://schemas.microsoft.com/office/word/2006/wordml" xmlns:wps="http://schemas.microsoft.com/office/word/2010/wordprocessingShape" xmlns:wpsCustomData="http://www.wps.cn/officeDocument/2013/wpsCustomData" mc:Ignorable="w14 wp14">
+<w:numbering xmlns:wpc="http://schemas.microsoft.com/office/word/2010/wordprocessingCanvas" xmlns:mc="http://schemas.openxmlformats.org/markup-compatibility/2006" xmlns:o="urn:schemas-microsoft-com:office:office" xmlns:r="http://schemas.openxmlformats.org/officeDocument/2006/relationships" xmlns:m="http://schemas.openxmlformats.org/officeDocument/2006/math" xmlns:v="urn:schemas-microsoft-com:vml" xmlns:wp14="http://schemas.microsoft.com/office/word/2010/wordprocessingDrawing" xmlns:wp="http://schemas.openxmlformats.org/drawingml/2006/wordprocessingDrawing" xmlns:w10="urn:schemas-microsoft-com:office:word" xmlns:w="http://schemas.openxmlformats.org/wordprocessingml/2006/main" xmlns:w14="http://schemas.microsoft.com/office/word/2010/wordml" xmlns:w15="http://schemas.microsoft.com/office/word/2012/wordml" xmlns:wne="http://schemas.microsoft.com/office/word/2006/wordml" xmlns:wpg="http://schemas.microsoft.com/office/word/2010/wordprocessingGroup" xmlns:wpi="http://schemas.microsoft.com/office/word/2010/wordprocessingInk" xmlns:wps="http://schemas.microsoft.com/office/word/2010/wordprocessingShape" mc:Ignorable="w14 w15 wp14">
   <w:abstractNum w:abstractNumId="0">
     <w:nsid w:val="813D32FA"/>
     <w:multiLevelType w:val="singleLevel"/>
     <w:tmpl w:val="813D32FA"/>
-    <w:lvl w:ilvl="0" w:tentative="0">
+    <w:lvl w:ilvl="0">
       <w:start w:val="1"/>
       <w:numFmt w:val="decimal"/>
       <w:lvlText w:val="%1."/>
@@ -5089,10 +5026,10 @@
     <w:nsid w:val="8E964DCE"/>
     <w:multiLevelType w:val="multilevel"/>
     <w:tmpl w:val="8E964DCE"/>
-    <w:lvl w:ilvl="0" w:tentative="0">
+    <w:lvl w:ilvl="0">
       <w:start w:val="1"/>
       <w:numFmt w:val="decimal"/>
-      <w:pStyle w:val="2"/>
+      <w:pStyle w:val="Heading1"/>
       <w:lvlText w:val="%1."/>
       <w:lvlJc w:val="left"/>
       <w:pPr>
@@ -5102,10 +5039,10 @@
         <w:rFonts w:hint="default"/>
       </w:rPr>
     </w:lvl>
-    <w:lvl w:ilvl="1" w:tentative="0">
+    <w:lvl w:ilvl="1">
       <w:start w:val="1"/>
       <w:numFmt w:val="decimal"/>
-      <w:pStyle w:val="3"/>
+      <w:pStyle w:val="Heading2"/>
       <w:lvlText w:val="%1.%2."/>
       <w:lvlJc w:val="left"/>
       <w:pPr>
@@ -5115,10 +5052,10 @@
         <w:rFonts w:hint="default"/>
       </w:rPr>
     </w:lvl>
-    <w:lvl w:ilvl="2" w:tentative="0">
+    <w:lvl w:ilvl="2">
       <w:start w:val="1"/>
       <w:numFmt w:val="decimal"/>
-      <w:pStyle w:val="4"/>
+      <w:pStyle w:val="Heading3"/>
       <w:lvlText w:val="%1.%2.%3."/>
       <w:lvlJc w:val="left"/>
       <w:pPr>
@@ -5128,10 +5065,10 @@
         <w:rFonts w:hint="default"/>
       </w:rPr>
     </w:lvl>
-    <w:lvl w:ilvl="3" w:tentative="0">
+    <w:lvl w:ilvl="3">
       <w:start w:val="1"/>
       <w:numFmt w:val="decimal"/>
-      <w:pStyle w:val="5"/>
+      <w:pStyle w:val="Heading4"/>
       <w:lvlText w:val="%1.%2.%3.%4."/>
       <w:lvlJc w:val="left"/>
       <w:pPr>
@@ -5141,10 +5078,10 @@
         <w:rFonts w:hint="default"/>
       </w:rPr>
     </w:lvl>
-    <w:lvl w:ilvl="4" w:tentative="0">
+    <w:lvl w:ilvl="4">
       <w:start w:val="1"/>
       <w:numFmt w:val="decimal"/>
-      <w:pStyle w:val="6"/>
+      <w:pStyle w:val="Heading5"/>
       <w:lvlText w:val="%1.%2.%3.%4.%5."/>
       <w:lvlJc w:val="left"/>
       <w:pPr>
@@ -5154,10 +5091,10 @@
         <w:rFonts w:hint="default"/>
       </w:rPr>
     </w:lvl>
-    <w:lvl w:ilvl="5" w:tentative="0">
+    <w:lvl w:ilvl="5">
       <w:start w:val="1"/>
       <w:numFmt w:val="decimal"/>
-      <w:pStyle w:val="7"/>
+      <w:pStyle w:val="Heading6"/>
       <w:lvlText w:val="%1.%2.%3.%4.%5.%6."/>
       <w:lvlJc w:val="left"/>
       <w:pPr>
@@ -5167,10 +5104,10 @@
         <w:rFonts w:hint="default"/>
       </w:rPr>
     </w:lvl>
-    <w:lvl w:ilvl="6" w:tentative="0">
+    <w:lvl w:ilvl="6">
       <w:start w:val="1"/>
       <w:numFmt w:val="decimal"/>
-      <w:pStyle w:val="8"/>
+      <w:pStyle w:val="Heading7"/>
       <w:lvlText w:val="%1.%2.%3.%4.%5.%6.%7."/>
       <w:lvlJc w:val="left"/>
       <w:pPr>
@@ -5180,10 +5117,10 @@
         <w:rFonts w:hint="default"/>
       </w:rPr>
     </w:lvl>
-    <w:lvl w:ilvl="7" w:tentative="0">
+    <w:lvl w:ilvl="7">
       <w:start w:val="1"/>
       <w:numFmt w:val="decimal"/>
-      <w:pStyle w:val="9"/>
+      <w:pStyle w:val="Heading8"/>
       <w:lvlText w:val="%1.%2.%3.%4.%5.%6.%7.%8."/>
       <w:lvlJc w:val="left"/>
       <w:pPr>
@@ -5193,10 +5130,10 @@
         <w:rFonts w:hint="default"/>
       </w:rPr>
     </w:lvl>
-    <w:lvl w:ilvl="8" w:tentative="0">
+    <w:lvl w:ilvl="8">
       <w:start w:val="1"/>
       <w:numFmt w:val="decimal"/>
-      <w:pStyle w:val="10"/>
+      <w:pStyle w:val="Heading9"/>
       <w:lvlText w:val="%1.%2.%3.%4.%5.%6.%7.%8.%9."/>
       <w:lvlJc w:val="left"/>
       <w:pPr>
@@ -5211,7 +5148,7 @@
     <w:nsid w:val="99D3534D"/>
     <w:multiLevelType w:val="singleLevel"/>
     <w:tmpl w:val="99D3534D"/>
-    <w:lvl w:ilvl="0" w:tentative="0">
+    <w:lvl w:ilvl="0">
       <w:start w:val="1"/>
       <w:numFmt w:val="decimal"/>
       <w:lvlText w:val="%1."/>
@@ -5228,7 +5165,7 @@
     <w:nsid w:val="AE33AD07"/>
     <w:multiLevelType w:val="singleLevel"/>
     <w:tmpl w:val="AE33AD07"/>
-    <w:lvl w:ilvl="0" w:tentative="0">
+    <w:lvl w:ilvl="0">
       <w:start w:val="1"/>
       <w:numFmt w:val="decimal"/>
       <w:lvlText w:val="%1."/>
@@ -5245,7 +5182,7 @@
     <w:nsid w:val="AE771C7D"/>
     <w:multiLevelType w:val="singleLevel"/>
     <w:tmpl w:val="AE771C7D"/>
-    <w:lvl w:ilvl="0" w:tentative="0">
+    <w:lvl w:ilvl="0">
       <w:start w:val="1"/>
       <w:numFmt w:val="decimal"/>
       <w:lvlText w:val="%1."/>
@@ -5262,7 +5199,7 @@
     <w:nsid w:val="C509A27E"/>
     <w:multiLevelType w:val="singleLevel"/>
     <w:tmpl w:val="C509A27E"/>
-    <w:lvl w:ilvl="0" w:tentative="0">
+    <w:lvl w:ilvl="0">
       <w:start w:val="1"/>
       <w:numFmt w:val="decimal"/>
       <w:lvlText w:val="%1."/>
@@ -5279,7 +5216,7 @@
     <w:nsid w:val="0FF16FE7"/>
     <w:multiLevelType w:val="singleLevel"/>
     <w:tmpl w:val="0FF16FE7"/>
-    <w:lvl w:ilvl="0" w:tentative="0">
+    <w:lvl w:ilvl="0">
       <w:start w:val="1"/>
       <w:numFmt w:val="decimal"/>
       <w:lvlText w:val="%1."/>
@@ -5296,7 +5233,7 @@
     <w:nsid w:val="1356DF08"/>
     <w:multiLevelType w:val="singleLevel"/>
     <w:tmpl w:val="1356DF08"/>
-    <w:lvl w:ilvl="0" w:tentative="0">
+    <w:lvl w:ilvl="0">
       <w:start w:val="1"/>
       <w:numFmt w:val="decimal"/>
       <w:lvlText w:val="%1."/>
@@ -5313,7 +5250,7 @@
     <w:nsid w:val="63805618"/>
     <w:multiLevelType w:val="singleLevel"/>
     <w:tmpl w:val="63805618"/>
-    <w:lvl w:ilvl="0" w:tentative="0">
+    <w:lvl w:ilvl="0">
       <w:start w:val="1"/>
       <w:numFmt w:val="decimal"/>
       <w:lvlText w:val="%1."/>
@@ -5330,7 +5267,7 @@
     <w:nsid w:val="6CFB6C05"/>
     <w:multiLevelType w:val="singleLevel"/>
     <w:tmpl w:val="6CFB6C05"/>
-    <w:lvl w:ilvl="0" w:tentative="0">
+    <w:lvl w:ilvl="0">
       <w:start w:val="1"/>
       <w:numFmt w:val="decimal"/>
       <w:lvlText w:val="%1."/>
@@ -5377,269 +5314,267 @@
 </file>
 
 <file path=word/styles.xml><?xml version="1.0" encoding="utf-8"?>
-<w:styles xmlns:mc="http://schemas.openxmlformats.org/markup-compatibility/2006" xmlns:o="urn:schemas-microsoft-com:office:office" xmlns:r="http://schemas.openxmlformats.org/officeDocument/2006/relationships" xmlns:m="http://schemas.openxmlformats.org/officeDocument/2006/math" xmlns:v="urn:schemas-microsoft-com:vml" xmlns:w="http://schemas.openxmlformats.org/wordprocessingml/2006/main" xmlns:w14="http://schemas.microsoft.com/office/word/2010/wordml" xmlns:w10="urn:schemas-microsoft-com:office:word" xmlns:sl="http://schemas.openxmlformats.org/schemaLibrary/2006/main" xmlns:wpsCustomData="http://www.wps.cn/officeDocument/2013/wpsCustomData" mc:Ignorable="w14">
+<w:styles xmlns:mc="http://schemas.openxmlformats.org/markup-compatibility/2006" xmlns:r="http://schemas.openxmlformats.org/officeDocument/2006/relationships" xmlns:w="http://schemas.openxmlformats.org/wordprocessingml/2006/main" xmlns:w14="http://schemas.microsoft.com/office/word/2010/wordml" xmlns:w15="http://schemas.microsoft.com/office/word/2012/wordml" mc:Ignorable="w14 w15">
   <w:docDefaults>
     <w:rPrDefault>
       <w:rPr>
-        <w:rFonts w:ascii="Times New Roman" w:hAnsi="Times New Roman" w:eastAsia="宋体" w:cs="Times New Roman"/>
+        <w:rFonts w:ascii="Times New Roman" w:eastAsia="宋体" w:hAnsi="Times New Roman" w:cs="Times New Roman"/>
       </w:rPr>
     </w:rPrDefault>
     <w:pPrDefault/>
   </w:docDefaults>
-  <w:latentStyles w:count="260" w:defQFormat="0" w:defUnhideWhenUsed="1" w:defSemiHidden="1" w:defUIPriority="99" w:defLockedState="0">
-    <w:lsdException w:qFormat="1" w:unhideWhenUsed="0" w:uiPriority="0" w:semiHidden="0" w:name="Normal"/>
-    <w:lsdException w:qFormat="1" w:unhideWhenUsed="0" w:uiPriority="0" w:semiHidden="0" w:name="heading 1"/>
-    <w:lsdException w:qFormat="1" w:uiPriority="0" w:semiHidden="0" w:name="heading 2"/>
-    <w:lsdException w:qFormat="1" w:uiPriority="0" w:name="heading 3"/>
-    <w:lsdException w:qFormat="1" w:uiPriority="0" w:semiHidden="0" w:name="heading 4"/>
-    <w:lsdException w:qFormat="1" w:uiPriority="0" w:name="heading 5"/>
-    <w:lsdException w:qFormat="1" w:uiPriority="0" w:name="heading 6"/>
-    <w:lsdException w:qFormat="1" w:uiPriority="0" w:name="heading 7"/>
-    <w:lsdException w:qFormat="1" w:uiPriority="0" w:name="heading 8"/>
-    <w:lsdException w:qFormat="1" w:uiPriority="0" w:name="heading 9"/>
-    <w:lsdException w:unhideWhenUsed="0" w:uiPriority="0" w:semiHidden="0" w:name="index 1"/>
-    <w:lsdException w:unhideWhenUsed="0" w:uiPriority="0" w:semiHidden="0" w:name="index 2"/>
-    <w:lsdException w:unhideWhenUsed="0" w:uiPriority="0" w:semiHidden="0" w:name="index 3"/>
-    <w:lsdException w:unhideWhenUsed="0" w:uiPriority="0" w:semiHidden="0" w:name="index 4"/>
-    <w:lsdException w:unhideWhenUsed="0" w:uiPriority="0" w:semiHidden="0" w:name="index 5"/>
-    <w:lsdException w:unhideWhenUsed="0" w:uiPriority="0" w:semiHidden="0" w:name="index 6"/>
-    <w:lsdException w:unhideWhenUsed="0" w:uiPriority="0" w:semiHidden="0" w:name="index 7"/>
-    <w:lsdException w:unhideWhenUsed="0" w:uiPriority="0" w:semiHidden="0" w:name="index 8"/>
-    <w:lsdException w:unhideWhenUsed="0" w:uiPriority="0" w:semiHidden="0" w:name="index 9"/>
-    <w:lsdException w:qFormat="1" w:unhideWhenUsed="0" w:uiPriority="0" w:semiHidden="0" w:name="toc 1"/>
-    <w:lsdException w:qFormat="1" w:unhideWhenUsed="0" w:uiPriority="0" w:semiHidden="0" w:name="toc 2"/>
-    <w:lsdException w:qFormat="1" w:unhideWhenUsed="0" w:uiPriority="0" w:semiHidden="0" w:name="toc 3"/>
-    <w:lsdException w:unhideWhenUsed="0" w:uiPriority="0" w:semiHidden="0" w:name="toc 4"/>
-    <w:lsdException w:unhideWhenUsed="0" w:uiPriority="0" w:semiHidden="0" w:name="toc 5"/>
-    <w:lsdException w:unhideWhenUsed="0" w:uiPriority="0" w:semiHidden="0" w:name="toc 6"/>
-    <w:lsdException w:unhideWhenUsed="0" w:uiPriority="0" w:semiHidden="0" w:name="toc 7"/>
-    <w:lsdException w:unhideWhenUsed="0" w:uiPriority="0" w:semiHidden="0" w:name="toc 8"/>
-    <w:lsdException w:unhideWhenUsed="0" w:uiPriority="0" w:semiHidden="0" w:name="toc 9"/>
-    <w:lsdException w:unhideWhenUsed="0" w:uiPriority="0" w:semiHidden="0" w:name="Normal Indent"/>
-    <w:lsdException w:unhideWhenUsed="0" w:uiPriority="0" w:semiHidden="0" w:name="footnote text"/>
-    <w:lsdException w:qFormat="1" w:unhideWhenUsed="0" w:uiPriority="0" w:semiHidden="0" w:name="annotation text"/>
-    <w:lsdException w:qFormat="1" w:unhideWhenUsed="0" w:uiPriority="0" w:semiHidden="0" w:name="header"/>
-    <w:lsdException w:qFormat="1" w:unhideWhenUsed="0" w:uiPriority="0" w:semiHidden="0" w:name="footer"/>
-    <w:lsdException w:unhideWhenUsed="0" w:uiPriority="0" w:semiHidden="0" w:name="index heading"/>
-    <w:lsdException w:qFormat="1" w:uiPriority="0" w:name="caption"/>
-    <w:lsdException w:unhideWhenUsed="0" w:uiPriority="0" w:semiHidden="0" w:name="table of figures"/>
-    <w:lsdException w:unhideWhenUsed="0" w:uiPriority="0" w:semiHidden="0" w:name="envelope address"/>
-    <w:lsdException w:unhideWhenUsed="0" w:uiPriority="0" w:semiHidden="0" w:name="envelope return"/>
-    <w:lsdException w:unhideWhenUsed="0" w:uiPriority="0" w:semiHidden="0" w:name="footnote reference"/>
-    <w:lsdException w:unhideWhenUsed="0" w:uiPriority="0" w:semiHidden="0" w:name="annotation reference"/>
-    <w:lsdException w:unhideWhenUsed="0" w:uiPriority="0" w:semiHidden="0" w:name="line number"/>
-    <w:lsdException w:unhideWhenUsed="0" w:uiPriority="0" w:semiHidden="0" w:name="page number"/>
-    <w:lsdException w:unhideWhenUsed="0" w:uiPriority="0" w:semiHidden="0" w:name="endnote reference"/>
-    <w:lsdException w:unhideWhenUsed="0" w:uiPriority="0" w:semiHidden="0" w:name="endnote text"/>
-    <w:lsdException w:unhideWhenUsed="0" w:uiPriority="0" w:semiHidden="0" w:name="table of authorities"/>
-    <w:lsdException w:unhideWhenUsed="0" w:uiPriority="0" w:semiHidden="0" w:name="macro"/>
-    <w:lsdException w:unhideWhenUsed="0" w:uiPriority="0" w:semiHidden="0" w:name="toa heading"/>
-    <w:lsdException w:unhideWhenUsed="0" w:uiPriority="0" w:semiHidden="0" w:name="List"/>
-    <w:lsdException w:unhideWhenUsed="0" w:uiPriority="0" w:semiHidden="0" w:name="List Bullet"/>
-    <w:lsdException w:unhideWhenUsed="0" w:uiPriority="0" w:semiHidden="0" w:name="List Number"/>
-    <w:lsdException w:unhideWhenUsed="0" w:uiPriority="0" w:semiHidden="0" w:name="List 2"/>
-    <w:lsdException w:unhideWhenUsed="0" w:uiPriority="0" w:semiHidden="0" w:name="List 3"/>
-    <w:lsdException w:unhideWhenUsed="0" w:uiPriority="0" w:semiHidden="0" w:name="List 4"/>
-    <w:lsdException w:unhideWhenUsed="0" w:uiPriority="0" w:semiHidden="0" w:name="List 5"/>
-    <w:lsdException w:unhideWhenUsed="0" w:uiPriority="0" w:semiHidden="0" w:name="List Bullet 2"/>
-    <w:lsdException w:unhideWhenUsed="0" w:uiPriority="0" w:semiHidden="0" w:name="List Bullet 3"/>
-    <w:lsdException w:unhideWhenUsed="0" w:uiPriority="0" w:semiHidden="0" w:name="List Bullet 4"/>
-    <w:lsdException w:unhideWhenUsed="0" w:uiPriority="0" w:semiHidden="0" w:name="List Bullet 5"/>
-    <w:lsdException w:unhideWhenUsed="0" w:uiPriority="0" w:semiHidden="0" w:name="List Number 2"/>
-    <w:lsdException w:unhideWhenUsed="0" w:uiPriority="0" w:semiHidden="0" w:name="List Number 3"/>
-    <w:lsdException w:unhideWhenUsed="0" w:uiPriority="0" w:semiHidden="0" w:name="List Number 4"/>
-    <w:lsdException w:unhideWhenUsed="0" w:uiPriority="0" w:semiHidden="0" w:name="List Number 5"/>
-    <w:lsdException w:qFormat="1" w:unhideWhenUsed="0" w:uiPriority="0" w:semiHidden="0" w:name="Title"/>
-    <w:lsdException w:unhideWhenUsed="0" w:uiPriority="0" w:semiHidden="0" w:name="Closing"/>
-    <w:lsdException w:unhideWhenUsed="0" w:uiPriority="0" w:semiHidden="0" w:name="Signature"/>
-    <w:lsdException w:qFormat="1" w:unhideWhenUsed="0" w:uiPriority="0" w:name="Default Paragraph Font"/>
-    <w:lsdException w:qFormat="1" w:unhideWhenUsed="0" w:uiPriority="0" w:name="Body Text"/>
-    <w:lsdException w:unhideWhenUsed="0" w:uiPriority="0" w:semiHidden="0" w:name="Body Text Indent"/>
-    <w:lsdException w:unhideWhenUsed="0" w:uiPriority="0" w:semiHidden="0" w:name="List Continue"/>
-    <w:lsdException w:unhideWhenUsed="0" w:uiPriority="0" w:semiHidden="0" w:name="List Continue 2"/>
-    <w:lsdException w:unhideWhenUsed="0" w:uiPriority="0" w:semiHidden="0" w:name="List Continue 3"/>
-    <w:lsdException w:unhideWhenUsed="0" w:uiPriority="0" w:semiHidden="0" w:name="List Continue 4"/>
-    <w:lsdException w:unhideWhenUsed="0" w:uiPriority="0" w:semiHidden="0" w:name="List Continue 5"/>
-    <w:lsdException w:unhideWhenUsed="0" w:uiPriority="0" w:semiHidden="0" w:name="Message Header"/>
-    <w:lsdException w:qFormat="1" w:unhideWhenUsed="0" w:uiPriority="0" w:semiHidden="0" w:name="Subtitle"/>
-    <w:lsdException w:unhideWhenUsed="0" w:uiPriority="0" w:semiHidden="0" w:name="Salutation"/>
-    <w:lsdException w:unhideWhenUsed="0" w:uiPriority="0" w:semiHidden="0" w:name="Date"/>
-    <w:lsdException w:unhideWhenUsed="0" w:uiPriority="0" w:semiHidden="0" w:name="Body Text First Indent"/>
-    <w:lsdException w:unhideWhenUsed="0" w:uiPriority="0" w:semiHidden="0" w:name="Body Text First Indent 2"/>
-    <w:lsdException w:uiPriority="99" w:name="Note Heading"/>
-    <w:lsdException w:unhideWhenUsed="0" w:uiPriority="0" w:semiHidden="0" w:name="Body Text 2"/>
-    <w:lsdException w:unhideWhenUsed="0" w:uiPriority="0" w:semiHidden="0" w:name="Body Text 3"/>
-    <w:lsdException w:unhideWhenUsed="0" w:uiPriority="0" w:semiHidden="0" w:name="Body Text Indent 2"/>
-    <w:lsdException w:unhideWhenUsed="0" w:uiPriority="0" w:semiHidden="0" w:name="Body Text Indent 3"/>
-    <w:lsdException w:unhideWhenUsed="0" w:uiPriority="0" w:semiHidden="0" w:name="Block Text"/>
-    <w:lsdException w:unhideWhenUsed="0" w:uiPriority="0" w:semiHidden="0" w:name="Hyperlink"/>
-    <w:lsdException w:unhideWhenUsed="0" w:uiPriority="0" w:semiHidden="0" w:name="FollowedHyperlink"/>
-    <w:lsdException w:qFormat="1" w:unhideWhenUsed="0" w:uiPriority="0" w:semiHidden="0" w:name="Strong"/>
-    <w:lsdException w:qFormat="1" w:unhideWhenUsed="0" w:uiPriority="0" w:semiHidden="0" w:name="Emphasis"/>
-    <w:lsdException w:unhideWhenUsed="0" w:uiPriority="0" w:semiHidden="0" w:name="Document Map"/>
-    <w:lsdException w:unhideWhenUsed="0" w:uiPriority="0" w:semiHidden="0" w:name="Plain Text"/>
-    <w:lsdException w:unhideWhenUsed="0" w:uiPriority="0" w:semiHidden="0" w:name="E-mail Signature"/>
-    <w:lsdException w:qFormat="1" w:unhideWhenUsed="0" w:uiPriority="0" w:semiHidden="0" w:name="Normal (Web)"/>
-    <w:lsdException w:unhideWhenUsed="0" w:uiPriority="0" w:semiHidden="0" w:name="HTML Acronym"/>
-    <w:lsdException w:unhideWhenUsed="0" w:uiPriority="0" w:semiHidden="0" w:name="HTML Address"/>
-    <w:lsdException w:unhideWhenUsed="0" w:uiPriority="0" w:semiHidden="0" w:name="HTML Cite"/>
-    <w:lsdException w:unhideWhenUsed="0" w:uiPriority="0" w:semiHidden="0" w:name="HTML Code"/>
-    <w:lsdException w:unhideWhenUsed="0" w:uiPriority="0" w:semiHidden="0" w:name="HTML Definition"/>
-    <w:lsdException w:unhideWhenUsed="0" w:uiPriority="0" w:semiHidden="0" w:name="HTML Keyboard"/>
-    <w:lsdException w:unhideWhenUsed="0" w:uiPriority="0" w:semiHidden="0" w:name="HTML Preformatted"/>
-    <w:lsdException w:unhideWhenUsed="0" w:uiPriority="0" w:semiHidden="0" w:name="HTML Sample"/>
-    <w:lsdException w:unhideWhenUsed="0" w:uiPriority="0" w:semiHidden="0" w:name="HTML Typewriter"/>
-    <w:lsdException w:unhideWhenUsed="0" w:uiPriority="0" w:semiHidden="0" w:name="HTML Variable"/>
-    <w:lsdException w:qFormat="1" w:unhideWhenUsed="0" w:uiPriority="0" w:name="Normal Table"/>
-    <w:lsdException w:unhideWhenUsed="0" w:uiPriority="0" w:semiHidden="0" w:name="annotation subject"/>
-    <w:lsdException w:unhideWhenUsed="0" w:uiPriority="0" w:semiHidden="0" w:name="Table Simple 1"/>
-    <w:lsdException w:unhideWhenUsed="0" w:uiPriority="0" w:semiHidden="0" w:name="Table Simple 2"/>
-    <w:lsdException w:unhideWhenUsed="0" w:uiPriority="0" w:semiHidden="0" w:name="Table Simple 3"/>
-    <w:lsdException w:unhideWhenUsed="0" w:uiPriority="0" w:semiHidden="0" w:name="Table Classic 1"/>
-    <w:lsdException w:unhideWhenUsed="0" w:uiPriority="0" w:semiHidden="0" w:name="Table Classic 2"/>
-    <w:lsdException w:unhideWhenUsed="0" w:uiPriority="0" w:semiHidden="0" w:name="Table Classic 3"/>
-    <w:lsdException w:unhideWhenUsed="0" w:uiPriority="0" w:semiHidden="0" w:name="Table Classic 4"/>
-    <w:lsdException w:unhideWhenUsed="0" w:uiPriority="0" w:semiHidden="0" w:name="Table Colorful 1"/>
-    <w:lsdException w:unhideWhenUsed="0" w:uiPriority="0" w:semiHidden="0" w:name="Table Colorful 2"/>
-    <w:lsdException w:unhideWhenUsed="0" w:uiPriority="0" w:semiHidden="0" w:name="Table Colorful 3"/>
-    <w:lsdException w:unhideWhenUsed="0" w:uiPriority="0" w:semiHidden="0" w:name="Table Columns 1"/>
-    <w:lsdException w:unhideWhenUsed="0" w:uiPriority="0" w:semiHidden="0" w:name="Table Columns 2"/>
-    <w:lsdException w:unhideWhenUsed="0" w:uiPriority="0" w:semiHidden="0" w:name="Table Columns 3"/>
-    <w:lsdException w:unhideWhenUsed="0" w:uiPriority="0" w:semiHidden="0" w:name="Table Columns 4"/>
-    <w:lsdException w:unhideWhenUsed="0" w:uiPriority="0" w:semiHidden="0" w:name="Table Columns 5"/>
-    <w:lsdException w:unhideWhenUsed="0" w:uiPriority="0" w:semiHidden="0" w:name="Table Grid 1"/>
-    <w:lsdException w:unhideWhenUsed="0" w:uiPriority="0" w:semiHidden="0" w:name="Table Grid 2"/>
-    <w:lsdException w:unhideWhenUsed="0" w:uiPriority="0" w:semiHidden="0" w:name="Table Grid 3"/>
-    <w:lsdException w:unhideWhenUsed="0" w:uiPriority="0" w:semiHidden="0" w:name="Table Grid 4"/>
-    <w:lsdException w:unhideWhenUsed="0" w:uiPriority="0" w:semiHidden="0" w:name="Table Grid 5"/>
-    <w:lsdException w:unhideWhenUsed="0" w:uiPriority="0" w:semiHidden="0" w:name="Table Grid 6"/>
-    <w:lsdException w:unhideWhenUsed="0" w:uiPriority="0" w:semiHidden="0" w:name="Table Grid 7"/>
-    <w:lsdException w:unhideWhenUsed="0" w:uiPriority="0" w:semiHidden="0" w:name="Table Grid 8"/>
-    <w:lsdException w:unhideWhenUsed="0" w:uiPriority="0" w:semiHidden="0" w:name="Table List 1"/>
-    <w:lsdException w:unhideWhenUsed="0" w:uiPriority="0" w:semiHidden="0" w:name="Table List 2"/>
-    <w:lsdException w:unhideWhenUsed="0" w:uiPriority="0" w:semiHidden="0" w:name="Table List 3"/>
-    <w:lsdException w:unhideWhenUsed="0" w:uiPriority="0" w:semiHidden="0" w:name="Table List 4"/>
-    <w:lsdException w:unhideWhenUsed="0" w:uiPriority="0" w:semiHidden="0" w:name="Table List 5"/>
-    <w:lsdException w:unhideWhenUsed="0" w:uiPriority="0" w:semiHidden="0" w:name="Table List 6"/>
-    <w:lsdException w:unhideWhenUsed="0" w:uiPriority="0" w:semiHidden="0" w:name="Table List 7"/>
-    <w:lsdException w:unhideWhenUsed="0" w:uiPriority="0" w:semiHidden="0" w:name="Table List 8"/>
-    <w:lsdException w:unhideWhenUsed="0" w:uiPriority="0" w:semiHidden="0" w:name="Table 3D effects 1"/>
-    <w:lsdException w:unhideWhenUsed="0" w:uiPriority="0" w:semiHidden="0" w:name="Table 3D effects 2"/>
-    <w:lsdException w:unhideWhenUsed="0" w:uiPriority="0" w:semiHidden="0" w:name="Table 3D effects 3"/>
-    <w:lsdException w:unhideWhenUsed="0" w:uiPriority="0" w:semiHidden="0" w:name="Table Contemporary"/>
-    <w:lsdException w:unhideWhenUsed="0" w:uiPriority="0" w:semiHidden="0" w:name="Table Elegant"/>
-    <w:lsdException w:unhideWhenUsed="0" w:uiPriority="0" w:semiHidden="0" w:name="Table Professional"/>
-    <w:lsdException w:unhideWhenUsed="0" w:uiPriority="0" w:semiHidden="0" w:name="Table Subtle 1"/>
-    <w:lsdException w:unhideWhenUsed="0" w:uiPriority="0" w:semiHidden="0" w:name="Table Subtle 2"/>
-    <w:lsdException w:unhideWhenUsed="0" w:uiPriority="0" w:semiHidden="0" w:name="Table Web 1"/>
-    <w:lsdException w:unhideWhenUsed="0" w:uiPriority="0" w:semiHidden="0" w:name="Table Web 2"/>
-    <w:lsdException w:unhideWhenUsed="0" w:uiPriority="0" w:semiHidden="0" w:name="Table Web 3"/>
-    <w:lsdException w:unhideWhenUsed="0" w:uiPriority="0" w:semiHidden="0" w:name="Balloon Text"/>
-    <w:lsdException w:qFormat="1" w:unhideWhenUsed="0" w:uiPriority="0" w:semiHidden="0" w:name="Table Grid"/>
-    <w:lsdException w:unhideWhenUsed="0" w:uiPriority="0" w:semiHidden="0" w:name="Table Theme"/>
-    <w:lsdException w:unhideWhenUsed="0" w:uiPriority="60" w:semiHidden="0" w:name="Light Shading"/>
-    <w:lsdException w:unhideWhenUsed="0" w:uiPriority="61" w:semiHidden="0" w:name="Light List"/>
-    <w:lsdException w:unhideWhenUsed="0" w:uiPriority="62" w:semiHidden="0" w:name="Light Grid"/>
-    <w:lsdException w:unhideWhenUsed="0" w:uiPriority="63" w:semiHidden="0" w:name="Medium Shading 1"/>
-    <w:lsdException w:unhideWhenUsed="0" w:uiPriority="64" w:semiHidden="0" w:name="Medium Shading 2"/>
-    <w:lsdException w:unhideWhenUsed="0" w:uiPriority="65" w:semiHidden="0" w:name="Medium List 1"/>
-    <w:lsdException w:unhideWhenUsed="0" w:uiPriority="66" w:semiHidden="0" w:name="Medium List 2"/>
-    <w:lsdException w:unhideWhenUsed="0" w:uiPriority="67" w:semiHidden="0" w:name="Medium Grid 1"/>
-    <w:lsdException w:unhideWhenUsed="0" w:uiPriority="68" w:semiHidden="0" w:name="Medium Grid 2"/>
-    <w:lsdException w:unhideWhenUsed="0" w:uiPriority="69" w:semiHidden="0" w:name="Medium Grid 3"/>
-    <w:lsdException w:unhideWhenUsed="0" w:uiPriority="70" w:semiHidden="0" w:name="Dark List"/>
-    <w:lsdException w:unhideWhenUsed="0" w:uiPriority="71" w:semiHidden="0" w:name="Colorful Shading"/>
-    <w:lsdException w:unhideWhenUsed="0" w:uiPriority="72" w:semiHidden="0" w:name="Colorful List"/>
-    <w:lsdException w:unhideWhenUsed="0" w:uiPriority="73" w:semiHidden="0" w:name="Colorful Grid"/>
-    <w:lsdException w:unhideWhenUsed="0" w:uiPriority="60" w:semiHidden="0" w:name="Light Shading Accent 1"/>
-    <w:lsdException w:unhideWhenUsed="0" w:uiPriority="61" w:semiHidden="0" w:name="Light List Accent 1"/>
-    <w:lsdException w:unhideWhenUsed="0" w:uiPriority="62" w:semiHidden="0" w:name="Light Grid Accent 1"/>
-    <w:lsdException w:unhideWhenUsed="0" w:uiPriority="63" w:semiHidden="0" w:name="Medium Shading 1 Accent 1"/>
-    <w:lsdException w:unhideWhenUsed="0" w:uiPriority="64" w:semiHidden="0" w:name="Medium Shading 2 Accent 1"/>
-    <w:lsdException w:unhideWhenUsed="0" w:uiPriority="65" w:semiHidden="0" w:name="Medium List 1 Accent 1"/>
-    <w:lsdException w:unhideWhenUsed="0" w:uiPriority="66" w:semiHidden="0" w:name="Medium List 2 Accent 1"/>
-    <w:lsdException w:unhideWhenUsed="0" w:uiPriority="67" w:semiHidden="0" w:name="Medium Grid 1 Accent 1"/>
-    <w:lsdException w:unhideWhenUsed="0" w:uiPriority="68" w:semiHidden="0" w:name="Medium Grid 2 Accent 1"/>
-    <w:lsdException w:unhideWhenUsed="0" w:uiPriority="69" w:semiHidden="0" w:name="Medium Grid 3 Accent 1"/>
-    <w:lsdException w:unhideWhenUsed="0" w:uiPriority="70" w:semiHidden="0" w:name="Dark List Accent 1"/>
-    <w:lsdException w:unhideWhenUsed="0" w:uiPriority="71" w:semiHidden="0" w:name="Colorful Shading Accent 1"/>
-    <w:lsdException w:unhideWhenUsed="0" w:uiPriority="72" w:semiHidden="0" w:name="Colorful List Accent 1"/>
-    <w:lsdException w:unhideWhenUsed="0" w:uiPriority="73" w:semiHidden="0" w:name="Colorful Grid Accent 1"/>
-    <w:lsdException w:unhideWhenUsed="0" w:uiPriority="60" w:semiHidden="0" w:name="Light Shading Accent 2"/>
-    <w:lsdException w:unhideWhenUsed="0" w:uiPriority="61" w:semiHidden="0" w:name="Light List Accent 2"/>
-    <w:lsdException w:unhideWhenUsed="0" w:uiPriority="62" w:semiHidden="0" w:name="Light Grid Accent 2"/>
-    <w:lsdException w:unhideWhenUsed="0" w:uiPriority="63" w:semiHidden="0" w:name="Medium Shading 1 Accent 2"/>
-    <w:lsdException w:unhideWhenUsed="0" w:uiPriority="64" w:semiHidden="0" w:name="Medium Shading 2 Accent 2"/>
-    <w:lsdException w:unhideWhenUsed="0" w:uiPriority="65" w:semiHidden="0" w:name="Medium List 1 Accent 2"/>
-    <w:lsdException w:unhideWhenUsed="0" w:uiPriority="66" w:semiHidden="0" w:name="Medium List 2 Accent 2"/>
-    <w:lsdException w:unhideWhenUsed="0" w:uiPriority="67" w:semiHidden="0" w:name="Medium Grid 1 Accent 2"/>
-    <w:lsdException w:unhideWhenUsed="0" w:uiPriority="68" w:semiHidden="0" w:name="Medium Grid 2 Accent 2"/>
-    <w:lsdException w:unhideWhenUsed="0" w:uiPriority="69" w:semiHidden="0" w:name="Medium Grid 3 Accent 2"/>
-    <w:lsdException w:unhideWhenUsed="0" w:uiPriority="70" w:semiHidden="0" w:name="Dark List Accent 2"/>
-    <w:lsdException w:unhideWhenUsed="0" w:uiPriority="71" w:semiHidden="0" w:name="Colorful Shading Accent 2"/>
-    <w:lsdException w:unhideWhenUsed="0" w:uiPriority="72" w:semiHidden="0" w:name="Colorful List Accent 2"/>
-    <w:lsdException w:unhideWhenUsed="0" w:uiPriority="73" w:semiHidden="0" w:name="Colorful Grid Accent 2"/>
-    <w:lsdException w:unhideWhenUsed="0" w:uiPriority="60" w:semiHidden="0" w:name="Light Shading Accent 3"/>
-    <w:lsdException w:unhideWhenUsed="0" w:uiPriority="61" w:semiHidden="0" w:name="Light List Accent 3"/>
-    <w:lsdException w:unhideWhenUsed="0" w:uiPriority="62" w:semiHidden="0" w:name="Light Grid Accent 3"/>
-    <w:lsdException w:unhideWhenUsed="0" w:uiPriority="63" w:semiHidden="0" w:name="Medium Shading 1 Accent 3"/>
-    <w:lsdException w:unhideWhenUsed="0" w:uiPriority="64" w:semiHidden="0" w:name="Medium Shading 2 Accent 3"/>
-    <w:lsdException w:unhideWhenUsed="0" w:uiPriority="65" w:semiHidden="0" w:name="Medium List 1 Accent 3"/>
-    <w:lsdException w:unhideWhenUsed="0" w:uiPriority="66" w:semiHidden="0" w:name="Medium List 2 Accent 3"/>
-    <w:lsdException w:unhideWhenUsed="0" w:uiPriority="67" w:semiHidden="0" w:name="Medium Grid 1 Accent 3"/>
-    <w:lsdException w:unhideWhenUsed="0" w:uiPriority="68" w:semiHidden="0" w:name="Medium Grid 2 Accent 3"/>
-    <w:lsdException w:unhideWhenUsed="0" w:uiPriority="69" w:semiHidden="0" w:name="Medium Grid 3 Accent 3"/>
-    <w:lsdException w:unhideWhenUsed="0" w:uiPriority="70" w:semiHidden="0" w:name="Dark List Accent 3"/>
-    <w:lsdException w:unhideWhenUsed="0" w:uiPriority="71" w:semiHidden="0" w:name="Colorful Shading Accent 3"/>
-    <w:lsdException w:unhideWhenUsed="0" w:uiPriority="72" w:semiHidden="0" w:name="Colorful List Accent 3"/>
-    <w:lsdException w:unhideWhenUsed="0" w:uiPriority="73" w:semiHidden="0" w:name="Colorful Grid Accent 3"/>
-    <w:lsdException w:unhideWhenUsed="0" w:uiPriority="60" w:semiHidden="0" w:name="Light Shading Accent 4"/>
-    <w:lsdException w:unhideWhenUsed="0" w:uiPriority="61" w:semiHidden="0" w:name="Light List Accent 4"/>
-    <w:lsdException w:unhideWhenUsed="0" w:uiPriority="62" w:semiHidden="0" w:name="Light Grid Accent 4"/>
-    <w:lsdException w:unhideWhenUsed="0" w:uiPriority="63" w:semiHidden="0" w:name="Medium Shading 1 Accent 4"/>
-    <w:lsdException w:unhideWhenUsed="0" w:uiPriority="64" w:semiHidden="0" w:name="Medium Shading 2 Accent 4"/>
-    <w:lsdException w:unhideWhenUsed="0" w:uiPriority="65" w:semiHidden="0" w:name="Medium List 1 Accent 4"/>
-    <w:lsdException w:unhideWhenUsed="0" w:uiPriority="66" w:semiHidden="0" w:name="Medium List 2 Accent 4"/>
-    <w:lsdException w:unhideWhenUsed="0" w:uiPriority="67" w:semiHidden="0" w:name="Medium Grid 1 Accent 4"/>
-    <w:lsdException w:unhideWhenUsed="0" w:uiPriority="68" w:semiHidden="0" w:name="Medium Grid 2 Accent 4"/>
-    <w:lsdException w:unhideWhenUsed="0" w:uiPriority="69" w:semiHidden="0" w:name="Medium Grid 3 Accent 4"/>
-    <w:lsdException w:unhideWhenUsed="0" w:uiPriority="70" w:semiHidden="0" w:name="Dark List Accent 4"/>
-    <w:lsdException w:unhideWhenUsed="0" w:uiPriority="71" w:semiHidden="0" w:name="Colorful Shading Accent 4"/>
-    <w:lsdException w:unhideWhenUsed="0" w:uiPriority="72" w:semiHidden="0" w:name="Colorful List Accent 4"/>
-    <w:lsdException w:unhideWhenUsed="0" w:uiPriority="73" w:semiHidden="0" w:name="Colorful Grid Accent 4"/>
-    <w:lsdException w:unhideWhenUsed="0" w:uiPriority="60" w:semiHidden="0" w:name="Light Shading Accent 5"/>
-    <w:lsdException w:unhideWhenUsed="0" w:uiPriority="61" w:semiHidden="0" w:name="Light List Accent 5"/>
-    <w:lsdException w:unhideWhenUsed="0" w:uiPriority="62" w:semiHidden="0" w:name="Light Grid Accent 5"/>
-    <w:lsdException w:unhideWhenUsed="0" w:uiPriority="63" w:semiHidden="0" w:name="Medium Shading 1 Accent 5"/>
-    <w:lsdException w:unhideWhenUsed="0" w:uiPriority="64" w:semiHidden="0" w:name="Medium Shading 2 Accent 5"/>
-    <w:lsdException w:unhideWhenUsed="0" w:uiPriority="65" w:semiHidden="0" w:name="Medium List 1 Accent 5"/>
-    <w:lsdException w:unhideWhenUsed="0" w:uiPriority="66" w:semiHidden="0" w:name="Medium List 2 Accent 5"/>
-    <w:lsdException w:unhideWhenUsed="0" w:uiPriority="67" w:semiHidden="0" w:name="Medium Grid 1 Accent 5"/>
-    <w:lsdException w:unhideWhenUsed="0" w:uiPriority="68" w:semiHidden="0" w:name="Medium Grid 2 Accent 5"/>
-    <w:lsdException w:unhideWhenUsed="0" w:uiPriority="69" w:semiHidden="0" w:name="Medium Grid 3 Accent 5"/>
-    <w:lsdException w:unhideWhenUsed="0" w:uiPriority="70" w:semiHidden="0" w:name="Dark List Accent 5"/>
-    <w:lsdException w:unhideWhenUsed="0" w:uiPriority="71" w:semiHidden="0" w:name="Colorful Shading Accent 5"/>
-    <w:lsdException w:unhideWhenUsed="0" w:uiPriority="72" w:semiHidden="0" w:name="Colorful List Accent 5"/>
-    <w:lsdException w:unhideWhenUsed="0" w:uiPriority="73" w:semiHidden="0" w:name="Colorful Grid Accent 5"/>
-    <w:lsdException w:unhideWhenUsed="0" w:uiPriority="60" w:semiHidden="0" w:name="Light Shading Accent 6"/>
-    <w:lsdException w:unhideWhenUsed="0" w:uiPriority="61" w:semiHidden="0" w:name="Light List Accent 6"/>
-    <w:lsdException w:unhideWhenUsed="0" w:uiPriority="62" w:semiHidden="0" w:name="Light Grid Accent 6"/>
-    <w:lsdException w:unhideWhenUsed="0" w:uiPriority="63" w:semiHidden="0" w:name="Medium Shading 1 Accent 6"/>
-    <w:lsdException w:unhideWhenUsed="0" w:uiPriority="64" w:semiHidden="0" w:name="Medium Shading 2 Accent 6"/>
-    <w:lsdException w:unhideWhenUsed="0" w:uiPriority="65" w:semiHidden="0" w:name="Medium List 1 Accent 6"/>
-    <w:lsdException w:unhideWhenUsed="0" w:uiPriority="66" w:semiHidden="0" w:name="Medium List 2 Accent 6"/>
-    <w:lsdException w:unhideWhenUsed="0" w:uiPriority="67" w:semiHidden="0" w:name="Medium Grid 1 Accent 6"/>
-    <w:lsdException w:unhideWhenUsed="0" w:uiPriority="68" w:semiHidden="0" w:name="Medium Grid 2 Accent 6"/>
-    <w:lsdException w:unhideWhenUsed="0" w:uiPriority="69" w:semiHidden="0" w:name="Medium Grid 3 Accent 6"/>
-    <w:lsdException w:unhideWhenUsed="0" w:uiPriority="70" w:semiHidden="0" w:name="Dark List Accent 6"/>
-    <w:lsdException w:unhideWhenUsed="0" w:uiPriority="71" w:semiHidden="0" w:name="Colorful Shading Accent 6"/>
-    <w:lsdException w:unhideWhenUsed="0" w:uiPriority="72" w:semiHidden="0" w:name="Colorful List Accent 6"/>
-    <w:lsdException w:unhideWhenUsed="0" w:uiPriority="73" w:semiHidden="0" w:name="Colorful Grid Accent 6"/>
+  <w:latentStyles w:defLockedState="0" w:defUIPriority="99" w:defSemiHidden="1" w:defUnhideWhenUsed="1" w:defQFormat="0" w:count="260">
+    <w:lsdException w:name="Normal" w:semiHidden="0" w:uiPriority="0" w:unhideWhenUsed="0" w:qFormat="1"/>
+    <w:lsdException w:name="heading 1" w:semiHidden="0" w:uiPriority="0" w:unhideWhenUsed="0" w:qFormat="1"/>
+    <w:lsdException w:name="heading 2" w:semiHidden="0" w:uiPriority="0" w:qFormat="1"/>
+    <w:lsdException w:name="heading 3" w:uiPriority="0" w:qFormat="1"/>
+    <w:lsdException w:name="heading 4" w:semiHidden="0" w:uiPriority="0" w:qFormat="1"/>
+    <w:lsdException w:name="heading 5" w:uiPriority="0" w:qFormat="1"/>
+    <w:lsdException w:name="heading 6" w:uiPriority="0" w:qFormat="1"/>
+    <w:lsdException w:name="heading 7" w:uiPriority="0" w:qFormat="1"/>
+    <w:lsdException w:name="heading 8" w:uiPriority="0" w:qFormat="1"/>
+    <w:lsdException w:name="heading 9" w:uiPriority="0" w:qFormat="1"/>
+    <w:lsdException w:name="index 1" w:semiHidden="0" w:uiPriority="0" w:unhideWhenUsed="0"/>
+    <w:lsdException w:name="index 2" w:semiHidden="0" w:uiPriority="0" w:unhideWhenUsed="0"/>
+    <w:lsdException w:name="index 3" w:semiHidden="0" w:uiPriority="0" w:unhideWhenUsed="0"/>
+    <w:lsdException w:name="index 4" w:semiHidden="0" w:uiPriority="0" w:unhideWhenUsed="0"/>
+    <w:lsdException w:name="index 5" w:semiHidden="0" w:uiPriority="0" w:unhideWhenUsed="0"/>
+    <w:lsdException w:name="index 6" w:semiHidden="0" w:uiPriority="0" w:unhideWhenUsed="0"/>
+    <w:lsdException w:name="index 7" w:semiHidden="0" w:uiPriority="0" w:unhideWhenUsed="0"/>
+    <w:lsdException w:name="index 8" w:semiHidden="0" w:uiPriority="0" w:unhideWhenUsed="0"/>
+    <w:lsdException w:name="index 9" w:semiHidden="0" w:uiPriority="0" w:unhideWhenUsed="0"/>
+    <w:lsdException w:name="toc 1" w:semiHidden="0" w:uiPriority="0" w:unhideWhenUsed="0" w:qFormat="1"/>
+    <w:lsdException w:name="toc 2" w:semiHidden="0" w:uiPriority="0" w:unhideWhenUsed="0" w:qFormat="1"/>
+    <w:lsdException w:name="toc 3" w:semiHidden="0" w:uiPriority="0" w:unhideWhenUsed="0" w:qFormat="1"/>
+    <w:lsdException w:name="toc 4" w:semiHidden="0" w:uiPriority="0" w:unhideWhenUsed="0"/>
+    <w:lsdException w:name="toc 5" w:semiHidden="0" w:uiPriority="0" w:unhideWhenUsed="0"/>
+    <w:lsdException w:name="toc 6" w:semiHidden="0" w:uiPriority="0" w:unhideWhenUsed="0"/>
+    <w:lsdException w:name="toc 7" w:semiHidden="0" w:uiPriority="0" w:unhideWhenUsed="0"/>
+    <w:lsdException w:name="toc 8" w:semiHidden="0" w:uiPriority="0" w:unhideWhenUsed="0"/>
+    <w:lsdException w:name="toc 9" w:semiHidden="0" w:uiPriority="0" w:unhideWhenUsed="0"/>
+    <w:lsdException w:name="Normal Indent" w:semiHidden="0" w:uiPriority="0" w:unhideWhenUsed="0"/>
+    <w:lsdException w:name="footnote text" w:semiHidden="0" w:uiPriority="0" w:unhideWhenUsed="0"/>
+    <w:lsdException w:name="annotation text" w:semiHidden="0" w:uiPriority="0" w:unhideWhenUsed="0" w:qFormat="1"/>
+    <w:lsdException w:name="header" w:semiHidden="0" w:uiPriority="0" w:unhideWhenUsed="0" w:qFormat="1"/>
+    <w:lsdException w:name="footer" w:semiHidden="0" w:uiPriority="0" w:unhideWhenUsed="0" w:qFormat="1"/>
+    <w:lsdException w:name="index heading" w:semiHidden="0" w:uiPriority="0" w:unhideWhenUsed="0"/>
+    <w:lsdException w:name="caption" w:uiPriority="0" w:qFormat="1"/>
+    <w:lsdException w:name="table of figures" w:semiHidden="0" w:uiPriority="0" w:unhideWhenUsed="0"/>
+    <w:lsdException w:name="envelope address" w:semiHidden="0" w:uiPriority="0" w:unhideWhenUsed="0"/>
+    <w:lsdException w:name="envelope return" w:semiHidden="0" w:uiPriority="0" w:unhideWhenUsed="0"/>
+    <w:lsdException w:name="footnote reference" w:semiHidden="0" w:uiPriority="0" w:unhideWhenUsed="0"/>
+    <w:lsdException w:name="annotation reference" w:semiHidden="0" w:uiPriority="0" w:unhideWhenUsed="0"/>
+    <w:lsdException w:name="line number" w:semiHidden="0" w:uiPriority="0" w:unhideWhenUsed="0"/>
+    <w:lsdException w:name="page number" w:semiHidden="0" w:uiPriority="0" w:unhideWhenUsed="0"/>
+    <w:lsdException w:name="endnote reference" w:semiHidden="0" w:uiPriority="0" w:unhideWhenUsed="0"/>
+    <w:lsdException w:name="endnote text" w:semiHidden="0" w:uiPriority="0" w:unhideWhenUsed="0"/>
+    <w:lsdException w:name="table of authorities" w:semiHidden="0" w:uiPriority="0" w:unhideWhenUsed="0"/>
+    <w:lsdException w:name="macro" w:semiHidden="0" w:uiPriority="0" w:unhideWhenUsed="0"/>
+    <w:lsdException w:name="toa heading" w:semiHidden="0" w:uiPriority="0" w:unhideWhenUsed="0"/>
+    <w:lsdException w:name="List" w:semiHidden="0" w:uiPriority="0" w:unhideWhenUsed="0"/>
+    <w:lsdException w:name="List Bullet" w:semiHidden="0" w:uiPriority="0" w:unhideWhenUsed="0"/>
+    <w:lsdException w:name="List Number" w:semiHidden="0" w:uiPriority="0" w:unhideWhenUsed="0"/>
+    <w:lsdException w:name="List 2" w:semiHidden="0" w:uiPriority="0" w:unhideWhenUsed="0"/>
+    <w:lsdException w:name="List 3" w:semiHidden="0" w:uiPriority="0" w:unhideWhenUsed="0"/>
+    <w:lsdException w:name="List 4" w:semiHidden="0" w:uiPriority="0" w:unhideWhenUsed="0"/>
+    <w:lsdException w:name="List 5" w:semiHidden="0" w:uiPriority="0" w:unhideWhenUsed="0"/>
+    <w:lsdException w:name="List Bullet 2" w:semiHidden="0" w:uiPriority="0" w:unhideWhenUsed="0"/>
+    <w:lsdException w:name="List Bullet 3" w:semiHidden="0" w:uiPriority="0" w:unhideWhenUsed="0"/>
+    <w:lsdException w:name="List Bullet 4" w:semiHidden="0" w:uiPriority="0" w:unhideWhenUsed="0"/>
+    <w:lsdException w:name="List Bullet 5" w:semiHidden="0" w:uiPriority="0" w:unhideWhenUsed="0"/>
+    <w:lsdException w:name="List Number 2" w:semiHidden="0" w:uiPriority="0" w:unhideWhenUsed="0"/>
+    <w:lsdException w:name="List Number 3" w:semiHidden="0" w:uiPriority="0" w:unhideWhenUsed="0"/>
+    <w:lsdException w:name="List Number 4" w:semiHidden="0" w:uiPriority="0" w:unhideWhenUsed="0"/>
+    <w:lsdException w:name="List Number 5" w:semiHidden="0" w:uiPriority="0" w:unhideWhenUsed="0"/>
+    <w:lsdException w:name="Title" w:semiHidden="0" w:uiPriority="0" w:unhideWhenUsed="0" w:qFormat="1"/>
+    <w:lsdException w:name="Closing" w:semiHidden="0" w:uiPriority="0" w:unhideWhenUsed="0"/>
+    <w:lsdException w:name="Signature" w:semiHidden="0" w:uiPriority="0" w:unhideWhenUsed="0"/>
+    <w:lsdException w:name="Default Paragraph Font" w:uiPriority="0" w:unhideWhenUsed="0" w:qFormat="1"/>
+    <w:lsdException w:name="Body Text" w:uiPriority="0" w:unhideWhenUsed="0" w:qFormat="1"/>
+    <w:lsdException w:name="Body Text Indent" w:semiHidden="0" w:uiPriority="0" w:unhideWhenUsed="0"/>
+    <w:lsdException w:name="List Continue" w:semiHidden="0" w:uiPriority="0" w:unhideWhenUsed="0"/>
+    <w:lsdException w:name="List Continue 2" w:semiHidden="0" w:uiPriority="0" w:unhideWhenUsed="0"/>
+    <w:lsdException w:name="List Continue 3" w:semiHidden="0" w:uiPriority="0" w:unhideWhenUsed="0"/>
+    <w:lsdException w:name="List Continue 4" w:semiHidden="0" w:uiPriority="0" w:unhideWhenUsed="0"/>
+    <w:lsdException w:name="List Continue 5" w:semiHidden="0" w:uiPriority="0" w:unhideWhenUsed="0"/>
+    <w:lsdException w:name="Message Header" w:semiHidden="0" w:uiPriority="0" w:unhideWhenUsed="0"/>
+    <w:lsdException w:name="Subtitle" w:semiHidden="0" w:uiPriority="0" w:unhideWhenUsed="0" w:qFormat="1"/>
+    <w:lsdException w:name="Salutation" w:semiHidden="0" w:uiPriority="0" w:unhideWhenUsed="0"/>
+    <w:lsdException w:name="Date" w:semiHidden="0" w:uiPriority="0" w:unhideWhenUsed="0"/>
+    <w:lsdException w:name="Body Text First Indent" w:semiHidden="0" w:uiPriority="0" w:unhideWhenUsed="0"/>
+    <w:lsdException w:name="Body Text First Indent 2" w:semiHidden="0" w:uiPriority="0" w:unhideWhenUsed="0"/>
+    <w:lsdException w:name="Body Text 2" w:semiHidden="0" w:uiPriority="0" w:unhideWhenUsed="0"/>
+    <w:lsdException w:name="Body Text 3" w:semiHidden="0" w:uiPriority="0" w:unhideWhenUsed="0"/>
+    <w:lsdException w:name="Body Text Indent 2" w:semiHidden="0" w:uiPriority="0" w:unhideWhenUsed="0"/>
+    <w:lsdException w:name="Body Text Indent 3" w:semiHidden="0" w:uiPriority="0" w:unhideWhenUsed="0"/>
+    <w:lsdException w:name="Block Text" w:semiHidden="0" w:uiPriority="0" w:unhideWhenUsed="0"/>
+    <w:lsdException w:name="Hyperlink" w:semiHidden="0" w:uiPriority="0" w:unhideWhenUsed="0"/>
+    <w:lsdException w:name="FollowedHyperlink" w:semiHidden="0" w:uiPriority="0" w:unhideWhenUsed="0"/>
+    <w:lsdException w:name="Strong" w:semiHidden="0" w:uiPriority="0" w:unhideWhenUsed="0" w:qFormat="1"/>
+    <w:lsdException w:name="Emphasis" w:semiHidden="0" w:uiPriority="0" w:unhideWhenUsed="0" w:qFormat="1"/>
+    <w:lsdException w:name="Document Map" w:semiHidden="0" w:uiPriority="0" w:unhideWhenUsed="0"/>
+    <w:lsdException w:name="Plain Text" w:semiHidden="0" w:uiPriority="0" w:unhideWhenUsed="0"/>
+    <w:lsdException w:name="E-mail Signature" w:semiHidden="0" w:uiPriority="0" w:unhideWhenUsed="0"/>
+    <w:lsdException w:name="Normal (Web)" w:semiHidden="0" w:uiPriority="0" w:unhideWhenUsed="0" w:qFormat="1"/>
+    <w:lsdException w:name="HTML Acronym" w:semiHidden="0" w:uiPriority="0" w:unhideWhenUsed="0"/>
+    <w:lsdException w:name="HTML Address" w:semiHidden="0" w:uiPriority="0" w:unhideWhenUsed="0"/>
+    <w:lsdException w:name="HTML Cite" w:semiHidden="0" w:uiPriority="0" w:unhideWhenUsed="0"/>
+    <w:lsdException w:name="HTML Code" w:semiHidden="0" w:uiPriority="0" w:unhideWhenUsed="0"/>
+    <w:lsdException w:name="HTML Definition" w:semiHidden="0" w:uiPriority="0" w:unhideWhenUsed="0"/>
+    <w:lsdException w:name="HTML Keyboard" w:semiHidden="0" w:uiPriority="0" w:unhideWhenUsed="0"/>
+    <w:lsdException w:name="HTML Preformatted" w:semiHidden="0" w:uiPriority="0" w:unhideWhenUsed="0"/>
+    <w:lsdException w:name="HTML Sample" w:semiHidden="0" w:uiPriority="0" w:unhideWhenUsed="0"/>
+    <w:lsdException w:name="HTML Typewriter" w:semiHidden="0" w:uiPriority="0" w:unhideWhenUsed="0"/>
+    <w:lsdException w:name="HTML Variable" w:semiHidden="0" w:uiPriority="0" w:unhideWhenUsed="0"/>
+    <w:lsdException w:name="Normal Table" w:uiPriority="0" w:unhideWhenUsed="0" w:qFormat="1"/>
+    <w:lsdException w:name="annotation subject" w:semiHidden="0" w:uiPriority="0" w:unhideWhenUsed="0"/>
+    <w:lsdException w:name="Table Simple 1" w:semiHidden="0" w:uiPriority="0" w:unhideWhenUsed="0"/>
+    <w:lsdException w:name="Table Simple 2" w:semiHidden="0" w:uiPriority="0" w:unhideWhenUsed="0"/>
+    <w:lsdException w:name="Table Simple 3" w:semiHidden="0" w:uiPriority="0" w:unhideWhenUsed="0"/>
+    <w:lsdException w:name="Table Classic 1" w:semiHidden="0" w:uiPriority="0" w:unhideWhenUsed="0"/>
+    <w:lsdException w:name="Table Classic 2" w:semiHidden="0" w:uiPriority="0" w:unhideWhenUsed="0"/>
+    <w:lsdException w:name="Table Classic 3" w:semiHidden="0" w:uiPriority="0" w:unhideWhenUsed="0"/>
+    <w:lsdException w:name="Table Classic 4" w:semiHidden="0" w:uiPriority="0" w:unhideWhenUsed="0"/>
+    <w:lsdException w:name="Table Colorful 1" w:semiHidden="0" w:uiPriority="0" w:unhideWhenUsed="0"/>
+    <w:lsdException w:name="Table Colorful 2" w:semiHidden="0" w:uiPriority="0" w:unhideWhenUsed="0"/>
+    <w:lsdException w:name="Table Colorful 3" w:semiHidden="0" w:uiPriority="0" w:unhideWhenUsed="0"/>
+    <w:lsdException w:name="Table Columns 1" w:semiHidden="0" w:uiPriority="0" w:unhideWhenUsed="0"/>
+    <w:lsdException w:name="Table Columns 2" w:semiHidden="0" w:uiPriority="0" w:unhideWhenUsed="0"/>
+    <w:lsdException w:name="Table Columns 3" w:semiHidden="0" w:uiPriority="0" w:unhideWhenUsed="0"/>
+    <w:lsdException w:name="Table Columns 4" w:semiHidden="0" w:uiPriority="0" w:unhideWhenUsed="0"/>
+    <w:lsdException w:name="Table Columns 5" w:semiHidden="0" w:uiPriority="0" w:unhideWhenUsed="0"/>
+    <w:lsdException w:name="Table Grid 1" w:semiHidden="0" w:uiPriority="0" w:unhideWhenUsed="0"/>
+    <w:lsdException w:name="Table Grid 2" w:semiHidden="0" w:uiPriority="0" w:unhideWhenUsed="0"/>
+    <w:lsdException w:name="Table Grid 3" w:semiHidden="0" w:uiPriority="0" w:unhideWhenUsed="0"/>
+    <w:lsdException w:name="Table Grid 4" w:semiHidden="0" w:uiPriority="0" w:unhideWhenUsed="0"/>
+    <w:lsdException w:name="Table Grid 5" w:semiHidden="0" w:uiPriority="0" w:unhideWhenUsed="0"/>
+    <w:lsdException w:name="Table Grid 6" w:semiHidden="0" w:uiPriority="0" w:unhideWhenUsed="0"/>
+    <w:lsdException w:name="Table Grid 7" w:semiHidden="0" w:uiPriority="0" w:unhideWhenUsed="0"/>
+    <w:lsdException w:name="Table Grid 8" w:semiHidden="0" w:uiPriority="0" w:unhideWhenUsed="0"/>
+    <w:lsdException w:name="Table List 1" w:semiHidden="0" w:uiPriority="0" w:unhideWhenUsed="0"/>
+    <w:lsdException w:name="Table List 2" w:semiHidden="0" w:uiPriority="0" w:unhideWhenUsed="0"/>
+    <w:lsdException w:name="Table List 3" w:semiHidden="0" w:uiPriority="0" w:unhideWhenUsed="0"/>
+    <w:lsdException w:name="Table List 4" w:semiHidden="0" w:uiPriority="0" w:unhideWhenUsed="0"/>
+    <w:lsdException w:name="Table List 5" w:semiHidden="0" w:uiPriority="0" w:unhideWhenUsed="0"/>
+    <w:lsdException w:name="Table List 6" w:semiHidden="0" w:uiPriority="0" w:unhideWhenUsed="0"/>
+    <w:lsdException w:name="Table List 7" w:semiHidden="0" w:uiPriority="0" w:unhideWhenUsed="0"/>
+    <w:lsdException w:name="Table List 8" w:semiHidden="0" w:uiPriority="0" w:unhideWhenUsed="0"/>
+    <w:lsdException w:name="Table 3D effects 1" w:semiHidden="0" w:uiPriority="0" w:unhideWhenUsed="0"/>
+    <w:lsdException w:name="Table 3D effects 2" w:semiHidden="0" w:uiPriority="0" w:unhideWhenUsed="0"/>
+    <w:lsdException w:name="Table 3D effects 3" w:semiHidden="0" w:uiPriority="0" w:unhideWhenUsed="0"/>
+    <w:lsdException w:name="Table Contemporary" w:semiHidden="0" w:uiPriority="0" w:unhideWhenUsed="0"/>
+    <w:lsdException w:name="Table Elegant" w:semiHidden="0" w:uiPriority="0" w:unhideWhenUsed="0"/>
+    <w:lsdException w:name="Table Professional" w:semiHidden="0" w:uiPriority="0" w:unhideWhenUsed="0"/>
+    <w:lsdException w:name="Table Subtle 1" w:semiHidden="0" w:uiPriority="0" w:unhideWhenUsed="0"/>
+    <w:lsdException w:name="Table Subtle 2" w:semiHidden="0" w:uiPriority="0" w:unhideWhenUsed="0"/>
+    <w:lsdException w:name="Table Web 1" w:semiHidden="0" w:uiPriority="0" w:unhideWhenUsed="0"/>
+    <w:lsdException w:name="Table Web 2" w:semiHidden="0" w:uiPriority="0" w:unhideWhenUsed="0"/>
+    <w:lsdException w:name="Table Web 3" w:semiHidden="0" w:uiPriority="0" w:unhideWhenUsed="0"/>
+    <w:lsdException w:name="Balloon Text" w:semiHidden="0" w:uiPriority="0" w:unhideWhenUsed="0"/>
+    <w:lsdException w:name="Table Grid" w:semiHidden="0" w:uiPriority="0" w:unhideWhenUsed="0" w:qFormat="1"/>
+    <w:lsdException w:name="Table Theme" w:semiHidden="0" w:uiPriority="0" w:unhideWhenUsed="0"/>
+    <w:lsdException w:name="Light Shading" w:semiHidden="0" w:uiPriority="60" w:unhideWhenUsed="0"/>
+    <w:lsdException w:name="Light List" w:semiHidden="0" w:uiPriority="61" w:unhideWhenUsed="0"/>
+    <w:lsdException w:name="Light Grid" w:semiHidden="0" w:uiPriority="62" w:unhideWhenUsed="0"/>
+    <w:lsdException w:name="Medium Shading 1" w:semiHidden="0" w:uiPriority="63" w:unhideWhenUsed="0"/>
+    <w:lsdException w:name="Medium Shading 2" w:semiHidden="0" w:uiPriority="64" w:unhideWhenUsed="0"/>
+    <w:lsdException w:name="Medium List 1" w:semiHidden="0" w:uiPriority="65" w:unhideWhenUsed="0"/>
+    <w:lsdException w:name="Medium List 2" w:semiHidden="0" w:uiPriority="66" w:unhideWhenUsed="0"/>
+    <w:lsdException w:name="Medium Grid 1" w:semiHidden="0" w:uiPriority="67" w:unhideWhenUsed="0"/>
+    <w:lsdException w:name="Medium Grid 2" w:semiHidden="0" w:uiPriority="68" w:unhideWhenUsed="0"/>
+    <w:lsdException w:name="Medium Grid 3" w:semiHidden="0" w:uiPriority="69" w:unhideWhenUsed="0"/>
+    <w:lsdException w:name="Dark List" w:semiHidden="0" w:uiPriority="70" w:unhideWhenUsed="0"/>
+    <w:lsdException w:name="Colorful Shading" w:semiHidden="0" w:uiPriority="71" w:unhideWhenUsed="0"/>
+    <w:lsdException w:name="Colorful List" w:semiHidden="0" w:uiPriority="72" w:unhideWhenUsed="0"/>
+    <w:lsdException w:name="Colorful Grid" w:semiHidden="0" w:uiPriority="73" w:unhideWhenUsed="0"/>
+    <w:lsdException w:name="Light Shading Accent 1" w:semiHidden="0" w:uiPriority="60" w:unhideWhenUsed="0"/>
+    <w:lsdException w:name="Light List Accent 1" w:semiHidden="0" w:uiPriority="61" w:unhideWhenUsed="0"/>
+    <w:lsdException w:name="Light Grid Accent 1" w:semiHidden="0" w:uiPriority="62" w:unhideWhenUsed="0"/>
+    <w:lsdException w:name="Medium Shading 1 Accent 1" w:semiHidden="0" w:uiPriority="63" w:unhideWhenUsed="0"/>
+    <w:lsdException w:name="Medium Shading 2 Accent 1" w:semiHidden="0" w:uiPriority="64" w:unhideWhenUsed="0"/>
+    <w:lsdException w:name="Medium List 1 Accent 1" w:semiHidden="0" w:uiPriority="65" w:unhideWhenUsed="0"/>
+    <w:lsdException w:name="Medium List 2 Accent 1" w:semiHidden="0" w:uiPriority="66" w:unhideWhenUsed="0"/>
+    <w:lsdException w:name="Medium Grid 1 Accent 1" w:semiHidden="0" w:uiPriority="67" w:unhideWhenUsed="0"/>
+    <w:lsdException w:name="Medium Grid 2 Accent 1" w:semiHidden="0" w:uiPriority="68" w:unhideWhenUsed="0"/>
+    <w:lsdException w:name="Medium Grid 3 Accent 1" w:semiHidden="0" w:uiPriority="69" w:unhideWhenUsed="0"/>
+    <w:lsdException w:name="Dark List Accent 1" w:semiHidden="0" w:uiPriority="70" w:unhideWhenUsed="0"/>
+    <w:lsdException w:name="Colorful Shading Accent 1" w:semiHidden="0" w:uiPriority="71" w:unhideWhenUsed="0"/>
+    <w:lsdException w:name="Colorful List Accent 1" w:semiHidden="0" w:uiPriority="72" w:unhideWhenUsed="0"/>
+    <w:lsdException w:name="Colorful Grid Accent 1" w:semiHidden="0" w:uiPriority="73" w:unhideWhenUsed="0"/>
+    <w:lsdException w:name="Light Shading Accent 2" w:semiHidden="0" w:uiPriority="60" w:unhideWhenUsed="0"/>
+    <w:lsdException w:name="Light List Accent 2" w:semiHidden="0" w:uiPriority="61" w:unhideWhenUsed="0"/>
+    <w:lsdException w:name="Light Grid Accent 2" w:semiHidden="0" w:uiPriority="62" w:unhideWhenUsed="0"/>
+    <w:lsdException w:name="Medium Shading 1 Accent 2" w:semiHidden="0" w:uiPriority="63" w:unhideWhenUsed="0"/>
+    <w:lsdException w:name="Medium Shading 2 Accent 2" w:semiHidden="0" w:uiPriority="64" w:unhideWhenUsed="0"/>
+    <w:lsdException w:name="Medium List 1 Accent 2" w:semiHidden="0" w:uiPriority="65" w:unhideWhenUsed="0"/>
+    <w:lsdException w:name="Medium List 2 Accent 2" w:semiHidden="0" w:uiPriority="66" w:unhideWhenUsed="0"/>
+    <w:lsdException w:name="Medium Grid 1 Accent 2" w:semiHidden="0" w:uiPriority="67" w:unhideWhenUsed="0"/>
+    <w:lsdException w:name="Medium Grid 2 Accent 2" w:semiHidden="0" w:uiPriority="68" w:unhideWhenUsed="0"/>
+    <w:lsdException w:name="Medium Grid 3 Accent 2" w:semiHidden="0" w:uiPriority="69" w:unhideWhenUsed="0"/>
+    <w:lsdException w:name="Dark List Accent 2" w:semiHidden="0" w:uiPriority="70" w:unhideWhenUsed="0"/>
+    <w:lsdException w:name="Colorful Shading Accent 2" w:semiHidden="0" w:uiPriority="71" w:unhideWhenUsed="0"/>
+    <w:lsdException w:name="Colorful List Accent 2" w:semiHidden="0" w:uiPriority="72" w:unhideWhenUsed="0"/>
+    <w:lsdException w:name="Colorful Grid Accent 2" w:semiHidden="0" w:uiPriority="73" w:unhideWhenUsed="0"/>
+    <w:lsdException w:name="Light Shading Accent 3" w:semiHidden="0" w:uiPriority="60" w:unhideWhenUsed="0"/>
+    <w:lsdException w:name="Light List Accent 3" w:semiHidden="0" w:uiPriority="61" w:unhideWhenUsed="0"/>
+    <w:lsdException w:name="Light Grid Accent 3" w:semiHidden="0" w:uiPriority="62" w:unhideWhenUsed="0"/>
+    <w:lsdException w:name="Medium Shading 1 Accent 3" w:semiHidden="0" w:uiPriority="63" w:unhideWhenUsed="0"/>
+    <w:lsdException w:name="Medium Shading 2 Accent 3" w:semiHidden="0" w:uiPriority="64" w:unhideWhenUsed="0"/>
+    <w:lsdException w:name="Medium List 1 Accent 3" w:semiHidden="0" w:uiPriority="65" w:unhideWhenUsed="0"/>
+    <w:lsdException w:name="Medium List 2 Accent 3" w:semiHidden="0" w:uiPriority="66" w:unhideWhenUsed="0"/>
+    <w:lsdException w:name="Medium Grid 1 Accent 3" w:semiHidden="0" w:uiPriority="67" w:unhideWhenUsed="0"/>
+    <w:lsdException w:name="Medium Grid 2 Accent 3" w:semiHidden="0" w:uiPriority="68" w:unhideWhenUsed="0"/>
+    <w:lsdException w:name="Medium Grid 3 Accent 3" w:semiHidden="0" w:uiPriority="69" w:unhideWhenUsed="0"/>
+    <w:lsdException w:name="Dark List Accent 3" w:semiHidden="0" w:uiPriority="70" w:unhideWhenUsed="0"/>
+    <w:lsdException w:name="Colorful Shading Accent 3" w:semiHidden="0" w:uiPriority="71" w:unhideWhenUsed="0"/>
+    <w:lsdException w:name="Colorful List Accent 3" w:semiHidden="0" w:uiPriority="72" w:unhideWhenUsed="0"/>
+    <w:lsdException w:name="Colorful Grid Accent 3" w:semiHidden="0" w:uiPriority="73" w:unhideWhenUsed="0"/>
+    <w:lsdException w:name="Light Shading Accent 4" w:semiHidden="0" w:uiPriority="60" w:unhideWhenUsed="0"/>
+    <w:lsdException w:name="Light List Accent 4" w:semiHidden="0" w:uiPriority="61" w:unhideWhenUsed="0"/>
+    <w:lsdException w:name="Light Grid Accent 4" w:semiHidden="0" w:uiPriority="62" w:unhideWhenUsed="0"/>
+    <w:lsdException w:name="Medium Shading 1 Accent 4" w:semiHidden="0" w:uiPriority="63" w:unhideWhenUsed="0"/>
+    <w:lsdException w:name="Medium Shading 2 Accent 4" w:semiHidden="0" w:uiPriority="64" w:unhideWhenUsed="0"/>
+    <w:lsdException w:name="Medium List 1 Accent 4" w:semiHidden="0" w:uiPriority="65" w:unhideWhenUsed="0"/>
+    <w:lsdException w:name="Medium List 2 Accent 4" w:semiHidden="0" w:uiPriority="66" w:unhideWhenUsed="0"/>
+    <w:lsdException w:name="Medium Grid 1 Accent 4" w:semiHidden="0" w:uiPriority="67" w:unhideWhenUsed="0"/>
+    <w:lsdException w:name="Medium Grid 2 Accent 4" w:semiHidden="0" w:uiPriority="68" w:unhideWhenUsed="0"/>
+    <w:lsdException w:name="Medium Grid 3 Accent 4" w:semiHidden="0" w:uiPriority="69" w:unhideWhenUsed="0"/>
+    <w:lsdException w:name="Dark List Accent 4" w:semiHidden="0" w:uiPriority="70" w:unhideWhenUsed="0"/>
+    <w:lsdException w:name="Colorful Shading Accent 4" w:semiHidden="0" w:uiPriority="71" w:unhideWhenUsed="0"/>
+    <w:lsdException w:name="Colorful List Accent 4" w:semiHidden="0" w:uiPriority="72" w:unhideWhenUsed="0"/>
+    <w:lsdException w:name="Colorful Grid Accent 4" w:semiHidden="0" w:uiPriority="73" w:unhideWhenUsed="0"/>
+    <w:lsdException w:name="Light Shading Accent 5" w:semiHidden="0" w:uiPriority="60" w:unhideWhenUsed="0"/>
+    <w:lsdException w:name="Light List Accent 5" w:semiHidden="0" w:uiPriority="61" w:unhideWhenUsed="0"/>
+    <w:lsdException w:name="Light Grid Accent 5" w:semiHidden="0" w:uiPriority="62" w:unhideWhenUsed="0"/>
+    <w:lsdException w:name="Medium Shading 1 Accent 5" w:semiHidden="0" w:uiPriority="63" w:unhideWhenUsed="0"/>
+    <w:lsdException w:name="Medium Shading 2 Accent 5" w:semiHidden="0" w:uiPriority="64" w:unhideWhenUsed="0"/>
+    <w:lsdException w:name="Medium List 1 Accent 5" w:semiHidden="0" w:uiPriority="65" w:unhideWhenUsed="0"/>
+    <w:lsdException w:name="Medium List 2 Accent 5" w:semiHidden="0" w:uiPriority="66" w:unhideWhenUsed="0"/>
+    <w:lsdException w:name="Medium Grid 1 Accent 5" w:semiHidden="0" w:uiPriority="67" w:unhideWhenUsed="0"/>
+    <w:lsdException w:name="Medium Grid 2 Accent 5" w:semiHidden="0" w:uiPriority="68" w:unhideWhenUsed="0"/>
+    <w:lsdException w:name="Medium Grid 3 Accent 5" w:semiHidden="0" w:uiPriority="69" w:unhideWhenUsed="0"/>
+    <w:lsdException w:name="Dark List Accent 5" w:semiHidden="0" w:uiPriority="70" w:unhideWhenUsed="0"/>
+    <w:lsdException w:name="Colorful Shading Accent 5" w:semiHidden="0" w:uiPriority="71" w:unhideWhenUsed="0"/>
+    <w:lsdException w:name="Colorful List Accent 5" w:semiHidden="0" w:uiPriority="72" w:unhideWhenUsed="0"/>
+    <w:lsdException w:name="Colorful Grid Accent 5" w:semiHidden="0" w:uiPriority="73" w:unhideWhenUsed="0"/>
+    <w:lsdException w:name="Light Shading Accent 6" w:semiHidden="0" w:uiPriority="60" w:unhideWhenUsed="0"/>
+    <w:lsdException w:name="Light List Accent 6" w:semiHidden="0" w:uiPriority="61" w:unhideWhenUsed="0"/>
+    <w:lsdException w:name="Light Grid Accent 6" w:semiHidden="0" w:uiPriority="62" w:unhideWhenUsed="0"/>
+    <w:lsdException w:name="Medium Shading 1 Accent 6" w:semiHidden="0" w:uiPriority="63" w:unhideWhenUsed="0"/>
+    <w:lsdException w:name="Medium Shading 2 Accent 6" w:semiHidden="0" w:uiPriority="64" w:unhideWhenUsed="0"/>
+    <w:lsdException w:name="Medium List 1 Accent 6" w:semiHidden="0" w:uiPriority="65" w:unhideWhenUsed="0"/>
+    <w:lsdException w:name="Medium List 2 Accent 6" w:semiHidden="0" w:uiPriority="66" w:unhideWhenUsed="0"/>
+    <w:lsdException w:name="Medium Grid 1 Accent 6" w:semiHidden="0" w:uiPriority="67" w:unhideWhenUsed="0"/>
+    <w:lsdException w:name="Medium Grid 2 Accent 6" w:semiHidden="0" w:uiPriority="68" w:unhideWhenUsed="0"/>
+    <w:lsdException w:name="Medium Grid 3 Accent 6" w:semiHidden="0" w:uiPriority="69" w:unhideWhenUsed="0"/>
+    <w:lsdException w:name="Dark List Accent 6" w:semiHidden="0" w:uiPriority="70" w:unhideWhenUsed="0"/>
+    <w:lsdException w:name="Colorful Shading Accent 6" w:semiHidden="0" w:uiPriority="71" w:unhideWhenUsed="0"/>
+    <w:lsdException w:name="Colorful List Accent 6" w:semiHidden="0" w:uiPriority="72" w:unhideWhenUsed="0"/>
+    <w:lsdException w:name="Colorful Grid Accent 6" w:semiHidden="0" w:uiPriority="73" w:unhideWhenUsed="0"/>
   </w:latentStyles>
-  <w:style w:type="paragraph" w:default="1" w:styleId="1">
+  <w:style w:type="paragraph" w:default="1" w:styleId="Normal">
     <w:name w:val="Normal"/>
     <w:qFormat/>
-    <w:uiPriority w:val="0"/>
     <w:pPr>
       <w:kinsoku w:val="0"/>
       <w:autoSpaceDE w:val="0"/>
@@ -5651,7 +5586,7 @@
       <w:textAlignment w:val="baseline"/>
     </w:pPr>
     <w:rPr>
-      <w:rFonts w:ascii="Arial" w:hAnsi="Arial" w:eastAsia="宋体" w:cs="Arial"/>
+      <w:rFonts w:ascii="Arial" w:eastAsia="宋体" w:hAnsi="Arial" w:cs="Arial"/>
       <w:snapToGrid w:val="0"/>
       <w:color w:val="000000"/>
       <w:kern w:val="0"/>
@@ -5660,12 +5595,11 @@
       <w:lang w:val="en-US" w:eastAsia="en-US" w:bidi="ar-SA"/>
     </w:rPr>
   </w:style>
-  <w:style w:type="paragraph" w:styleId="2">
+  <w:style w:type="paragraph" w:styleId="Heading1">
     <w:name w:val="heading 1"/>
-    <w:basedOn w:val="1"/>
-    <w:next w:val="1"/>
+    <w:basedOn w:val="Normal"/>
+    <w:next w:val="Normal"/>
     <w:qFormat/>
-    <w:uiPriority w:val="0"/>
     <w:pPr>
       <w:keepNext/>
       <w:keepLines/>
@@ -5683,13 +5617,12 @@
       <w:sz w:val="44"/>
     </w:rPr>
   </w:style>
-  <w:style w:type="paragraph" w:styleId="3">
+  <w:style w:type="paragraph" w:styleId="Heading2">
     <w:name w:val="heading 2"/>
-    <w:basedOn w:val="1"/>
-    <w:next w:val="1"/>
+    <w:basedOn w:val="Normal"/>
+    <w:next w:val="Normal"/>
     <w:unhideWhenUsed/>
     <w:qFormat/>
-    <w:uiPriority w:val="0"/>
     <w:pPr>
       <w:keepNext/>
       <w:keepLines/>
@@ -5702,19 +5635,18 @@
       <w:outlineLvl w:val="1"/>
     </w:pPr>
     <w:rPr>
-      <w:rFonts w:ascii="Arial" w:hAnsi="Arial" w:eastAsia="黑体"/>
+      <w:rFonts w:ascii="Arial" w:eastAsia="黑体" w:hAnsi="Arial"/>
       <w:b/>
       <w:sz w:val="32"/>
     </w:rPr>
   </w:style>
-  <w:style w:type="paragraph" w:styleId="4">
+  <w:style w:type="paragraph" w:styleId="Heading3">
     <w:name w:val="heading 3"/>
-    <w:basedOn w:val="1"/>
-    <w:next w:val="1"/>
+    <w:basedOn w:val="Normal"/>
+    <w:next w:val="Normal"/>
     <w:semiHidden/>
     <w:unhideWhenUsed/>
     <w:qFormat/>
-    <w:uiPriority w:val="0"/>
     <w:pPr>
       <w:keepNext/>
       <w:keepLines/>
@@ -5731,13 +5663,12 @@
       <w:sz w:val="32"/>
     </w:rPr>
   </w:style>
-  <w:style w:type="paragraph" w:styleId="5">
+  <w:style w:type="paragraph" w:styleId="Heading4">
     <w:name w:val="heading 4"/>
-    <w:basedOn w:val="1"/>
-    <w:next w:val="1"/>
+    <w:basedOn w:val="Normal"/>
+    <w:next w:val="Normal"/>
     <w:unhideWhenUsed/>
     <w:qFormat/>
-    <w:uiPriority w:val="0"/>
     <w:pPr>
       <w:keepNext/>
       <w:keepLines/>
@@ -5750,19 +5681,18 @@
       <w:outlineLvl w:val="3"/>
     </w:pPr>
     <w:rPr>
-      <w:rFonts w:ascii="Arial" w:hAnsi="Arial" w:eastAsia="黑体"/>
+      <w:rFonts w:ascii="Arial" w:eastAsia="黑体" w:hAnsi="Arial"/>
       <w:b/>
       <w:sz w:val="28"/>
     </w:rPr>
   </w:style>
-  <w:style w:type="paragraph" w:styleId="6">
+  <w:style w:type="paragraph" w:styleId="Heading5">
     <w:name w:val="heading 5"/>
-    <w:basedOn w:val="1"/>
-    <w:next w:val="1"/>
+    <w:basedOn w:val="Normal"/>
+    <w:next w:val="Normal"/>
     <w:semiHidden/>
     <w:unhideWhenUsed/>
     <w:qFormat/>
-    <w:uiPriority w:val="0"/>
     <w:pPr>
       <w:keepNext/>
       <w:keepLines/>
@@ -5779,14 +5709,13 @@
       <w:sz w:val="28"/>
     </w:rPr>
   </w:style>
-  <w:style w:type="paragraph" w:styleId="7">
+  <w:style w:type="paragraph" w:styleId="Heading6">
     <w:name w:val="heading 6"/>
-    <w:basedOn w:val="1"/>
-    <w:next w:val="1"/>
+    <w:basedOn w:val="Normal"/>
+    <w:next w:val="Normal"/>
     <w:semiHidden/>
     <w:unhideWhenUsed/>
     <w:qFormat/>
-    <w:uiPriority w:val="0"/>
     <w:pPr>
       <w:keepNext/>
       <w:keepLines/>
@@ -5799,19 +5728,18 @@
       <w:outlineLvl w:val="5"/>
     </w:pPr>
     <w:rPr>
-      <w:rFonts w:ascii="Arial" w:hAnsi="Arial" w:eastAsia="黑体"/>
+      <w:rFonts w:ascii="Arial" w:eastAsia="黑体" w:hAnsi="Arial"/>
       <w:b/>
       <w:sz w:val="24"/>
     </w:rPr>
   </w:style>
-  <w:style w:type="paragraph" w:styleId="8">
+  <w:style w:type="paragraph" w:styleId="Heading7">
     <w:name w:val="heading 7"/>
-    <w:basedOn w:val="1"/>
-    <w:next w:val="1"/>
+    <w:basedOn w:val="Normal"/>
+    <w:next w:val="Normal"/>
     <w:semiHidden/>
     <w:unhideWhenUsed/>
     <w:qFormat/>
-    <w:uiPriority w:val="0"/>
     <w:pPr>
       <w:keepNext/>
       <w:keepLines/>
@@ -5828,14 +5756,13 @@
       <w:sz w:val="24"/>
     </w:rPr>
   </w:style>
-  <w:style w:type="paragraph" w:styleId="9">
+  <w:style w:type="paragraph" w:styleId="Heading8">
     <w:name w:val="heading 8"/>
-    <w:basedOn w:val="1"/>
-    <w:next w:val="1"/>
+    <w:basedOn w:val="Normal"/>
+    <w:next w:val="Normal"/>
     <w:semiHidden/>
     <w:unhideWhenUsed/>
     <w:qFormat/>
-    <w:uiPriority w:val="0"/>
     <w:pPr>
       <w:keepNext/>
       <w:keepLines/>
@@ -5848,18 +5775,17 @@
       <w:outlineLvl w:val="7"/>
     </w:pPr>
     <w:rPr>
-      <w:rFonts w:ascii="Arial" w:hAnsi="Arial" w:eastAsia="黑体"/>
+      <w:rFonts w:ascii="Arial" w:eastAsia="黑体" w:hAnsi="Arial"/>
       <w:sz w:val="24"/>
     </w:rPr>
   </w:style>
-  <w:style w:type="paragraph" w:styleId="10">
+  <w:style w:type="paragraph" w:styleId="Heading9">
     <w:name w:val="heading 9"/>
-    <w:basedOn w:val="1"/>
-    <w:next w:val="1"/>
+    <w:basedOn w:val="Normal"/>
+    <w:next w:val="Normal"/>
     <w:semiHidden/>
     <w:unhideWhenUsed/>
     <w:qFormat/>
-    <w:uiPriority w:val="0"/>
     <w:pPr>
       <w:keepNext/>
       <w:keepLines/>
@@ -5872,21 +5798,19 @@
       <w:outlineLvl w:val="8"/>
     </w:pPr>
     <w:rPr>
-      <w:rFonts w:ascii="Arial" w:hAnsi="Arial" w:eastAsia="黑体"/>
+      <w:rFonts w:ascii="Arial" w:eastAsia="黑体" w:hAnsi="Arial"/>
       <w:sz w:val="21"/>
     </w:rPr>
   </w:style>
-  <w:style w:type="character" w:default="1" w:styleId="22">
+  <w:style w:type="character" w:default="1" w:styleId="DefaultParagraphFont">
     <w:name w:val="Default Paragraph Font"/>
     <w:semiHidden/>
     <w:qFormat/>
-    <w:uiPriority w:val="0"/>
   </w:style>
-  <w:style w:type="table" w:default="1" w:styleId="20">
+  <w:style w:type="table" w:default="1" w:styleId="TableNormal">
     <w:name w:val="Normal Table"/>
     <w:semiHidden/>
     <w:qFormat/>
-    <w:uiPriority w:val="0"/>
     <w:tblPr>
       <w:tblCellMar>
         <w:top w:w="0" w:type="dxa"/>
@@ -5896,43 +5820,39 @@
       </w:tblCellMar>
     </w:tblPr>
   </w:style>
-  <w:style w:type="paragraph" w:styleId="11">
+  <w:style w:type="paragraph" w:styleId="CommentText">
     <w:name w:val="annotation text"/>
-    <w:basedOn w:val="1"/>
+    <w:basedOn w:val="Normal"/>
     <w:qFormat/>
-    <w:uiPriority w:val="0"/>
     <w:pPr>
       <w:jc w:val="left"/>
     </w:pPr>
   </w:style>
-  <w:style w:type="paragraph" w:styleId="12">
+  <w:style w:type="paragraph" w:styleId="BodyText">
     <w:name w:val="Body Text"/>
-    <w:basedOn w:val="1"/>
+    <w:basedOn w:val="Normal"/>
     <w:semiHidden/>
     <w:qFormat/>
-    <w:uiPriority w:val="0"/>
     <w:rPr>
-      <w:rFonts w:ascii="Arial" w:hAnsi="Arial" w:eastAsia="Arial" w:cs="Arial"/>
+      <w:rFonts w:ascii="Arial" w:eastAsia="Arial" w:hAnsi="Arial" w:cs="Arial"/>
       <w:sz w:val="21"/>
       <w:szCs w:val="21"/>
       <w:lang w:val="en-US" w:eastAsia="en-US" w:bidi="ar-SA"/>
     </w:rPr>
   </w:style>
-  <w:style w:type="paragraph" w:styleId="13">
+  <w:style w:type="paragraph" w:styleId="TOC3">
     <w:name w:val="toc 3"/>
-    <w:basedOn w:val="1"/>
-    <w:next w:val="1"/>
+    <w:basedOn w:val="Normal"/>
+    <w:next w:val="Normal"/>
     <w:qFormat/>
-    <w:uiPriority w:val="0"/>
     <w:pPr>
       <w:ind w:left="840" w:leftChars="400"/>
     </w:pPr>
   </w:style>
-  <w:style w:type="paragraph" w:styleId="14">
+  <w:style w:type="paragraph" w:styleId="Footer">
     <w:name w:val="footer"/>
-    <w:basedOn w:val="1"/>
+    <w:basedOn w:val="Normal"/>
     <w:qFormat/>
-    <w:uiPriority w:val="0"/>
     <w:pPr>
       <w:tabs>
         <w:tab w:val="center" w:pos="4153"/>
@@ -5945,17 +5865,16 @@
       <w:sz w:val="18"/>
     </w:rPr>
   </w:style>
-  <w:style w:type="paragraph" w:styleId="15">
+  <w:style w:type="paragraph" w:styleId="Header">
     <w:name w:val="header"/>
-    <w:basedOn w:val="1"/>
+    <w:basedOn w:val="Normal"/>
     <w:qFormat/>
-    <w:uiPriority w:val="0"/>
     <w:pPr>
       <w:pBdr>
-        <w:top w:val="none" w:color="auto" w:sz="0" w:space="0"/>
-        <w:left w:val="none" w:color="auto" w:sz="0" w:space="0"/>
-        <w:bottom w:val="none" w:color="auto" w:sz="0" w:space="0"/>
-        <w:right w:val="none" w:color="auto" w:sz="0" w:space="0"/>
+        <w:top w:val="nil"/>
+        <w:left w:val="nil"/>
+        <w:bottom w:val="nil"/>
+        <w:right w:val="nil"/>
       </w:pBdr>
       <w:tabs>
         <w:tab w:val="center" w:pos="4153"/>
@@ -5970,41 +5889,37 @@
       <w:sz w:val="18"/>
     </w:rPr>
   </w:style>
-  <w:style w:type="paragraph" w:styleId="16">
+  <w:style w:type="paragraph" w:styleId="TOC1">
     <w:name w:val="toc 1"/>
-    <w:basedOn w:val="1"/>
-    <w:next w:val="1"/>
+    <w:basedOn w:val="Normal"/>
+    <w:next w:val="Normal"/>
     <w:qFormat/>
-    <w:uiPriority w:val="0"/>
     <w:rPr>
-      <w:rFonts w:ascii="Arial" w:hAnsi="Arial" w:eastAsia="Microsoft JhengHei"/>
+      <w:rFonts w:ascii="Arial" w:eastAsia="Microsoft JhengHei" w:hAnsi="Arial"/>
       <w:sz w:val="24"/>
     </w:rPr>
   </w:style>
-  <w:style w:type="paragraph" w:styleId="17">
+  <w:style w:type="paragraph" w:styleId="TOC2">
     <w:name w:val="toc 2"/>
-    <w:basedOn w:val="1"/>
-    <w:next w:val="1"/>
+    <w:basedOn w:val="Normal"/>
+    <w:next w:val="Normal"/>
     <w:qFormat/>
-    <w:uiPriority w:val="0"/>
     <w:pPr>
       <w:ind w:left="420" w:leftChars="200"/>
     </w:pPr>
   </w:style>
-  <w:style w:type="paragraph" w:styleId="18">
+  <w:style w:type="paragraph" w:styleId="NormalWeb">
     <w:name w:val="Normal (Web)"/>
-    <w:basedOn w:val="1"/>
+    <w:basedOn w:val="Normal"/>
     <w:qFormat/>
-    <w:uiPriority w:val="0"/>
     <w:rPr>
       <w:sz w:val="24"/>
     </w:rPr>
   </w:style>
-  <w:style w:type="paragraph" w:styleId="19">
+  <w:style w:type="paragraph" w:styleId="Title">
     <w:name w:val="Title"/>
-    <w:basedOn w:val="1"/>
+    <w:basedOn w:val="Normal"/>
     <w:qFormat/>
-    <w:uiPriority w:val="0"/>
     <w:pPr>
       <w:spacing w:before="240" w:beforeLines="0" w:beforeAutospacing="0" w:after="60" w:afterLines="0" w:afterAutospacing="0"/>
       <w:jc w:val="center"/>
@@ -6016,73 +5931,68 @@
       <w:sz w:val="32"/>
     </w:rPr>
   </w:style>
-  <w:style w:type="table" w:styleId="21">
+  <w:style w:type="table" w:styleId="TableGrid">
     <w:name w:val="Table Grid"/>
-    <w:basedOn w:val="20"/>
+    <w:basedOn w:val="TableNormal"/>
     <w:qFormat/>
-    <w:uiPriority w:val="0"/>
     <w:pPr>
       <w:widowControl w:val="0"/>
       <w:jc w:val="both"/>
     </w:pPr>
     <w:tblPr>
       <w:tblBorders>
-        <w:top w:val="single" w:color="auto" w:sz="4" w:space="0"/>
-        <w:left w:val="single" w:color="auto" w:sz="4" w:space="0"/>
-        <w:bottom w:val="single" w:color="auto" w:sz="4" w:space="0"/>
-        <w:right w:val="single" w:color="auto" w:sz="4" w:space="0"/>
-        <w:insideH w:val="single" w:color="auto" w:sz="4" w:space="0"/>
-        <w:insideV w:val="single" w:color="auto" w:sz="4" w:space="0"/>
+        <w:top w:val="single" w:sz="4" w:space="0" w:color="auto"/>
+        <w:left w:val="single" w:sz="4" w:space="0" w:color="auto"/>
+        <w:bottom w:val="single" w:sz="4" w:space="0" w:color="auto"/>
+        <w:right w:val="single" w:sz="4" w:space="0" w:color="auto"/>
+        <w:insideH w:val="single" w:sz="4" w:space="0" w:color="auto"/>
+        <w:insideV w:val="single" w:sz="4" w:space="0" w:color="auto"/>
       </w:tblBorders>
     </w:tblPr>
   </w:style>
-  <w:style w:type="character" w:styleId="23">
+  <w:style w:type="character" w:styleId="Strong">
     <w:name w:val="Strong"/>
-    <w:basedOn w:val="22"/>
+    <w:basedOn w:val="DefaultParagraphFont"/>
     <w:qFormat/>
-    <w:uiPriority w:val="0"/>
     <w:rPr>
       <w:b/>
     </w:rPr>
   </w:style>
-  <w:style w:type="paragraph" w:customStyle="1" w:styleId="24">
+  <w:style w:type="paragraph" w:customStyle="1" w:styleId="a">
     <w:name w:val="柴_公司名"/>
-    <w:basedOn w:val="19"/>
+    <w:basedOn w:val="Title"/>
     <w:qFormat/>
-    <w:uiPriority w:val="0"/>
     <w:pPr>
       <w:spacing w:after="600" w:afterLines="600"/>
     </w:pPr>
     <w:rPr>
-      <w:rFonts w:hint="eastAsia" w:ascii="宋体" w:hAnsi="宋体" w:eastAsia="宋体" w:cs="宋体"/>
+      <w:rFonts w:ascii="宋体" w:eastAsia="宋体" w:hAnsi="宋体" w:cs="宋体" w:hint="eastAsia"/>
       <w:bCs/>
       <w:spacing w:val="-6"/>
       <w:sz w:val="52"/>
       <w:szCs w:val="52"/>
     </w:rPr>
   </w:style>
-  <w:style w:type="paragraph" w:customStyle="1" w:styleId="25">
+  <w:style w:type="paragraph" w:customStyle="1" w:styleId="a0">
     <w:name w:val="柴_文档名"/>
-    <w:basedOn w:val="19"/>
+    <w:basedOn w:val="Title"/>
     <w:qFormat/>
-    <w:uiPriority w:val="0"/>
     <w:pPr>
       <w:spacing w:after="900" w:afterLines="900"/>
     </w:pPr>
     <w:rPr>
-      <w:rFonts w:ascii="黑体" w:hAnsi="黑体" w:eastAsia="黑体" w:cs="黑体"/>
+      <w:rFonts w:ascii="黑体" w:eastAsia="黑体" w:hAnsi="黑体" w:cs="黑体"/>
       <w:bCs/>
       <w:spacing w:val="-7"/>
       <w:sz w:val="52"/>
       <w:szCs w:val="52"/>
     </w:rPr>
   </w:style>
-  <w:style w:type="table" w:customStyle="1" w:styleId="26">
+  <w:style w:type="table" w:customStyle="1" w:styleId="TableNormal0">
     <w:name w:val="Table Normal_0"/>
     <w:semiHidden/>
     <w:unhideWhenUsed/>
     <w:qFormat/>
-    <w:uiPriority w:val="0"/>
     <w:tblPr>
       <w:tblCellMar>
         <w:top w:w="0" w:type="dxa"/>
@@ -6092,87 +6002,81 @@
       </w:tblCellMar>
     </w:tblPr>
   </w:style>
-  <w:style w:type="paragraph" w:customStyle="1" w:styleId="27">
+  <w:style w:type="paragraph" w:customStyle="1" w:styleId="TableText">
     <w:name w:val="Table Text"/>
-    <w:basedOn w:val="1"/>
+    <w:basedOn w:val="Normal"/>
     <w:semiHidden/>
     <w:qFormat/>
-    <w:uiPriority w:val="0"/>
     <w:rPr>
-      <w:rFonts w:ascii="宋体" w:hAnsi="宋体" w:eastAsia="宋体" w:cs="宋体"/>
+      <w:rFonts w:ascii="宋体" w:eastAsia="宋体" w:hAnsi="宋体" w:cs="宋体"/>
       <w:sz w:val="21"/>
       <w:szCs w:val="21"/>
       <w:lang w:val="en-US" w:eastAsia="en-US" w:bidi="ar-SA"/>
     </w:rPr>
   </w:style>
-  <w:style w:type="paragraph" w:customStyle="1" w:styleId="28">
+  <w:style w:type="paragraph" w:customStyle="1" w:styleId="1">
     <w:name w:val="柴_标题1"/>
-    <w:basedOn w:val="2"/>
-    <w:next w:val="29"/>
-    <w:link w:val="38"/>
+    <w:basedOn w:val="Heading1"/>
+    <w:next w:val="a1"/>
+    <w:link w:val="1Char"/>
     <w:qFormat/>
-    <w:uiPriority w:val="0"/>
     <w:pPr>
       <w:spacing w:before="100" w:after="90" w:line="360" w:lineRule="auto"/>
     </w:pPr>
     <w:rPr>
-      <w:rFonts w:ascii="Arial" w:hAnsi="Arial" w:eastAsia="宋体"/>
+      <w:rFonts w:ascii="Arial" w:eastAsia="宋体" w:hAnsi="Arial"/>
       <w:sz w:val="32"/>
     </w:rPr>
   </w:style>
-  <w:style w:type="paragraph" w:customStyle="1" w:styleId="29">
+  <w:style w:type="paragraph" w:customStyle="1" w:styleId="a1">
     <w:name w:val="柴_正文"/>
-    <w:basedOn w:val="12"/>
-    <w:link w:val="42"/>
+    <w:basedOn w:val="BodyText"/>
+    <w:link w:val="Char"/>
     <w:qFormat/>
-    <w:uiPriority w:val="0"/>
     <w:pPr>
       <w:spacing w:line="360" w:lineRule="auto"/>
       <w:ind w:firstLine="470" w:firstLineChars="200"/>
     </w:pPr>
     <w:rPr>
-      <w:rFonts w:ascii="Arial" w:hAnsi="Arial" w:eastAsia="宋体"/>
+      <w:rFonts w:ascii="Arial" w:eastAsia="宋体" w:hAnsi="Arial"/>
       <w:sz w:val="24"/>
       <w:lang w:eastAsia="zh-CN"/>
     </w:rPr>
   </w:style>
-  <w:style w:type="paragraph" w:customStyle="1" w:styleId="30">
+  <w:style w:type="paragraph" w:customStyle="1" w:styleId="2">
     <w:name w:val="柴_标题2"/>
-    <w:basedOn w:val="3"/>
-    <w:next w:val="29"/>
+    <w:basedOn w:val="Heading2"/>
+    <w:next w:val="a1"/>
     <w:qFormat/>
-    <w:uiPriority w:val="0"/>
     <w:pPr>
       <w:spacing w:line="360" w:lineRule="auto"/>
     </w:pPr>
     <w:rPr>
-      <w:rFonts w:ascii="Arial" w:hAnsi="Arial" w:eastAsia="宋体"/>
+      <w:rFonts w:ascii="Arial" w:eastAsia="宋体" w:hAnsi="Arial"/>
       <w:sz w:val="28"/>
     </w:rPr>
   </w:style>
-  <w:style w:type="paragraph" w:customStyle="1" w:styleId="31">
+  <w:style w:type="paragraph" w:customStyle="1" w:styleId="3">
     <w:name w:val="柴_标题3"/>
-    <w:basedOn w:val="4"/>
-    <w:next w:val="29"/>
+    <w:basedOn w:val="Heading3"/>
+    <w:next w:val="a1"/>
     <w:qFormat/>
-    <w:uiPriority w:val="0"/>
     <w:pPr>
       <w:spacing w:line="360" w:lineRule="auto"/>
       <w:ind w:left="0" w:firstLine="472" w:firstLineChars="200"/>
     </w:pPr>
     <w:rPr>
-      <w:rFonts w:ascii="宋体" w:hAnsi="宋体" w:eastAsia="宋体" w:cs="宋体"/>
+      <w:rFonts w:ascii="宋体" w:eastAsia="宋体" w:hAnsi="宋体" w:cs="宋体"/>
       <w:spacing w:val="-2"/>
       <w:sz w:val="24"/>
       <w:szCs w:val="24"/>
     </w:rPr>
   </w:style>
-  <w:style w:type="paragraph" w:customStyle="1" w:styleId="32">
+  <w:style w:type="paragraph" w:customStyle="1" w:styleId="a2">
     <w:name w:val="柴_目录"/>
-    <w:basedOn w:val="1"/>
-    <w:next w:val="12"/>
+    <w:basedOn w:val="Normal"/>
+    <w:next w:val="BodyText"/>
     <w:qFormat/>
-    <w:uiPriority w:val="0"/>
     <w:pPr>
       <w:tabs>
         <w:tab w:val="right" w:leader="dot" w:pos="8442"/>
@@ -6180,64 +6084,59 @@
       <w:ind w:left="0" w:leftChars="0"/>
     </w:pPr>
     <w:rPr>
-      <w:rFonts w:ascii="Arial" w:hAnsi="Arial" w:eastAsia="Microsoft JhengHei"/>
+      <w:rFonts w:ascii="Arial" w:eastAsia="Microsoft JhengHei" w:hAnsi="Arial"/>
       <w:sz w:val="24"/>
     </w:rPr>
   </w:style>
-  <w:style w:type="paragraph" w:customStyle="1" w:styleId="33">
+  <w:style w:type="paragraph" w:customStyle="1" w:styleId="WPSOffice1">
     <w:name w:val="WPSOffice手动目录 1"/>
     <w:qFormat/>
-    <w:uiPriority w:val="0"/>
     <w:pPr>
       <w:ind w:leftChars="0"/>
     </w:pPr>
     <w:rPr>
-      <w:rFonts w:ascii="Times New Roman" w:hAnsi="Times New Roman" w:eastAsia="宋体" w:cs="Times New Roman"/>
+      <w:rFonts w:ascii="Times New Roman" w:eastAsia="宋体" w:hAnsi="Times New Roman" w:cs="Times New Roman"/>
       <w:sz w:val="20"/>
       <w:szCs w:val="20"/>
     </w:rPr>
   </w:style>
-  <w:style w:type="paragraph" w:customStyle="1" w:styleId="34">
+  <w:style w:type="paragraph" w:customStyle="1" w:styleId="WPSOffice2">
     <w:name w:val="WPSOffice手动目录 2"/>
     <w:qFormat/>
-    <w:uiPriority w:val="0"/>
     <w:pPr>
       <w:ind w:leftChars="200"/>
     </w:pPr>
     <w:rPr>
-      <w:rFonts w:ascii="Times New Roman" w:hAnsi="Times New Roman" w:eastAsia="宋体" w:cs="Times New Roman"/>
+      <w:rFonts w:ascii="Times New Roman" w:eastAsia="宋体" w:hAnsi="Times New Roman" w:cs="Times New Roman"/>
       <w:sz w:val="20"/>
       <w:szCs w:val="20"/>
     </w:rPr>
   </w:style>
-  <w:style w:type="paragraph" w:customStyle="1" w:styleId="35">
+  <w:style w:type="paragraph" w:customStyle="1" w:styleId="WPSOffice3">
     <w:name w:val="WPSOffice手动目录 3"/>
     <w:qFormat/>
-    <w:uiPriority w:val="0"/>
     <w:pPr>
       <w:ind w:leftChars="400"/>
     </w:pPr>
     <w:rPr>
-      <w:rFonts w:ascii="Times New Roman" w:hAnsi="Times New Roman" w:eastAsia="宋体" w:cs="Times New Roman"/>
+      <w:rFonts w:ascii="Times New Roman" w:eastAsia="宋体" w:hAnsi="Times New Roman" w:cs="Times New Roman"/>
       <w:sz w:val="20"/>
       <w:szCs w:val="20"/>
     </w:rPr>
   </w:style>
-  <w:style w:type="paragraph" w:customStyle="1" w:styleId="36">
+  <w:style w:type="paragraph" w:customStyle="1" w:styleId="Compact">
     <w:name w:val="Compact"/>
-    <w:basedOn w:val="12"/>
+    <w:basedOn w:val="BodyText"/>
     <w:qFormat/>
-    <w:uiPriority w:val="0"/>
     <w:pPr>
       <w:spacing w:before="36" w:after="36"/>
     </w:pPr>
   </w:style>
-  <w:style w:type="table" w:customStyle="1" w:styleId="37">
+  <w:style w:type="table" w:customStyle="1" w:styleId="Table">
     <w:name w:val="Table"/>
     <w:semiHidden/>
     <w:unhideWhenUsed/>
     <w:qFormat/>
-    <w:uiPriority w:val="0"/>
     <w:tblPr>
       <w:tblCellMar>
         <w:top w:w="0" w:type="dxa"/>
@@ -6249,28 +6148,26 @@
     <w:tblStylePr w:type="firstRow">
       <w:tcPr>
         <w:tcBorders>
-          <w:bottom w:val="single" w:color="auto" w:sz="0" w:space="0"/>
+          <w:bottom w:val="single" w:sz="0" w:space="0" w:color="auto"/>
         </w:tcBorders>
         <w:vAlign w:val="bottom"/>
       </w:tcPr>
     </w:tblStylePr>
   </w:style>
-  <w:style w:type="character" w:customStyle="1" w:styleId="38">
+  <w:style w:type="character" w:customStyle="1" w:styleId="1Char">
     <w:name w:val="柴_标题1 Char"/>
-    <w:link w:val="28"/>
+    <w:link w:val="1"/>
     <w:qFormat/>
-    <w:uiPriority w:val="0"/>
     <w:rPr>
-      <w:rFonts w:ascii="Arial" w:hAnsi="Arial" w:eastAsia="宋体"/>
+      <w:rFonts w:ascii="Arial" w:eastAsia="宋体" w:hAnsi="Arial"/>
       <w:sz w:val="32"/>
     </w:rPr>
   </w:style>
-  <w:style w:type="table" w:customStyle="1" w:styleId="39">
+  <w:style w:type="table" w:customStyle="1" w:styleId="TableNormal1">
     <w:name w:val="Table Normal_1"/>
     <w:semiHidden/>
     <w:unhideWhenUsed/>
     <w:qFormat/>
-    <w:uiPriority w:val="0"/>
     <w:tblPr>
       <w:tblCellMar>
         <w:top w:w="0" w:type="dxa"/>
@@ -6280,11 +6177,10 @@
       </w:tblCellMar>
     </w:tblPr>
   </w:style>
-  <w:style w:type="paragraph" w:customStyle="1" w:styleId="40">
+  <w:style w:type="paragraph" w:customStyle="1" w:styleId="a3">
     <w:name w:val="柴_正文_无缩进"/>
-    <w:basedOn w:val="1"/>
+    <w:basedOn w:val="Normal"/>
     <w:qFormat/>
-    <w:uiPriority w:val="0"/>
     <w:pPr>
       <w:ind w:firstLine="0" w:firstLineChars="0"/>
     </w:pPr>
@@ -6294,31 +6190,29 @@
       <w:lang w:eastAsia="zh-CN"/>
     </w:rPr>
   </w:style>
-  <w:style w:type="paragraph" w:customStyle="1" w:styleId="41">
+  <w:style w:type="paragraph" w:customStyle="1" w:styleId="4">
     <w:name w:val="柴_标题4"/>
-    <w:basedOn w:val="5"/>
-    <w:next w:val="1"/>
+    <w:basedOn w:val="Heading4"/>
+    <w:next w:val="Normal"/>
     <w:qFormat/>
-    <w:uiPriority w:val="0"/>
     <w:pPr>
       <w:widowControl w:val="0"/>
       <w:spacing w:before="160" w:line="360" w:lineRule="auto"/>
-      <w:ind w:left="981" w:leftChars="300" w:hanging="862"/>
+      <w:ind w:left="981" w:hanging="862" w:leftChars="300"/>
     </w:pPr>
     <w:rPr>
-      <w:rFonts w:hint="eastAsia" w:ascii="Calibri" w:hAnsi="Calibri" w:eastAsia="宋体" w:cs="宋体"/>
+      <w:rFonts w:ascii="Calibri" w:eastAsia="宋体" w:hAnsi="Calibri" w:cs="宋体" w:hint="eastAsia"/>
       <w:sz w:val="24"/>
       <w:szCs w:val="24"/>
       <w:lang w:eastAsia="zh-CN" w:bidi="zh-CN"/>
     </w:rPr>
   </w:style>
-  <w:style w:type="character" w:customStyle="1" w:styleId="42">
+  <w:style w:type="character" w:customStyle="1" w:styleId="Char">
     <w:name w:val="柴_正文 Char"/>
-    <w:link w:val="29"/>
+    <w:link w:val="a1"/>
     <w:qFormat/>
-    <w:uiPriority w:val="0"/>
     <w:rPr>
-      <w:rFonts w:ascii="Arial" w:hAnsi="Arial" w:eastAsia="宋体"/>
+      <w:rFonts w:ascii="Arial" w:eastAsia="宋体" w:hAnsi="Arial"/>
       <w:sz w:val="24"/>
       <w:lang w:eastAsia="zh-CN"/>
     </w:rPr>
